--- a/entregas/projeto-escrito.docx
+++ b/entregas/projeto-escrito.docx
@@ -961,7 +961,7 @@
                 <w:i w:val="0"/>
                 <w:color w:val="444444"/>
               </w:rPr>
-              <w:t>Itens arrecadados. Em conformidade com as restrições de segurança das unidades prisionais, serão aceitos exclusivamente: (1) escova dental simples; (2) creme dental em tubo de até 100 g; (3) aparelho de barbear descartável de duas lâminas; (4) sabão em pó em pacote de até 500 g; e (5) detergente em embalagem transparente de até 500 ml. Itens fora dessas especificações serão separados e destinados a outras instituições de caridade do município.</w:t>
+              <w:t>Itens arrecadados. Em conformidade com as restrições de segurança das unidades prisionais, serão aceitos exclusivamente: (1) escova dental simples; (2) creme dental de até 100 g; (3) aparelho de barbear descartável de duas lâminas; (4) sabão em pó em pacote de até 500 g; e (5) detergente em embalagem transparente de até 500 ml. Itens fora dessas especificações serão separados e destinados a outras instituições de caridade do município.</w:t>
             </w:r>
           </w:p>
           <w:p>

--- a/entregas/projeto-escrito.docx
+++ b/entregas/projeto-escrito.docx
@@ -616,7 +616,7 @@
                 <w:i w:val="0"/>
                 <w:color w:val="444444"/>
               </w:rPr>
-              <w:t>51 h</w:t>
+              <w:t>[PENDENTE: carga horária total definida pela coordenação]</w:t>
             </w:r>
           </w:p>
         </w:tc>
@@ -989,7 +989,7 @@
                 <w:i w:val="0"/>
                 <w:color w:val="444444"/>
               </w:rPr>
-              <w:t>Rifa solidária. Como forma complementar de arrecadação, será realizada uma rifa com bilhetes numerados de 0001 a 2400, ao valor de R$ 5,00 cada. Cada acadêmico receberá um bloco de 30 bilhetes numerados em sequência, vendidos em sua rede de contatos, o que distribui a responsabilidade de forma igualitária e dispensa a organização de eventos. Regras: cada venda é registrada no canhoto (nome, telefone e confirmação de pagamento); os valores e os canhotos são entregues à comissão financeira em acertos periódicos, e os bilhetes não vendidos são devolvidos antes do sorteio; o prêmio será [PENDENTE: prêmio]; o sorteio será público e registrado em vídeo, em [PENDENTE: data e local do sorteio], pelo método [PENDENTE: método do sorteio]. Os valores arrecadados serão destinados exclusivamente à compra dos itens listados, com comprovação por nota fiscal e prestação de contas à professora responsável e à turma. A realização da rifa está condicionada à autorização da instituição, observadas as normas institucionais e a legislação aplicável; o regulamento completo consta do Anexo 1.</w:t>
+              <w:t>Rifa solidária. Como forma complementar de arrecadação, será realizada uma rifa com bilhetes numerados de 0001 a 2400, ao valor de R$ 5,00 cada. Cada acadêmico receberá um bloco de 30 bilhetes numerados em sequência, vendidos em sua rede de contatos, o que distribui a responsabilidade de forma igualitária e dispensa a organização de eventos. Regras: cada venda é registrada no canhoto (nome, telefone e confirmação de pagamento); os valores e os canhotos são entregues à comissão financeira em acertos periódicos, e os bilhetes não vendidos são devolvidos antes do sorteio; o prêmio será um tablet ([PENDENTE: modelo]); o sorteio será público e registrado em vídeo, em [PENDENTE: data e local do sorteio], pelo método [PENDENTE: método do sorteio]. Os valores arrecadados, deduzido o custo de aquisição do prêmio, serão destinados exclusivamente à compra dos itens listados, com comprovação por nota fiscal e prestação de contas à professora responsável e à turma. A realização da rifa está condicionada à autorização da instituição, observadas as normas institucionais e a legislação aplicável; o regulamento completo consta do Anexo 1.</w:t>
             </w:r>
           </w:p>
           <w:p>
@@ -1250,7 +1250,6 @@
                 <w:i w:val="0"/>
                 <w:color w:val="444444"/>
               </w:rPr>
-              <w:t>2.00</w:t>
             </w:r>
           </w:p>
         </w:tc>
@@ -1388,7 +1387,6 @@
                 <w:i w:val="0"/>
                 <w:color w:val="444444"/>
               </w:rPr>
-              <w:t>2.00</w:t>
             </w:r>
           </w:p>
         </w:tc>
@@ -1526,7 +1524,6 @@
                 <w:i w:val="0"/>
                 <w:color w:val="444444"/>
               </w:rPr>
-              <w:t>2.00</w:t>
             </w:r>
           </w:p>
         </w:tc>
@@ -1664,7 +1661,6 @@
                 <w:i w:val="0"/>
                 <w:color w:val="444444"/>
               </w:rPr>
-              <w:t>3.00</w:t>
             </w:r>
           </w:p>
         </w:tc>
@@ -1802,7 +1798,6 @@
                 <w:i w:val="0"/>
                 <w:color w:val="444444"/>
               </w:rPr>
-              <w:t>4.00</w:t>
             </w:r>
           </w:p>
         </w:tc>
@@ -1940,7 +1935,6 @@
                 <w:i w:val="0"/>
                 <w:color w:val="444444"/>
               </w:rPr>
-              <w:t>4.00</w:t>
             </w:r>
           </w:p>
         </w:tc>
@@ -2078,7 +2072,6 @@
                 <w:i w:val="0"/>
                 <w:color w:val="444444"/>
               </w:rPr>
-              <w:t>4.00</w:t>
             </w:r>
           </w:p>
         </w:tc>
@@ -2216,7 +2209,6 @@
                 <w:i w:val="0"/>
                 <w:color w:val="444444"/>
               </w:rPr>
-              <w:t>4.00</w:t>
             </w:r>
           </w:p>
         </w:tc>
@@ -2354,7 +2346,6 @@
                 <w:i w:val="0"/>
                 <w:color w:val="444444"/>
               </w:rPr>
-              <w:t>4.00</w:t>
             </w:r>
           </w:p>
         </w:tc>
@@ -2492,7 +2483,6 @@
                 <w:i w:val="0"/>
                 <w:color w:val="444444"/>
               </w:rPr>
-              <w:t>4.00</w:t>
             </w:r>
           </w:p>
         </w:tc>
@@ -2630,7 +2620,6 @@
                 <w:i w:val="0"/>
                 <w:color w:val="444444"/>
               </w:rPr>
-              <w:t>2.00</w:t>
             </w:r>
           </w:p>
         </w:tc>
@@ -2768,7 +2757,6 @@
                 <w:i w:val="0"/>
                 <w:color w:val="444444"/>
               </w:rPr>
-              <w:t>3.00</w:t>
             </w:r>
           </w:p>
         </w:tc>
@@ -2906,7 +2894,6 @@
                 <w:i w:val="0"/>
                 <w:color w:val="444444"/>
               </w:rPr>
-              <w:t>2.00</w:t>
             </w:r>
           </w:p>
         </w:tc>
@@ -3044,7 +3031,6 @@
                 <w:i w:val="0"/>
                 <w:color w:val="444444"/>
               </w:rPr>
-              <w:t>8.00</w:t>
             </w:r>
           </w:p>
         </w:tc>
@@ -3182,7 +3168,6 @@
                 <w:i w:val="0"/>
                 <w:color w:val="444444"/>
               </w:rPr>
-              <w:t>3.00</w:t>
             </w:r>
           </w:p>
         </w:tc>

--- a/entregas/projeto-escrito.docx
+++ b/entregas/projeto-escrito.docx
@@ -947,6 +947,20 @@
                 <w:i w:val="0"/>
                 <w:color w:val="444444"/>
               </w:rPr>
+              <w:t>Os encontros ocorrem semanalmente, às segundas-feiras, às 18h15, com acompanhamento da professora responsável e registro de frequência, totalizando 15 encontros: o 1º e o 2º destinam-se à construção do projeto; do 3º ao 13º, ao desenvolvimento das atividades conforme os encaminhamentos da turma; o 14º, às visitas técnicas; e o 15º, à discussão dos resultados e à elaboração do relatório final. O conteúdo de cada encontro está detalhado no cronograma.</w:t>
+            </w:r>
+          </w:p>
+          <w:p>
+            <w:pPr>
+              <w:spacing w:before="80"/>
+              <w:jc w:val="both"/>
+            </w:pPr>
+            <w:r>
+              <w:rPr>
+                <w:b w:val="0"/>
+                <w:i w:val="0"/>
+                <w:color w:val="444444"/>
+              </w:rPr>
               <w:t>A metodologia fundamenta-se na Aprendizagem Baseada em Projetos (PjBL), organizada em seis etapas integradas: (1) imersão e identificação do problema, com estudo da realidade prisional de Maringá; (2) seleção e delimitação do problema prioritário — a insuficiência de itens de higiene e o "efeito rebote"; (3) análise do problema e levantamento das necessidades de aprendizagem; (4) estudo e investigação, com aprofundamento teórico e normativo; (5) planejamento e execução da intervenção — campanha de conscientização, arrecadação, rifa solidária e visitas técnicas com entrega dos itens; e (6) sistematização dos resultados, reflexão e elaboração do relatório final. Os estudantes organizam-se em quatro equipes — Apresentação e Visitas, Criação e Audiovisual, Pesquisa e Escrita, e Logística e Arrecadação —, e todo o conteúdo produzido é encaminhado à professora responsável para análise e aprovação antes da execução ou publicação.</w:t>
             </w:r>
           </w:p>
@@ -989,7 +1003,21 @@
                 <w:i w:val="0"/>
                 <w:color w:val="444444"/>
               </w:rPr>
-              <w:t>Rifa solidária. Como forma complementar de arrecadação, será realizada uma rifa com bilhetes numerados de 0001 a 2400, ao valor de R$ 5,00 cada. Cada acadêmico receberá um bloco de 30 bilhetes numerados em sequência, vendidos em sua rede de contatos, o que distribui a responsabilidade de forma igualitária e dispensa a organização de eventos. Regras: cada venda é registrada no canhoto (nome, telefone e confirmação de pagamento); os valores e os canhotos são entregues à comissão financeira em acertos periódicos, e os bilhetes não vendidos são devolvidos antes do sorteio; o prêmio será um tablet ([PENDENTE: modelo]); o sorteio será público e registrado em vídeo, em [PENDENTE: data e local do sorteio], pelo método [PENDENTE: método do sorteio]. Os valores arrecadados, deduzido o custo de aquisição do prêmio, serão destinados exclusivamente à compra dos itens listados, com comprovação por nota fiscal e prestação de contas à professora responsável e à turma. A realização da rifa está condicionada à autorização da instituição, observadas as normas institucionais e a legislação aplicável; o regulamento completo consta do Anexo 1.</w:t>
+              <w:t>Ações junto à sociedade. Para que o projeto alcance a comunidade externa e não apenas o ambiente acadêmico, serão estabelecidas parcerias com instituições da comunidade de Maringá, como igrejas, delegacias e estabelecimentos comerciais, para a instalação de pontos de coleta externos e a exposição de material informativo sobre o "efeito rebote" e os direitos da pessoa presa. As instituições parceiras serão: [PENDENTE: instituições parceiras confirmadas]. Cada parceria será formalizada mediante autorização do responsável pelo local, e os pontos externos seguirão as mesmas regras de identificação, recolhimento, triagem e registro dos pontos do campus. Nessas ações, os acadêmicos atuarão como multiplicadores, explicando o projeto ao público e levando a discussão sobre a realidade prisional para fora da universidade.</w:t>
+            </w:r>
+          </w:p>
+          <w:p>
+            <w:pPr>
+              <w:spacing w:before="80"/>
+              <w:jc w:val="both"/>
+            </w:pPr>
+            <w:r>
+              <w:rPr>
+                <w:b w:val="0"/>
+                <w:i w:val="0"/>
+                <w:color w:val="444444"/>
+              </w:rPr>
+              <w:t>Rifa solidária. Como forma complementar de arrecadação, será realizada uma rifa com bilhetes numerados de 0001 a 2400, ao valor de R$ 5,00 cada. Cada acadêmico receberá um bloco de 30 bilhetes numerados em sequência, vendidos em sua rede de contatos, o que distribui a responsabilidade de forma igualitária e dispensa a organização de eventos. Para que a rifa também cumpra função de conscientização, cada bilhete trará o perfil do projeto no Instagram ([PENDENTE: @ do Instagram do projeto]) e um QR Code de acesso a ele, de modo que o comprador, ao guardar o bilhete, tenha acesso ao conteúdo informativo do projeto. Regras: cada venda é registrada no canhoto (nome, telefone e confirmação de pagamento); os valores e os canhotos são entregues à comissão financeira em acertos periódicos, e os bilhetes não vendidos são devolvidos antes do sorteio; o prêmio será um tablet ([PENDENTE: modelo]); o sorteio será público e registrado em vídeo, em [PENDENTE: data e local do sorteio], pelo método [PENDENTE: método do sorteio]. Os valores arrecadados, deduzido o custo de aquisição do prêmio, serão destinados exclusivamente à compra dos itens listados, com comprovação por nota fiscal e prestação de contas à professora responsável e à turma. A realização da rifa está condicionada à autorização da instituição, observadas as normas institucionais e a legislação aplicável; o regulamento completo consta do Anexo 1.</w:t>
             </w:r>
           </w:p>
           <w:p>
@@ -1695,7 +1723,7 @@
                 <w:i w:val="0"/>
                 <w:color w:val="444444"/>
               </w:rPr>
-              <w:t>ENCONTRO 5 – Instalação dos Pontos de Coleta</w:t>
+              <w:t>ENCONTRO 5 – Pontos de Coleta no Campus e na Comunidade</w:t>
             </w:r>
           </w:p>
           <w:p>
@@ -1737,7 +1765,7 @@
                 <w:i w:val="0"/>
                 <w:color w:val="444444"/>
               </w:rPr>
-              <w:t>Estruturar a arrecadação direta de itens no campus.</w:t>
+              <w:t>Estruturar a arrecadação direta de itens no campus e em instituições parceiras da comunidade, ampliando a visibilidade do projeto junto à sociedade.</w:t>
             </w:r>
           </w:p>
           <w:p>
@@ -1758,7 +1786,7 @@
                 <w:i w:val="0"/>
                 <w:color w:val="444444"/>
               </w:rPr>
-              <w:t>Confecção das caixas de coleta com materiais reaproveitados e identificação visual do projeto; instalação nos locais autorizados; divulgação da lista de itens aceitos e de suas especificações.</w:t>
+              <w:t>Confecção das caixas de coleta com materiais reaproveitados e identificação visual do projeto; instalação nos locais autorizados do campus; contato e formalização das parcerias com igrejas, delegacias e comércios; entrega de material informativo aos parceiros; divulgação da lista de itens aceitos.</w:t>
             </w:r>
           </w:p>
           <w:p>
@@ -3302,6 +3330,38 @@
           </w:p>
         </w:tc>
       </w:tr>
+      <w:tr>
+        <w:tc>
+          <w:tcPr>
+            <w:tcW w:type="dxa" w:w="8504"/>
+          </w:tcPr>
+          <w:p>
+            <w:r>
+              <w:rPr>
+                <w:b w:val="0"/>
+                <w:i w:val="0"/>
+                <w:color w:val="444444"/>
+              </w:rPr>
+              <w:t>Anexo 3 - Pré-projeto aprovado (Trabalho Escrito - Projeto de Extensão Efeito Rebote)</w:t>
+            </w:r>
+          </w:p>
+        </w:tc>
+        <w:tc>
+          <w:tcPr>
+            <w:tcW w:type="dxa" w:w="1701"/>
+          </w:tcPr>
+          <w:p>
+            <w:r>
+              <w:rPr>
+                <w:b w:val="0"/>
+                <w:i w:val="0"/>
+                <w:color w:val="444444"/>
+              </w:rPr>
+              <w:t>—</w:t>
+            </w:r>
+          </w:p>
+        </w:tc>
+      </w:tr>
     </w:tbl>
     <w:p>
       <w:pPr>

--- a/entregas/projeto-escrito.docx
+++ b/entregas/projeto-escrito.docx
@@ -2,7 +2,110 @@
 <file path=word/document.xml><?xml version="1.0" encoding="utf-8"?>
 <w:document xmlns:wpc="http://schemas.microsoft.com/office/word/2010/wordprocessingCanvas" xmlns:mo="http://schemas.microsoft.com/office/mac/office/2008/main" xmlns:mc="http://schemas.openxmlformats.org/markup-compatibility/2006" xmlns:mv="urn:schemas-microsoft-com:mac:vml" xmlns:o="urn:schemas-microsoft-com:office:office" xmlns:r="http://schemas.openxmlformats.org/officeDocument/2006/relationships" xmlns:m="http://schemas.openxmlformats.org/officeDocument/2006/math" xmlns:v="urn:schemas-microsoft-com:vml" xmlns:wp14="http://schemas.microsoft.com/office/word/2010/wordprocessingDrawing" xmlns:wp="http://schemas.openxmlformats.org/drawingml/2006/wordprocessingDrawing" xmlns:w10="urn:schemas-microsoft-com:office:word" xmlns:w="http://schemas.openxmlformats.org/wordprocessingml/2006/main" xmlns:w14="http://schemas.microsoft.com/office/word/2010/wordml" xmlns:wpg="http://schemas.microsoft.com/office/word/2010/wordprocessingGroup" xmlns:wpi="http://schemas.microsoft.com/office/word/2010/wordprocessingInk" xmlns:wne="http://schemas.microsoft.com/office/word/2006/wordml" xmlns:wps="http://schemas.microsoft.com/office/word/2010/wordprocessingShape" mc:Ignorable="w14 wp14">
   <w:body>
+    <w:tbl>
+      <w:tblPr>
+        <w:tblW w:type="auto" w:w="0"/>
+        <w:tblLayout w:type="fixed"/>
+        <w:tblLook w:firstColumn="1" w:firstRow="1" w:lastColumn="0" w:lastRow="0" w:noHBand="0" w:noVBand="1" w:val="04A0"/>
+        <w:tblLayout w:type="fixed"/>
+      </w:tblPr>
+      <w:tblGrid>
+        <w:gridCol w:w="5103"/>
+        <w:gridCol w:w="5103"/>
+      </w:tblGrid>
+      <w:tr>
+        <w:tc>
+          <w:tcPr>
+            <w:tcW w:type="dxa" w:w="5102"/>
+            <w:vAlign w:val="center"/>
+          </w:tcPr>
+          <w:p>
+            <w:r>
+              <w:drawing>
+                <wp:inline xmlns:a="http://schemas.openxmlformats.org/drawingml/2006/main" xmlns:pic="http://schemas.openxmlformats.org/drawingml/2006/picture">
+                  <wp:extent cx="2117971" cy="377999"/>
+                  <wp:docPr id="1" name="Picture 1"/>
+                  <wp:cNvGraphicFramePr>
+                    <a:graphicFrameLocks noChangeAspect="1"/>
+                  </wp:cNvGraphicFramePr>
+                  <a:graphic>
+                    <a:graphicData uri="http://schemas.openxmlformats.org/drawingml/2006/picture">
+                      <pic:pic>
+                        <pic:nvPicPr>
+                          <pic:cNvPr id="0" name="logo-unicesumar.png"/>
+                          <pic:cNvPicPr/>
+                        </pic:nvPicPr>
+                        <pic:blipFill>
+                          <a:blip r:embed="rId9"/>
+                          <a:stretch>
+                            <a:fillRect/>
+                          </a:stretch>
+                        </pic:blipFill>
+                        <pic:spPr>
+                          <a:xfrm>
+                            <a:off x="0" y="0"/>
+                            <a:ext cx="2117971" cy="377999"/>
+                          </a:xfrm>
+                          <a:prstGeom prst="rect"/>
+                        </pic:spPr>
+                      </pic:pic>
+                    </a:graphicData>
+                  </a:graphic>
+                </wp:inline>
+              </w:drawing>
+            </w:r>
+          </w:p>
+        </w:tc>
+        <w:tc>
+          <w:tcPr>
+            <w:tcW w:type="dxa" w:w="5102"/>
+          </w:tcPr>
+          <w:p>
+            <w:pPr>
+              <w:jc w:val="right"/>
+            </w:pPr>
+            <w:r>
+              <w:drawing>
+                <wp:inline xmlns:a="http://schemas.openxmlformats.org/drawingml/2006/main" xmlns:pic="http://schemas.openxmlformats.org/drawingml/2006/picture">
+                  <wp:extent cx="705599" cy="705599"/>
+                  <wp:docPr id="2" name="Picture 2"/>
+                  <wp:cNvGraphicFramePr>
+                    <a:graphicFrameLocks noChangeAspect="1"/>
+                  </wp:cNvGraphicFramePr>
+                  <a:graphic>
+                    <a:graphicData uri="http://schemas.openxmlformats.org/drawingml/2006/picture">
+                      <pic:pic>
+                        <pic:nvPicPr>
+                          <pic:cNvPr id="0" name="selo-efeito-rebote.jpg"/>
+                          <pic:cNvPicPr/>
+                        </pic:nvPicPr>
+                        <pic:blipFill>
+                          <a:blip r:embed="rId10"/>
+                          <a:stretch>
+                            <a:fillRect/>
+                          </a:stretch>
+                        </pic:blipFill>
+                        <pic:spPr>
+                          <a:xfrm>
+                            <a:off x="0" y="0"/>
+                            <a:ext cx="705599" cy="705599"/>
+                          </a:xfrm>
+                          <a:prstGeom prst="rect"/>
+                        </pic:spPr>
+                      </pic:pic>
+                    </a:graphicData>
+                  </a:graphic>
+                </wp:inline>
+              </w:drawing>
+            </w:r>
+          </w:p>
+        </w:tc>
+      </w:tr>
+    </w:tbl>
     <w:p>
+      <w:pPr>
+        <w:spacing w:before="120"/>
+      </w:pPr>
       <w:r>
         <w:rPr>
           <w:b/>
@@ -913,6 +1016,247 @@
                 <w:color w:val="444444"/>
               </w:rPr>
               <w:t>Atitudes: empatia e compreensão humanizada da realidade prisional, superando estigmas; responsabilidade social e compromisso com a dignidade da pessoa humana; ética e transparência no manejo de doações e recursos; postura respeitosa e observância das normas de segurança durante as visitas técnicas.</w:t>
+            </w:r>
+          </w:p>
+        </w:tc>
+      </w:tr>
+      <w:tr>
+        <w:tc>
+          <w:tcPr>
+            <w:tcW w:type="dxa" w:w="2381"/>
+          </w:tcPr>
+          <w:p>
+            <w:r>
+              <w:rPr>
+                <w:b/>
+                <w:i w:val="0"/>
+                <w:color w:val="444444"/>
+              </w:rPr>
+              <w:t>Identidade visual e materiais</w:t>
+            </w:r>
+          </w:p>
+        </w:tc>
+        <w:tc>
+          <w:tcPr>
+            <w:tcW w:type="dxa" w:w="7824"/>
+          </w:tcPr>
+          <w:p>
+            <w:pPr>
+              <w:jc w:val="both"/>
+            </w:pPr>
+            <w:r>
+              <w:rPr>
+                <w:b w:val="0"/>
+                <w:i w:val="0"/>
+                <w:color w:val="444444"/>
+              </w:rPr>
+              <w:t>A identidade visual do projeto baseia-se em um emblema circular que traduz as falhas estruturais da execução penal. O azul marinho da borda e da tipografia transmite institucionalidade e seriedade jurídica; o ciclo de setas em vermelho bordô e amarelo dourado, cores de alerta, representa a continuidade e o alto custo do ciclo de reincidência (Figuras 01 e 02). Ao centro, a balança da justiça contrapõe o peso da lei, representado pelo Código Penal, ao peso econômico da desassistência, representado por um cifrão fraturado com moedas em queda; ao fundo, grades e muros fundidos à arquitetura estatal situam o problema na intersecção entre o cárcere e as políticas públicas.</w:t>
+            </w:r>
+          </w:p>
+          <w:p>
+            <w:pPr>
+              <w:spacing w:before="160"/>
+            </w:pPr>
+            <w:r>
+              <w:rPr>
+                <w:b/>
+                <w:i w:val="0"/>
+                <w:color w:val="444444"/>
+                <w:sz w:val="17"/>
+              </w:rPr>
+              <w:t>Figura 01: Logotipo oficial do projeto Efeito Rebote.</w:t>
+            </w:r>
+          </w:p>
+          <w:p>
+            <w:pPr>
+              <w:jc w:val="center"/>
+            </w:pPr>
+            <w:r>
+              <w:drawing>
+                <wp:inline xmlns:a="http://schemas.openxmlformats.org/drawingml/2006/main" xmlns:pic="http://schemas.openxmlformats.org/drawingml/2006/picture">
+                  <wp:extent cx="3960000" cy="2016637"/>
+                  <wp:docPr id="3" name="Picture 3"/>
+                  <wp:cNvGraphicFramePr>
+                    <a:graphicFrameLocks noChangeAspect="1"/>
+                  </wp:cNvGraphicFramePr>
+                  <a:graphic>
+                    <a:graphicData uri="http://schemas.openxmlformats.org/drawingml/2006/picture">
+                      <pic:pic>
+                        <pic:nvPicPr>
+                          <pic:cNvPr id="0" name="fig01-logo-oficial.jpg"/>
+                          <pic:cNvPicPr/>
+                        </pic:nvPicPr>
+                        <pic:blipFill>
+                          <a:blip r:embed="rId11"/>
+                          <a:stretch>
+                            <a:fillRect/>
+                          </a:stretch>
+                        </pic:blipFill>
+                        <pic:spPr>
+                          <a:xfrm>
+                            <a:off x="0" y="0"/>
+                            <a:ext cx="3960000" cy="2016637"/>
+                          </a:xfrm>
+                          <a:prstGeom prst="rect"/>
+                        </pic:spPr>
+                      </pic:pic>
+                    </a:graphicData>
+                  </a:graphic>
+                </wp:inline>
+              </w:drawing>
+            </w:r>
+          </w:p>
+          <w:p>
+            <w:r>
+              <w:rPr>
+                <w:b w:val="0"/>
+                <w:i w:val="0"/>
+                <w:color w:val="666666"/>
+                <w:sz w:val="16"/>
+              </w:rPr>
+              <w:t>Fonte: Elaborado pelos autores (2026).</w:t>
+            </w:r>
+          </w:p>
+          <w:p>
+            <w:pPr>
+              <w:spacing w:before="160"/>
+            </w:pPr>
+            <w:r>
+              <w:rPr>
+                <w:b/>
+                <w:i w:val="0"/>
+                <w:color w:val="444444"/>
+                <w:sz w:val="17"/>
+              </w:rPr>
+              <w:t>Figura 02: Logotipo Efeito Rebote (versão estilizada).</w:t>
+            </w:r>
+          </w:p>
+          <w:p>
+            <w:pPr>
+              <w:jc w:val="center"/>
+            </w:pPr>
+            <w:r>
+              <w:drawing>
+                <wp:inline xmlns:a="http://schemas.openxmlformats.org/drawingml/2006/main" xmlns:pic="http://schemas.openxmlformats.org/drawingml/2006/picture">
+                  <wp:extent cx="3960000" cy="2013943"/>
+                  <wp:docPr id="4" name="Picture 4"/>
+                  <wp:cNvGraphicFramePr>
+                    <a:graphicFrameLocks noChangeAspect="1"/>
+                  </wp:cNvGraphicFramePr>
+                  <a:graphic>
+                    <a:graphicData uri="http://schemas.openxmlformats.org/drawingml/2006/picture">
+                      <pic:pic>
+                        <pic:nvPicPr>
+                          <pic:cNvPr id="0" name="fig02-logo-estilizado.jpg"/>
+                          <pic:cNvPicPr/>
+                        </pic:nvPicPr>
+                        <pic:blipFill>
+                          <a:blip r:embed="rId12"/>
+                          <a:stretch>
+                            <a:fillRect/>
+                          </a:stretch>
+                        </pic:blipFill>
+                        <pic:spPr>
+                          <a:xfrm>
+                            <a:off x="0" y="0"/>
+                            <a:ext cx="3960000" cy="2013943"/>
+                          </a:xfrm>
+                          <a:prstGeom prst="rect"/>
+                        </pic:spPr>
+                      </pic:pic>
+                    </a:graphicData>
+                  </a:graphic>
+                </wp:inline>
+              </w:drawing>
+            </w:r>
+          </w:p>
+          <w:p>
+            <w:r>
+              <w:rPr>
+                <w:b w:val="0"/>
+                <w:i w:val="0"/>
+                <w:color w:val="666666"/>
+                <w:sz w:val="16"/>
+              </w:rPr>
+              <w:t>Fonte: Elaborado pelos autores (2026).</w:t>
+            </w:r>
+          </w:p>
+          <w:p>
+            <w:pPr>
+              <w:spacing w:before="80"/>
+              <w:jc w:val="both"/>
+            </w:pPr>
+            <w:r>
+              <w:rPr>
+                <w:b w:val="0"/>
+                <w:i w:val="0"/>
+                <w:color w:val="444444"/>
+              </w:rPr>
+              <w:t>Com base nessa identidade, foram prototipados os materiais da campanha (Figura 03): folder tríptico educativo com resumo dos arts. 12 e 14 da LEP; flyer de balcão com QR Code para os pontos de coleta e as restrições dos itens; caixas de coleta padronizadas, nos modelos em papelão reaproveitado e compacto em madeira; e peças digitais para as redes sociais, como carrosséis informativos sobre os itens aceitos. Todo material segue as regras de aprovação prévia descritas na metodologia.</w:t>
+            </w:r>
+          </w:p>
+          <w:p>
+            <w:pPr>
+              <w:spacing w:before="160"/>
+            </w:pPr>
+            <w:r>
+              <w:rPr>
+                <w:b/>
+                <w:i w:val="0"/>
+                <w:color w:val="444444"/>
+                <w:sz w:val="17"/>
+              </w:rPr>
+              <w:t>Figura 03: Mockups dos materiais da campanha Efeito Rebote.</w:t>
+            </w:r>
+          </w:p>
+          <w:p>
+            <w:pPr>
+              <w:jc w:val="center"/>
+            </w:pPr>
+            <w:r>
+              <w:drawing>
+                <wp:inline xmlns:a="http://schemas.openxmlformats.org/drawingml/2006/main" xmlns:pic="http://schemas.openxmlformats.org/drawingml/2006/picture">
+                  <wp:extent cx="4680000" cy="2383875"/>
+                  <wp:docPr id="5" name="Picture 5"/>
+                  <wp:cNvGraphicFramePr>
+                    <a:graphicFrameLocks noChangeAspect="1"/>
+                  </wp:cNvGraphicFramePr>
+                  <a:graphic>
+                    <a:graphicData uri="http://schemas.openxmlformats.org/drawingml/2006/picture">
+                      <pic:pic>
+                        <pic:nvPicPr>
+                          <pic:cNvPr id="0" name="fig03-mockups-materiais.jpg"/>
+                          <pic:cNvPicPr/>
+                        </pic:nvPicPr>
+                        <pic:blipFill>
+                          <a:blip r:embed="rId13"/>
+                          <a:stretch>
+                            <a:fillRect/>
+                          </a:stretch>
+                        </pic:blipFill>
+                        <pic:spPr>
+                          <a:xfrm>
+                            <a:off x="0" y="0"/>
+                            <a:ext cx="4680000" cy="2383875"/>
+                          </a:xfrm>
+                          <a:prstGeom prst="rect"/>
+                        </pic:spPr>
+                      </pic:pic>
+                    </a:graphicData>
+                  </a:graphic>
+                </wp:inline>
+              </w:drawing>
+            </w:r>
+          </w:p>
+          <w:p>
+            <w:r>
+              <w:rPr>
+                <w:b w:val="0"/>
+                <w:i w:val="0"/>
+                <w:color w:val="666666"/>
+                <w:sz w:val="16"/>
+              </w:rPr>
+              <w:t>Fonte: Elaborado pelos autores (2026).</w:t>
             </w:r>
           </w:p>
         </w:tc>

--- a/entregas/projeto-escrito.docx
+++ b/entregas/projeto-escrito.docx
@@ -1347,7 +1347,7 @@
                 <w:i w:val="0"/>
                 <w:color w:val="444444"/>
               </w:rPr>
-              <w:t>Ações junto à sociedade. Para que o projeto alcance a comunidade externa e não apenas o ambiente acadêmico, serão estabelecidas parcerias com instituições da comunidade de Maringá, como igrejas, delegacias e estabelecimentos comerciais, para a instalação de pontos de coleta externos e a exposição de material informativo sobre o "efeito rebote" e os direitos da pessoa presa. As instituições parceiras serão: [PENDENTE: instituições parceiras confirmadas]. Cada parceria será formalizada mediante autorização do responsável pelo local, e os pontos externos seguirão as mesmas regras de identificação, recolhimento, triagem e registro dos pontos do campus. Nessas ações, os acadêmicos atuarão como multiplicadores, explicando o projeto ao público e levando a discussão sobre a realidade prisional para fora da universidade.</w:t>
+              <w:t>Ações junto à sociedade. Para que o projeto alcance a comunidade externa e não apenas o ambiente acadêmico, a rifa funcionará também como instrumento de conscientização, pois cada bilhete leva o perfil @efeitorebote.oficial e um QR Code de acesso ao conteúdo informativo do projeto, e os acadêmicos atuarão como multiplicadores, explicando o projeto a familiares, amigos e colegas de trabalho no momento da venda. A instituição parceira é a UniCesumar, que cede os espaços do campus para os pontos de coleta, o local de armazenamento, o transporte institucional e a cota de impressão. Outras instituições da comunidade de Maringá, como igrejas, delegacias e estabelecimentos comerciais, poderão receber pontos de coleta externos e material informativo sobre o "efeito rebote", mediante aprovação da professora responsável e autorização do responsável pelo local, seguindo as mesmas regras de identificação, recolhimento, triagem e registro dos pontos do campus.</w:t>
             </w:r>
           </w:p>
           <w:p>
@@ -1361,7 +1361,7 @@
                 <w:i w:val="0"/>
                 <w:color w:val="444444"/>
               </w:rPr>
-              <w:t>Rifa solidária. Como forma complementar de arrecadação, será realizada uma rifa com bilhetes numerados de 0001 a 2400, ao valor de R$ 5,00 cada. Cada acadêmico receberá um bloco de 30 bilhetes numerados em sequência, vendidos em sua rede de contatos, o que distribui a responsabilidade de forma igualitária e dispensa a organização de eventos. Para que a rifa também cumpra função de conscientização, cada bilhete trará o perfil do projeto no Instagram ([PENDENTE: @ do Instagram do projeto]) e um QR Code de acesso a ele, de modo que o comprador, ao guardar o bilhete, tenha acesso ao conteúdo informativo do projeto. Regras: cada venda é registrada no canhoto (nome, telefone e confirmação de pagamento); os valores e os canhotos são entregues à comissão financeira em acertos periódicos, e os bilhetes não vendidos são devolvidos antes do sorteio; o prêmio será um tablet ([PENDENTE: modelo]); o sorteio será público e registrado em vídeo, em [PENDENTE: data e local do sorteio], pelo método [PENDENTE: método do sorteio]. Os valores arrecadados, deduzido o custo de aquisição do prêmio, serão destinados exclusivamente à compra dos itens listados, com comprovação por nota fiscal e prestação de contas à professora responsável e à turma. A realização da rifa está condicionada à autorização da instituição, observadas as normas institucionais e a legislação aplicável; o regulamento completo consta do Anexo 1.</w:t>
+              <w:t>Rifa solidária. Como forma complementar de arrecadação, será realizada uma rifa com bilhetes numerados de 0001 a 2400, ao valor de R$ 5,00 cada. Cada acadêmico receberá um bloco de 30 bilhetes numerados em sequência, vendidos em sua rede de contatos, o que distribui a responsabilidade de forma igualitária e dispensa a organização de eventos. Para que a rifa também cumpra função de conscientização, cada bilhete trará o perfil do projeto no Instagram (@efeitorebote.oficial) e um QR Code de acesso a ele, de modo que o comprador, ao guardar o bilhete, tenha acesso ao conteúdo informativo do projeto. Regras: cada venda é registrada no canhoto (nome, telefone e confirmação de pagamento); os valores e os canhotos são entregues à comissão financeira em acertos periódicos, e os bilhetes não vendidos são devolvidos antes do sorteio; o prêmio será um tablet Samsung Galaxy Tab A11 (64 GB, Wi-Fi) ou modelo equivalente; o sorteio será público e registrado em vídeo, em 02/11/2026, [PENDENTE: horário e local], pelo método [PENDENTE: método do sorteio]. Os valores arrecadados, deduzido o custo de aquisição do prêmio, serão destinados exclusivamente à compra dos itens listados, com comprovação por nota fiscal e prestação de contas à professora responsável e à turma. A realização da rifa está condicionada à autorização da instituição, observadas as normas institucionais e a legislação aplicável; o regulamento completo consta do Anexo 1.</w:t>
             </w:r>
           </w:p>
           <w:p>
@@ -2130,7 +2130,7 @@
                 <w:i w:val="0"/>
                 <w:color w:val="444444"/>
               </w:rPr>
-              <w:t>Confecção das caixas de coleta com materiais reaproveitados e identificação visual do projeto; instalação nos locais autorizados do campus; contato e formalização das parcerias com igrejas, delegacias e comércios; entrega de material informativo aos parceiros; divulgação da lista de itens aceitos.</w:t>
+              <w:t>Confecção das caixas de coleta com materiais reaproveitados e identificação visual do projeto; instalação nos locais autorizados do campus; contato com igrejas, delegacias e comércios interessados em receber pontos de coleta externos, mediante aprovação; entrega de material informativo aos parceiros; divulgação da lista de itens aceitos.</w:t>
             </w:r>
           </w:p>
           <w:p>

--- a/entregas/projeto-escrito.docx
+++ b/entregas/projeto-escrito.docx
@@ -1361,7 +1361,7 @@
                 <w:i w:val="0"/>
                 <w:color w:val="444444"/>
               </w:rPr>
-              <w:t>Rifa solidária. Como forma complementar de arrecadação, será realizada uma rifa com bilhetes numerados de 0001 a 2400, ao valor de R$ 5,00 cada. Cada acadêmico receberá um bloco de 30 bilhetes numerados em sequência, vendidos em sua rede de contatos, o que distribui a responsabilidade de forma igualitária e dispensa a organização de eventos. Para que a rifa também cumpra função de conscientização, cada bilhete trará o perfil do projeto no Instagram (@efeitorebote.oficial) e um QR Code de acesso a ele, de modo que o comprador, ao guardar o bilhete, tenha acesso ao conteúdo informativo do projeto. Regras: cada venda é registrada no canhoto (nome, telefone e confirmação de pagamento); os valores e os canhotos são entregues à comissão financeira em acertos periódicos, e os bilhetes não vendidos são devolvidos antes do sorteio; o prêmio será um tablet Samsung Galaxy Tab A11 (64 GB, Wi-Fi) ou modelo equivalente; o sorteio será público e registrado em vídeo, em 02/11/2026, [PENDENTE: horário e local], pelo método [PENDENTE: método do sorteio]. Os valores arrecadados, deduzido o custo de aquisição do prêmio, serão destinados exclusivamente à compra dos itens listados, com comprovação por nota fiscal e prestação de contas à professora responsável e à turma. A realização da rifa está condicionada à autorização da instituição, observadas as normas institucionais e a legislação aplicável; o regulamento completo consta do Anexo 1.</w:t>
+              <w:t>Rifa solidária. Como forma complementar de arrecadação, será realizada uma rifa com bilhetes numerados de 0001 a 2400, ao valor de R$ 5,00 cada. Cada acadêmico receberá um bloco de 30 bilhetes numerados em sequência, vendidos em sua rede de contatos, o que distribui a responsabilidade de forma igualitária e dispensa a organização de eventos. Para que a rifa também cumpra função de conscientização, cada bilhete trará o perfil do projeto no Instagram (@efeitorebote.oficial) e um QR Code de acesso a ele, de modo que o comprador, ao guardar o bilhete, tenha acesso ao conteúdo informativo do projeto. Como cada acadêmico vende de forma independente, o controle é centralizado em meio digital: a cada venda, o vendedor preenche o canhoto e registra, no mesmo dia, o número do bilhete, o nome e o telefone do comprador e a forma de pagamento em formulário on-line único, que constitui o registro oficial da rifa. O pagamento é feito preferencialmente por PIX diretamente na conta da comissão financeira, com o número do bilhete na descrição, de modo que o dinheiro não fique com o vendedor; valores em espécie são entregues à comissão nos acertos semanais, realizados às segundas-feiras nos encontros, quando o registro é conferido com os extratos. Somente participam do sorteio os bilhetes registrados e pagos até 30/10/2026, às 23h59; a lista dos números participantes, sem dados pessoais, é publicada no perfil do projeto em 01/11/2026. O prêmio será um tablet Samsung Galaxy Tab A11+ (11 polegadas, Wi-Fi) ou modelo equivalente. O sorteio ocorrerá em 02/11/2026, às [PENDENTE: horário], com transmissão ao vivo no @efeitorebote.oficial: os números da lista oficial são impressos, dobrados e depositados em urna, e um número é retirado na presença da professora responsável e de duas testemunhas, com lavratura de ata; por ser transmitido on-line, o sorteio independe do funcionamento do campus. Os valores arrecadados, deduzido o custo de aquisição do prêmio, serão destinados exclusivamente à compra dos itens listados, com comprovação por nota fiscal e prestação de contas à professora responsável e à turma. A realização da rifa está condicionada à autorização da instituição, observadas as normas institucionais e a legislação aplicável; o regulamento completo consta do Anexo 1.</w:t>
             </w:r>
           </w:p>
           <w:p>
@@ -2615,7 +2615,7 @@
                 <w:i w:val="0"/>
                 <w:color w:val="444444"/>
               </w:rPr>
-              <w:t>ENCONTRO 9 – Sorteio da Rifa e Aquisição dos Itens</w:t>
+              <w:t>ENCONTRO 9 – Balanço da Rifa e Aquisição do Prêmio</w:t>
             </w:r>
           </w:p>
           <w:p>
@@ -2657,7 +2657,7 @@
                 <w:i w:val="0"/>
                 <w:color w:val="444444"/>
               </w:rPr>
-              <w:t>Concluir a rifa com transparência e converter os valores arrecadados em itens de higiene.</w:t>
+              <w:t>Avaliar o andamento das vendas e garantir a aquisição do prêmio com transparência.</w:t>
             </w:r>
           </w:p>
           <w:p>
@@ -2678,7 +2678,7 @@
                 <w:i w:val="0"/>
                 <w:color w:val="444444"/>
               </w:rPr>
-              <w:t>Acerto final de valores e devolução dos bilhetes não vendidos; sorteio público e registrado em vídeo; pesquisa de preços e compra dos itens; arquivamento das notas fiscais para a prestação de contas.</w:t>
+              <w:t>Conferência do formulário de vendas com os extratos da conta da comissão financeira; balanço por acadêmico; cotação em três lojas e aquisição do tablet com nota fiscal; reforço da divulgação junto aos acadêmicos com menos vendas.</w:t>
             </w:r>
           </w:p>
           <w:p>
@@ -2699,7 +2699,7 @@
                 <w:i w:val="0"/>
                 <w:color w:val="444444"/>
               </w:rPr>
-              <w:t>Relatório descritivo da participação no encerramento da rifa ou na aquisição dos itens.</w:t>
+              <w:t>Relatório descritivo da participação no balanço da rifa ou na aquisição do prêmio.</w:t>
             </w:r>
           </w:p>
           <w:p/>
@@ -3163,7 +3163,7 @@
                 <w:i w:val="0"/>
                 <w:color w:val="444444"/>
               </w:rPr>
-              <w:t>ENCONTRO 13 – Comunicação dos Resultados Parciais</w:t>
+              <w:t>ENCONTRO 13 – Encerramento da Rifa e Comunicação dos Resultados Parciais</w:t>
             </w:r>
           </w:p>
           <w:p>
@@ -3205,7 +3205,7 @@
                 <w:i w:val="0"/>
                 <w:color w:val="444444"/>
               </w:rPr>
-              <w:t>Dar transparência às ações realizadas junto à comunidade acadêmica.</w:t>
+              <w:t>Encerrar a rifa com transparência e preparar a aquisição dos itens com os valores arrecadados.</w:t>
             </w:r>
           </w:p>
           <w:p>
@@ -3226,7 +3226,7 @@
                 <w:i w:val="0"/>
                 <w:color w:val="444444"/>
               </w:rPr>
-              <w:t>Produção de conteúdo, previamente aprovado, sobre o andamento do projeto e o quantitativo arrecadado; agradecimento aos apoiadores.</w:t>
+              <w:t>Acerto final de valores (prazo de vendas: 30/10); publicação da lista de números participantes (01/11); organização do sorteio transmitido ao vivo no @efeitorebote.oficial em 02/11, com ata e testemunhas; compra dos itens com nota fiscal; produção de conteúdo, previamente aprovado, sobre o quantitativo arrecadado.</w:t>
             </w:r>
           </w:p>
           <w:p>
@@ -3247,7 +3247,7 @@
                 <w:i w:val="0"/>
                 <w:color w:val="444444"/>
               </w:rPr>
-              <w:t>Peça de comunicação ou relato da participação na divulgação.</w:t>
+              <w:t>Relatório descritivo da participação no encerramento da rifa ou na comunicação dos resultados.</w:t>
             </w:r>
           </w:p>
           <w:p/>

--- a/entregas/projeto-escrito.docx
+++ b/entregas/projeto-escrito.docx
@@ -1361,6 +1361,20 @@
                 <w:i w:val="0"/>
                 <w:color w:val="444444"/>
               </w:rPr>
+              <w:t>Ações de mobilização para a arrecadação. Para chamar a atenção da comunidade e ampliar as doações, serão realizadas: (1) intervenção visual no pátio do campus, com cenário temático montado com a identidade visual do projeto, exposição dos cinco itens aceitos, informações sobre o "efeito rebote" e caixa de coleta, com acadêmicos em escala para explicar o projeto ao público; (2) caixas de coleta personalizadas em comércios locais de Maringá, instaladas com autorização do responsável por cada estabelecimento e recolhidas semanalmente pela equipe de Logística e Arrecadação; e (3) peças de grande formato, como banners e faixas no campus, produzidas com a cota de impressão institucional — a veiculação em outdoor somente ocorrerá se houver cessão gratuita do espaço, preservando a estratégia de custo zero. Todas as ações dependem de autorização prévia da professora responsável e da instituição, e o cenário evitará qualquer representação sensacionalista ou estigmatizante das pessoas privadas de liberdade.</w:t>
+            </w:r>
+          </w:p>
+          <w:p>
+            <w:pPr>
+              <w:spacing w:before="80"/>
+              <w:jc w:val="both"/>
+            </w:pPr>
+            <w:r>
+              <w:rPr>
+                <w:b w:val="0"/>
+                <w:i w:val="0"/>
+                <w:color w:val="444444"/>
+              </w:rPr>
               <w:t>Rifa solidária. Como forma complementar de arrecadação, será realizada uma rifa com bilhetes numerados de 0001 a 2400, ao valor de R$ 5,00 cada. Cada acadêmico receberá um bloco de 30 bilhetes numerados em sequência, vendidos em sua rede de contatos, o que distribui a responsabilidade de forma igualitária e dispensa a organização de eventos. Para que a rifa também cumpra função de conscientização, cada bilhete trará o perfil do projeto no Instagram (@efeitorebote.oficial) e um QR Code de acesso a ele, de modo que o comprador, ao guardar o bilhete, tenha acesso ao conteúdo informativo do projeto. Como cada acadêmico vende de forma independente, o controle é centralizado em meio digital: a cada venda, o vendedor preenche o canhoto e registra, no mesmo dia, o número do bilhete, o nome e o telefone do comprador e a forma de pagamento em formulário on-line único, que constitui o registro oficial da rifa. O pagamento é feito preferencialmente por PIX diretamente na conta da comissão financeira, com o número do bilhete na descrição, de modo que o dinheiro não fique com o vendedor; valores em espécie são entregues à comissão nos acertos semanais, realizados às segundas-feiras nos encontros, quando o registro é conferido com os extratos. Somente participam do sorteio os bilhetes registrados e pagos até 30/10/2026, às 23h59; a lista dos números participantes, sem dados pessoais, é publicada no perfil do projeto em 01/11/2026. O prêmio será um tablet Samsung Galaxy Tab A11+ (11 polegadas, Wi-Fi) ou modelo equivalente. O sorteio ocorrerá em 02/11/2026, às [PENDENTE: horário], com transmissão ao vivo no @efeitorebote.oficial: os números da lista oficial são impressos, dobrados e depositados em urna, e um número é retirado na presença da professora responsável e de duas testemunhas, com lavratura de ata; por ser transmitido on-line, o sorteio independe do funcionamento do campus. Os valores arrecadados, deduzido o custo de aquisição do prêmio, serão destinados exclusivamente à compra dos itens listados, com comprovação por nota fiscal e prestação de contas à professora responsável e à turma. A realização da rifa está condicionada à autorização da instituição, observadas as normas institucionais e a legislação aplicável; o regulamento completo consta do Anexo 1.</w:t>
             </w:r>
           </w:p>
@@ -2341,7 +2355,7 @@
                 <w:i w:val="0"/>
                 <w:color w:val="444444"/>
               </w:rPr>
-              <w:t>ENCONTRO 7 – Acompanhamento da Arrecadação e da Rifa</w:t>
+              <w:t>ENCONTRO 7 – Intervenção no Pátio e Acompanhamento da Arrecadação</w:t>
             </w:r>
           </w:p>
           <w:p>
@@ -2383,7 +2397,7 @@
                 <w:i w:val="0"/>
                 <w:color w:val="444444"/>
               </w:rPr>
-              <w:t>Monitorar o andamento da campanha e garantir a transparência no controle de itens e valores.</w:t>
+              <w:t>Dar visibilidade à campanha no campus e monitorar o andamento da arrecadação e da rifa.</w:t>
             </w:r>
           </w:p>
           <w:p>
@@ -2404,7 +2418,7 @@
                 <w:i w:val="0"/>
                 <w:color w:val="444444"/>
               </w:rPr>
-              <w:t>Recolhimento e triagem semanal dos itens; atualização da planilha de controle; acerto parcial de valores e canhotos da rifa com a comissão financeira; ajuste das estratégias de divulgação.</w:t>
+              <w:t>Montagem do cenário temático no pátio do campus, com exposição dos itens aceitos, caixa de coleta e escala de acadêmicos para atendimento ao público; recolhimento e triagem semanal dos itens do campus e dos comércios parceiros; acerto semanal da rifa com a comissão financeira.</w:t>
             </w:r>
           </w:p>
           <w:p>
@@ -2425,7 +2439,7 @@
                 <w:i w:val="0"/>
                 <w:color w:val="444444"/>
               </w:rPr>
-              <w:t>Relatório descritivo das tarefas assumidas na arrecadação.</w:t>
+              <w:t>Relatório descritivo da participação na intervenção ou na arrecadação.</w:t>
             </w:r>
           </w:p>
           <w:p/>

--- a/entregas/projeto-escrito.docx
+++ b/entregas/projeto-escrito.docx
@@ -1375,7 +1375,7 @@
                 <w:i w:val="0"/>
                 <w:color w:val="444444"/>
               </w:rPr>
-              <w:t>Rifa solidária. Como forma complementar de arrecadação, será realizada uma rifa com bilhetes numerados de 0001 a 2400, ao valor de R$ 5,00 cada. Cada acadêmico receberá um bloco de 30 bilhetes numerados em sequência, vendidos em sua rede de contatos, o que distribui a responsabilidade de forma igualitária e dispensa a organização de eventos. Para que a rifa também cumpra função de conscientização, cada bilhete trará o perfil do projeto no Instagram (@efeitorebote.oficial) e um QR Code de acesso a ele, de modo que o comprador, ao guardar o bilhete, tenha acesso ao conteúdo informativo do projeto. Como cada acadêmico vende de forma independente, o controle é centralizado em meio digital: a cada venda, o vendedor preenche o canhoto e registra, no mesmo dia, o número do bilhete, o nome e o telefone do comprador e a forma de pagamento em formulário on-line único, que constitui o registro oficial da rifa. O pagamento é feito preferencialmente por PIX diretamente na conta da comissão financeira, com o número do bilhete na descrição, de modo que o dinheiro não fique com o vendedor; valores em espécie são entregues à comissão nos acertos semanais, realizados às segundas-feiras nos encontros, quando o registro é conferido com os extratos. Somente participam do sorteio os bilhetes registrados e pagos até 30/10/2026, às 23h59; a lista dos números participantes, sem dados pessoais, é publicada no perfil do projeto em 01/11/2026. O prêmio será um tablet Samsung Galaxy Tab A11+ (11 polegadas, Wi-Fi) ou modelo equivalente. O sorteio ocorrerá em 02/11/2026, às [PENDENTE: horário], com transmissão ao vivo no @efeitorebote.oficial: os números da lista oficial são impressos, dobrados e depositados em urna, e um número é retirado na presença da professora responsável e de duas testemunhas, com lavratura de ata; por ser transmitido on-line, o sorteio independe do funcionamento do campus. Os valores arrecadados, deduzido o custo de aquisição do prêmio, serão destinados exclusivamente à compra dos itens listados, com comprovação por nota fiscal e prestação de contas à professora responsável e à turma. A realização da rifa está condicionada à autorização da instituição, observadas as normas institucionais e a legislação aplicável; o regulamento completo consta do Anexo 1.</w:t>
+              <w:t>Rifa solidária. Como forma complementar de arrecadação, será realizada uma rifa com bilhetes numerados de 0001 a 2400, ao valor de R$ 5,00 cada. Cada acadêmico receberá um bloco de 30 bilhetes numerados em sequência, vendidos em sua rede de contatos, o que distribui a responsabilidade de forma igualitária e dispensa a organização de eventos. Para que a rifa também cumpra função de conscientização, cada bilhete trará o perfil do projeto no Instagram (@efeitorebote.oficial) e um QR Code de acesso a ele, de modo que o comprador, ao guardar o bilhete, tenha acesso ao conteúdo informativo do projeto. Como cada acadêmico vende de forma independente, o controle é centralizado no sistema on-line de vendas desenvolvido pela turma (aplicativo web acessado pelo celular com o e-mail cadastrado do acadêmico): a cada venda, o vendedor preenche o canhoto e registra no sistema, no mesmo dia, os números vendidos, o nome e o telefone do comprador e a forma de pagamento; o sistema só permite registrar números do bloco do próprio acadêmico, impede que um número seja vendido duas vezes e constitui o registro oficial da rifa. Para pagamentos por PIX, o sistema gera o código com o valor exato e a identificação do pedido, e o pagamento cai diretamente na conta de recebimento da comissão financeira — conta de uso exclusivo da rifa, indicada pela comissão e aprovada pela professora responsável —, de modo que o dinheiro não fique com o vendedor; valores em espécie são entregues à comissão nos acertos semanais, realizados às segundas-feiras nos encontros, quando o registro é conferido com os extratos. Somente participam do sorteio os bilhetes registrados e pagos até 30/10/2026, às 23h59; a lista dos números participantes, sem dados pessoais, é publicada no perfil do projeto em 01/11/2026. O prêmio será um tablet Samsung Galaxy Tab A11+ (11 polegadas, Wi-Fi) ou modelo equivalente. O sorteio ocorrerá em 02/11/2026, às [PENDENTE: horário], com transmissão ao vivo no @efeitorebote.oficial: os números da lista oficial são impressos, dobrados e depositados em urna, e um número é retirado na presença da professora responsável e de duas testemunhas, com lavratura de ata; por ser transmitido on-line, o sorteio independe do funcionamento do campus. Os valores arrecadados, deduzido o custo de aquisição do prêmio, serão destinados exclusivamente à compra dos itens listados, com comprovação por nota fiscal e prestação de contas à professora responsável e à turma. A realização da rifa está condicionada à autorização da instituição, observadas as normas institucionais e a legislação aplicável; o regulamento completo consta do Anexo 1.</w:t>
             </w:r>
           </w:p>
           <w:p>
@@ -1417,7 +1417,49 @@
                 <w:i w:val="0"/>
                 <w:color w:val="444444"/>
               </w:rPr>
-              <w:t>Prestação de contas e frequência. Ao final, será elaborado relatório de transparência com o quantitativo arrecadado e entregue por tipo de item e por unidade, o valor obtido com a rifa e os comprovantes de compra. A frequência dos acadêmicos é registrada em cada encontro, e as entregas individuais descritas no cronograma compõem o relatório final do projeto.</w:t>
+              <w:t>Proteção de dados. O nome e o telefone dos compradores são coletados exclusivamente para identificação dos bilhetes e contato com o ganhador, ficam acessíveis apenas ao vendedor e à comissão financeira, não são divulgados e serão eliminados após a entrega do prêmio, em observância à Lei Geral de Proteção de Dados (Lei nº 13.709/2018).</w:t>
+            </w:r>
+          </w:p>
+          <w:p>
+            <w:pPr>
+              <w:spacing w:before="80"/>
+              <w:jc w:val="both"/>
+            </w:pPr>
+            <w:r>
+              <w:rPr>
+                <w:b w:val="0"/>
+                <w:i w:val="0"/>
+                <w:color w:val="444444"/>
+              </w:rPr>
+              <w:t>Impressão dos materiais. Os bilhetes (480 folhas A4, cinco bilhetes por folha, seis folhas por acadêmico) e os demais materiais impressos serão produzidos com a cota de impressão institucional, [PENDENTE: confirmar com a coordenação se a cota comporta esse volume]; não haverá gasto com impressão retirado dos recursos destinados aos itens.</w:t>
+            </w:r>
+          </w:p>
+          <w:p>
+            <w:pPr>
+              <w:spacing w:before="80"/>
+              <w:jc w:val="both"/>
+            </w:pPr>
+            <w:r>
+              <w:rPr>
+                <w:b w:val="0"/>
+                <w:i w:val="0"/>
+                <w:color w:val="444444"/>
+              </w:rPr>
+              <w:t>Prestação de contas e frequência. A comissão financeira confirma cada pagamento no sistema após conferir o extrato ou receber o valor em espécie; cada confirmação gera automaticamente o lançamento correspondente em livro-caixa que não admite edição nem exclusão (correções apenas por estorno), e toda despesa exige número e imagem da nota fiscal. O sistema verifica continuamente se as entradas correspondem aos bilhetes confirmados e se o saldo confere, e uma página pública de transparência, divulgada no perfil do projeto, apresenta os números participantes e os valores arrecadados e gastos, sem dados pessoais, levando à sociedade o acompanhamento da ação. Ao final, será elaborado relatório de transparência com o quantitativo arrecadado e entregue por tipo de item e por unidade, o valor obtido com a rifa e os comprovantes de compra. A frequência dos acadêmicos é registrada em cada encontro, e as entregas individuais descritas no cronograma compõem o relatório final do projeto.</w:t>
+            </w:r>
+          </w:p>
+          <w:p>
+            <w:pPr>
+              <w:spacing w:before="80"/>
+              <w:jc w:val="both"/>
+            </w:pPr>
+            <w:r>
+              <w:rPr>
+                <w:b w:val="0"/>
+                <w:i w:val="0"/>
+                <w:color w:val="444444"/>
+              </w:rPr>
+              <w:t>Ajustes em relação ao pré-projeto aprovado. Esta versão mantém a fundamentação, os objetivos e a meta de referência de mais de 8.000 itens do pré-projeto (Anexo 3) e incorpora: (1) a lista atualizada de itens, que acrescenta o sabão em pó e define o limite de cada produto; como o pré-projeto especificava creme dental branco, a lista final — tipo, cor, embalagem e forma de entrega — será validada com a PEM, a CCM e a CPIM antes de qualquer aquisição; (2) a rifa solidária como fonte complementar de recursos: a divulgação permanece de custo zero, e a receita da rifa, deduzido o prêmio, destina-se exclusivamente à compra de itens; (3) as ações de mobilização e junto à sociedade; e (4) o sistema on-line de controle de vendas e prestação de contas. O quantitativo arrecadado será acompanhado semanalmente em relação à meta.</w:t>
             </w:r>
           </w:p>
         </w:tc>
@@ -1870,7 +1912,7 @@
                 <w:i w:val="0"/>
                 <w:color w:val="444444"/>
               </w:rPr>
-              <w:t>Exposição dialogada; leitura orientada da LEP e das Regras de Mandela; levantamento de dúvidas a serem investigadas; apresentação das normas da Polícia Penal do Paraná sobre itens permitidos.</w:t>
+              <w:t>Exposição dialogada; leitura orientada da LEP e das Regras de Mandela; levantamento de dúvidas a serem investigadas; apresentação das normas da Polícia Penal do Paraná sobre itens permitidos; contato da equipe de Logística e Arrecadação com a PEM, a CCM e a CPIM para validar a lista de itens e as condições de entrega.</w:t>
             </w:r>
           </w:p>
           <w:p>
@@ -2692,7 +2734,7 @@
                 <w:i w:val="0"/>
                 <w:color w:val="444444"/>
               </w:rPr>
-              <w:t>Conferência do formulário de vendas com os extratos da conta da comissão financeira; balanço por acadêmico; cotação em três lojas e aquisição do tablet com nota fiscal; reforço da divulgação junto aos acadêmicos com menos vendas.</w:t>
+              <w:t>Conferência dos registros do sistema de vendas com os extratos da conta da comissão financeira; balanço por acadêmico; cotação em três lojas e aquisição do tablet com nota fiscal; reforço da divulgação junto aos acadêmicos com menos vendas.</w:t>
             </w:r>
           </w:p>
           <w:p>
@@ -3240,7 +3282,7 @@
                 <w:i w:val="0"/>
                 <w:color w:val="444444"/>
               </w:rPr>
-              <w:t>Acerto final de valores (prazo de vendas: 30/10); publicação da lista de números participantes (01/11); organização do sorteio transmitido ao vivo no @efeitorebote.oficial em 02/11, com ata e testemunhas; compra dos itens com nota fiscal; produção de conteúdo, previamente aprovado, sobre o quantitativo arrecadado.</w:t>
+              <w:t>Acerto final de valores (prazo de vendas: 30/10); publicação da lista de números participantes (01/11); organização do sorteio transmitido ao vivo no @efeitorebote.oficial em 02/11, com ata e testemunhas; compra dos itens validados pelas unidades, com nota fiscal; produção de conteúdo, previamente aprovado, sobre o quantitativo arrecadado.</w:t>
             </w:r>
           </w:p>
           <w:p>

--- a/entregas/projeto-escrito.docx
+++ b/entregas/projeto-escrito.docx
@@ -952,7 +952,7 @@
                 <w:i w:val="0"/>
                 <w:color w:val="444444"/>
               </w:rPr>
-              <w:t>Objetivos específicos: (1) analisar, durante as visitas técnicas, a estrutura das unidades e a aplicação prática da LEP, com foco na assistência material; (2) correlacionar a omissão no fornecimento de itens básicos com a elevação dos custos sociais, institucionais e de saúde pública; (3) produzir conteúdo informativo para as redes sociais e materiais de comunicação visual que sensibilizem a comunidade sobre a realidade prisional; (4) executar campanha de arrecadação com meta superior a 8.000 itens de higiene, encerrando o ciclo com a entrega nas unidades; (5) estimular a responsabilidade social, o trabalho em equipe e a empatia dos acadêmicos envolvidos.</w:t>
+              <w:t>Objetivos específicos: (1) analisar, durante as visitas técnicas, a estrutura das unidades e a aplicação prática da LEP, com foco na assistência material; (2) identificar a ocorrência do fenômeno "efeito rebote" como problema social, a partir da literatura e das observações realizadas nas visitas técnicas; (3) produzir conteúdo informativo para as redes sociais e materiais de comunicação visual que sensibilizem a comunidade sobre a realidade prisional; (4) executar campanha de arrecadação com meta superior a 8.000 itens de higiene, encerrando o ciclo com a entrega nas unidades; (5) estimular a responsabilidade social, o trabalho em equipe e a empatia dos acadêmicos envolvidos.</w:t>
             </w:r>
           </w:p>
         </w:tc>
@@ -1459,7 +1459,7 @@
                 <w:i w:val="0"/>
                 <w:color w:val="444444"/>
               </w:rPr>
-              <w:t>Ajustes em relação ao pré-projeto aprovado. Esta versão mantém a fundamentação, os objetivos e a meta de referência de mais de 8.000 itens do pré-projeto (Anexo 3) e incorpora: (1) a lista atualizada de itens, que acrescenta o sabão em pó e define o limite de cada produto; como o pré-projeto especificava creme dental branco, a lista final — tipo, cor, embalagem e forma de entrega — será validada com a PEM, a CCM e a CPIM antes de qualquer aquisição; (2) a rifa solidária como fonte complementar de recursos: a divulgação permanece de custo zero, e a receita da rifa, deduzido o prêmio, destina-se exclusivamente à compra de itens; (3) as ações de mobilização e junto à sociedade; e (4) o sistema on-line de controle de vendas e prestação de contas. O quantitativo arrecadado será acompanhado semanalmente em relação à meta.</w:t>
+              <w:t>Ajustes em relação ao pré-projeto aprovado. Esta versão mantém a fundamentação, os objetivos e a meta de referência de mais de 8.000 itens do pré-projeto (Anexo 3) e incorpora: (1) a lista atualizada de itens, que acrescenta o sabão em pó e define o limite de cada produto; como o pré-projeto especificava creme dental branco, a lista final — tipo, cor, embalagem e forma de entrega — será validada com a PEM, a CCM e a CPIM antes de qualquer aquisição; (2) a rifa solidária como fonte complementar de recursos: a divulgação permanece de custo zero, e a receita da rifa, deduzido o prêmio, destina-se exclusivamente à compra de itens; (3) as ações de mobilização e junto à sociedade; (4) o sistema on-line de controle de vendas e prestação de contas; e (5) a reformulação do objetivo específico relativo ao "efeito rebote", que passa de comprovar para identificar o fenômeno, uma vez que sua comprovação exigiria levantamento de dados de custos públicos alheio ao escopo da ação extensionista. O quantitativo arrecadado será acompanhado semanalmente em relação à meta.</w:t>
             </w:r>
           </w:p>
         </w:tc>

--- a/entregas/projeto-escrito.docx
+++ b/entregas/projeto-escrito.docx
@@ -875,7 +875,7 @@
                 <w:i w:val="0"/>
                 <w:color w:val="444444"/>
               </w:rPr>
-              <w:t>O sistema carcerário brasileiro atravessa uma crise estrutural reconhecida pelo Supremo Tribunal Federal, no julgamento da ADPF 347, como um "estado de coisas inconstitucional", marcado pela superlotação, por um déficit superior a 200 mil vagas segundo dados da Secretaria Nacional de Políticas Penais (SENAPPEN) e pela violação sistemática de direitos fundamentais. A Lei de Execução Penal (Lei nº 7.210/1984) determina, em seus arts. 12 e 14, a obrigatoriedade da assistência material e da assistência à saúde, e, em seu art. 41, assegura esses direitos à pessoa presa. Na prática, contudo, a insuficiência de itens básicos de higiene agrava as condições sanitárias das unidades e transfere indevidamente às famílias um encargo que caberia ao Estado.</w:t>
+              <w:t>A extensão universitária integra, ao lado do ensino e da pesquisa, o tripé da educação superior brasileira: a Constituição Federal, em seu art. 207, estabelece a indissociabilidade entre ensino, pesquisa e extensão. A Resolução CNE/CES nº 7/2018, que regulamenta a Meta 12.7 do Plano Nacional de Educação (Lei nº 13.005/2014), determina que as atividades de extensão componham no mínimo 10% da carga horária curricular dos cursos de graduação e orienta que sejam dirigidas prioritariamente a áreas de grande pertinência social. No curso de Direito, essa vivência permite ao acadêmico compreender a aplicação prática das normas jurídicas e os efeitos que delas decorrem sobre a vida das pessoas.</w:t>
             </w:r>
           </w:p>
           <w:p>
@@ -889,7 +889,7 @@
                 <w:i w:val="0"/>
                 <w:color w:val="444444"/>
               </w:rPr>
-              <w:t>Esse ciclo é o que o projeto denomina "efeito rebote": a omissão no fornecimento de itens preventivos de baixo custo gera despesas muito superiores com internações na rede pública, escoltas para atendimento externo e gestão de crises, além de comprometer a regularidade das visitas familiares, cujo vínculo é reconhecido como um dos principais fatores de redução da reincidência. Ao mesmo tempo, a formação jurídica ainda enfrenta a dissociação entre a teoria estudada em sala e a realidade da execução penal, frequentemente percebida pela sociedade de forma estigmatizada e sensacionalista.</w:t>
+              <w:t>O sistema carcerário brasileiro atravessa uma crise estrutural reconhecida pelo Supremo Tribunal Federal, no julgamento da ADPF 347, como um "estado de coisas inconstitucional". A Lei de Execução Penal (Lei nº 7.210/1984) assegura à pessoa presa assistência material e assistência à saúde de caráter preventivo e curativo (arts. 12, 14 e 41). A literatura científica, contudo, documenta escassez crônica de insumos básicos de higiene nas unidades prisionais, o que submete os custodiados a condições degradantes de habitação e convivência (SÁ et al., 2008; MINAYO; RIBEIRO, 2016; LÔBO et al., 2022). Diante dessa insuficiência, os familiares frequentemente assumem o custo dos itens de higiene e dos medicamentos de uso rotineiro (SÁ et al., 2008; MINAYO; RIBEIRO, 2016).</w:t>
             </w:r>
           </w:p>
           <w:p>
@@ -903,7 +903,35 @@
                 <w:i w:val="0"/>
                 <w:color w:val="444444"/>
               </w:rPr>
-              <w:t>Justifica-se, assim, uma ação extensionista que aproxime os estudantes da realidade das unidades prisionais de Maringá, articule os conteúdos de Direito Penal, Prática Penal e Execução Penal com uma intervenção concreta e ofereça à comunidade uma resposta prática por meio da arrecadação e entrega de itens de higiene, em consonância com os princípios da dignidade da pessoa humana (CF, art. 1º, III) e da intranscendência da pena.</w:t>
+              <w:t>Os estudos indicam que a higiene precária mantém associação multifatorial com o adoecimento no cárcere, atuando em conjunto com a superlotação, a ventilação inadequada e a alimentação deficiente (GOIS et al., 2012; MINAYO; RIBEIRO, 2016). Em inquérito com 1.573 presos do Rio de Janeiro, Minayo e Ribeiro (2016) registraram elevada prevalência autorreferida de doenças de pele, com destaque para alergias e dermatites (43,4%). Quando o preso adoece, o Estado mobiliza atendimento interno, medicamentos, exames, agentes prisionais, escoltas e a rede externa do SUS; em unidades paulistas, a falta de escolta foi o problema mais citado nos encaminhamentos de saúde, relatado por 76,8% das penitenciárias masculinas (FERNANDES et al., 2014). Esses estudos, porém, não apresentam valores em reais nem comparam o custo da prevenção com o do tratamento; por isso, o projeto trata a relação entre prevenção e redução de custos como hipótese, e não como fato comprovado.</w:t>
+            </w:r>
+          </w:p>
+          <w:p>
+            <w:pPr>
+              <w:spacing w:before="80"/>
+              <w:jc w:val="both"/>
+            </w:pPr>
+            <w:r>
+              <w:rPr>
+                <w:b w:val="0"/>
+                <w:i w:val="0"/>
+                <w:color w:val="444444"/>
+              </w:rPr>
+              <w:t>Nesse contexto, o projeto utiliza a expressão "efeito rebote" como categoria de análise para compreender o encadeamento de consequências decorrentes da insuficiência da assistência material: a ausência de itens básicos de higiene pode contribuir para o agravamento das condições sanitárias, gerando demandas posteriores de maior complexidade que retornam ao próprio Estado (atendimentos, deslocamentos e escoltas) e que alcançam também as famílias, sobre as quais recai parte dos custos, com prejuízo à manutenção dos vínculos durante o cumprimento da pena.</w:t>
+            </w:r>
+          </w:p>
+          <w:p>
+            <w:pPr>
+              <w:spacing w:before="80"/>
+              <w:jc w:val="both"/>
+            </w:pPr>
+            <w:r>
+              <w:rPr>
+                <w:b w:val="0"/>
+                <w:i w:val="0"/>
+                <w:color w:val="444444"/>
+              </w:rPr>
+              <w:t>A intervenção proposta não pretende solucionar o problema estrutural da assistência material no sistema prisional nem substituir a responsabilidade estatal pela garantia desses direitos. A arrecadação e a entrega de materiais de higiene constituem uma intervenção pontual, voltada à mitigação de uma das consequências concretas dessa insuficiência, que permite aos acadêmicos observar na prática os efeitos sociais e institucionais do problema estudado e relacioná-los aos conteúdos de Direito Penal, Direito Processual Penal e Execução Penal.</w:t>
             </w:r>
           </w:p>
         </w:tc>
@@ -952,7 +980,7 @@
                 <w:i w:val="0"/>
                 <w:color w:val="444444"/>
               </w:rPr>
-              <w:t>Objetivos específicos: (1) analisar, durante as visitas técnicas, a estrutura das unidades e a aplicação prática da LEP, com foco na assistência material; (2) identificar a ocorrência do fenômeno "efeito rebote" como problema social, a partir da literatura e das observações realizadas nas visitas técnicas; (3) produzir conteúdo informativo para as redes sociais e materiais de comunicação visual que sensibilizem a comunidade sobre a realidade prisional; (4) executar campanha de arrecadação com meta superior a 8.000 itens de higiene, encerrando o ciclo com a entrega nas unidades; (5) estimular a responsabilidade social, o trabalho em equipe e a empatia dos acadêmicos envolvidos.</w:t>
+              <w:t>Objetivos específicos: (1) avaliar condições que coloquem apenados em situação de risco; (2) promover o acolhimento às famílias daqueles em reclusão; (3) realizar busca e arrecadação de insumos conforme a necessidade das instituições PEM, CCM e CPIM; (4) promover campanhas de doação para as instituições PEM, CCM e CPIM; (5) estimular nos acadêmicos de Direito o pensamento crítico, humanístico e de cidadania; e (6) promover na sociedade em geral a responsabilidade social.</w:t>
             </w:r>
           </w:p>
         </w:tc>
@@ -1016,6 +1044,20 @@
                 <w:color w:val="444444"/>
               </w:rPr>
               <w:t>Atitudes: empatia e compreensão humanizada da realidade prisional, superando estigmas; responsabilidade social e compromisso com a dignidade da pessoa humana; ética e transparência no manejo de doações e recursos; postura respeitosa e observância das normas de segurança durante as visitas técnicas.</w:t>
+            </w:r>
+          </w:p>
+          <w:p>
+            <w:pPr>
+              <w:spacing w:before="80"/>
+              <w:jc w:val="both"/>
+            </w:pPr>
+            <w:r>
+              <w:rPr>
+                <w:b w:val="0"/>
+                <w:i w:val="0"/>
+                <w:color w:val="444444"/>
+              </w:rPr>
+              <w:t>A participação nas etapas de pesquisa, organização, arrecadação, triagem, visitas técnicas e entrega aproxima os acadêmicos de uma realidade conhecida, em geral, apenas pela legislação, pela doutrina e pelos estudos acadêmicos, ampliando a compreensão da diferença entre a previsão formal de direitos e sua efetiva concretização no sistema prisional.</w:t>
             </w:r>
           </w:p>
         </w:tc>
@@ -1459,7 +1501,168 @@
                 <w:i w:val="0"/>
                 <w:color w:val="444444"/>
               </w:rPr>
-              <w:t>Ajustes em relação ao pré-projeto aprovado. Esta versão mantém a fundamentação, os objetivos e a meta de referência de mais de 8.000 itens do pré-projeto (Anexo 3) e incorpora: (1) a lista atualizada de itens, que acrescenta o sabão em pó e define o limite de cada produto; como o pré-projeto especificava creme dental branco, a lista final — tipo, cor, embalagem e forma de entrega — será validada com a PEM, a CCM e a CPIM antes de qualquer aquisição; (2) a rifa solidária como fonte complementar de recursos: a divulgação permanece de custo zero, e a receita da rifa, deduzido o prêmio, destina-se exclusivamente à compra de itens; (3) as ações de mobilização e junto à sociedade; (4) o sistema on-line de controle de vendas e prestação de contas; e (5) a reformulação do objetivo específico relativo ao "efeito rebote", que passa de comprovar para identificar o fenômeno, uma vez que sua comprovação exigiria levantamento de dados de custos públicos alheio ao escopo da ação extensionista. O quantitativo arrecadado será acompanhado semanalmente em relação à meta.</w:t>
+              <w:t>Ajustes em relação ao pré-projeto aprovado. Esta versão mantém a fundamentação, os objetivos e a meta de referência de mais de 8.000 itens do pré-projeto (Anexo 3) e incorpora: (1) a lista atualizada de itens, que acrescenta o sabão em pó e define o limite de cada produto; como o pré-projeto especificava creme dental branco, a lista final — tipo, cor, embalagem e forma de entrega — será validada com a PEM, a CCM e a CPIM antes de qualquer aquisição; (2) a rifa solidária como fonte complementar de recursos: a divulgação permanece de custo zero, e a receita da rifa, deduzido o prêmio, destina-se exclusivamente à compra de itens; (3) as ações de mobilização e junto à sociedade; (4) o sistema on-line de controle de vendas e prestação de contas; e (5) a reformulação dos objetivos específicos e o tratamento do "efeito rebote" como categoria de análise fundamentada na literatura, sem pretensão de comprovar a relação entre prevenção e custos públicos, o que exigiria levantamento de dados alheio ao escopo da ação extensionista. O quantitativo arrecadado será acompanhado semanalmente em relação à meta.</w:t>
+            </w:r>
+          </w:p>
+        </w:tc>
+      </w:tr>
+      <w:tr>
+        <w:tc>
+          <w:tcPr>
+            <w:tcW w:type="dxa" w:w="2381"/>
+          </w:tcPr>
+          <w:p>
+            <w:r>
+              <w:rPr>
+                <w:b/>
+                <w:i w:val="0"/>
+                <w:color w:val="444444"/>
+              </w:rPr>
+              <w:t>Referências</w:t>
+            </w:r>
+          </w:p>
+        </w:tc>
+        <w:tc>
+          <w:tcPr>
+            <w:tcW w:type="dxa" w:w="7824"/>
+          </w:tcPr>
+          <w:p>
+            <w:pPr>
+              <w:jc w:val="both"/>
+            </w:pPr>
+            <w:r>
+              <w:rPr>
+                <w:b w:val="0"/>
+                <w:i w:val="0"/>
+                <w:color w:val="444444"/>
+              </w:rPr>
+              <w:t>BRASIL. Constituição (1988). Constituição da República Federativa do Brasil. Brasília, DF: Presidência da República, 1988.</w:t>
+            </w:r>
+          </w:p>
+          <w:p>
+            <w:pPr>
+              <w:spacing w:before="80"/>
+              <w:jc w:val="both"/>
+            </w:pPr>
+            <w:r>
+              <w:rPr>
+                <w:b w:val="0"/>
+                <w:i w:val="0"/>
+                <w:color w:val="444444"/>
+              </w:rPr>
+              <w:t>BRASIL. Lei nº 7.210, de 11 de julho de 1984. Institui a Lei de Execução Penal. Brasília, DF: Presidência da República, 1984.</w:t>
+            </w:r>
+          </w:p>
+          <w:p>
+            <w:pPr>
+              <w:spacing w:before="80"/>
+              <w:jc w:val="both"/>
+            </w:pPr>
+            <w:r>
+              <w:rPr>
+                <w:b w:val="0"/>
+                <w:i w:val="0"/>
+                <w:color w:val="444444"/>
+              </w:rPr>
+              <w:t>BRASIL. Lei nº 13.005, de 25 de junho de 2014. Aprova o Plano Nacional de Educação - PNE e dá outras providências. Brasília, DF: Presidência da República, 2014.</w:t>
+            </w:r>
+          </w:p>
+          <w:p>
+            <w:pPr>
+              <w:spacing w:before="80"/>
+              <w:jc w:val="both"/>
+            </w:pPr>
+            <w:r>
+              <w:rPr>
+                <w:b w:val="0"/>
+                <w:i w:val="0"/>
+                <w:color w:val="444444"/>
+              </w:rPr>
+              <w:t>BRASIL. Ministério da Educação. Conselho Nacional de Educação. Câmara de Educação Superior. Resolução nº 7, de 18 de dezembro de 2018. Estabelece as Diretrizes para a Extensão na Educação Superior Brasileira. Brasília, DF: MEC, 2018.</w:t>
+            </w:r>
+          </w:p>
+          <w:p>
+            <w:pPr>
+              <w:spacing w:before="80"/>
+              <w:jc w:val="both"/>
+            </w:pPr>
+            <w:r>
+              <w:rPr>
+                <w:b w:val="0"/>
+                <w:i w:val="0"/>
+                <w:color w:val="444444"/>
+              </w:rPr>
+              <w:t>BRASIL. Supremo Tribunal Federal. Arguição de Descumprimento de Preceito Fundamental 347. Brasília, DF: STF, 2023.</w:t>
+            </w:r>
+          </w:p>
+          <w:p>
+            <w:pPr>
+              <w:spacing w:before="80"/>
+              <w:jc w:val="both"/>
+            </w:pPr>
+            <w:r>
+              <w:rPr>
+                <w:b w:val="0"/>
+                <w:i w:val="0"/>
+                <w:color w:val="444444"/>
+              </w:rPr>
+              <w:t>FERNANDES, Luiz Henrique et al. Necessidade de aprimoramento do atendimento à saúde no sistema carcerário. Revista de Saúde Pública, v. 48, n. 2, p. 275-283, 2014.</w:t>
+            </w:r>
+          </w:p>
+          <w:p>
+            <w:pPr>
+              <w:spacing w:before="80"/>
+              <w:jc w:val="both"/>
+            </w:pPr>
+            <w:r>
+              <w:rPr>
+                <w:b w:val="0"/>
+                <w:i w:val="0"/>
+                <w:color w:val="444444"/>
+              </w:rPr>
+              <w:t>GOIS, Swyanne Macêdo et al. Para além das grades e punições: uma revisão sistemática sobre a saúde penitenciária. Ciência &amp; Saúde Coletiva, v. 17, n. 5, p. 1235-1246, 2012.</w:t>
+            </w:r>
+          </w:p>
+          <w:p>
+            <w:pPr>
+              <w:spacing w:before="80"/>
+              <w:jc w:val="both"/>
+            </w:pPr>
+            <w:r>
+              <w:rPr>
+                <w:b w:val="0"/>
+                <w:i w:val="0"/>
+                <w:color w:val="444444"/>
+              </w:rPr>
+              <w:t>LÔBO, Nancy Meriane de Nóvoa et al. Análise do cuidado em saúde no sistema prisional do Pará, Brasil. Ciência &amp; Saúde Coletiva, v. 27, n. 12, 2022.</w:t>
+            </w:r>
+          </w:p>
+          <w:p>
+            <w:pPr>
+              <w:spacing w:before="80"/>
+              <w:jc w:val="both"/>
+            </w:pPr>
+            <w:r>
+              <w:rPr>
+                <w:b w:val="0"/>
+                <w:i w:val="0"/>
+                <w:color w:val="444444"/>
+              </w:rPr>
+              <w:t>MINAYO, Maria Cecília de Souza; RIBEIRO, Adalgisa Peixoto. Condições de saúde dos presos do estado do Rio de Janeiro, Brasil. Ciência &amp; Saúde Coletiva, v. 21, n. 7, p. 2031-2040, 2016.</w:t>
+            </w:r>
+          </w:p>
+          <w:p>
+            <w:pPr>
+              <w:spacing w:before="80"/>
+              <w:jc w:val="both"/>
+            </w:pPr>
+            <w:r>
+              <w:rPr>
+                <w:b w:val="0"/>
+                <w:i w:val="0"/>
+                <w:color w:val="444444"/>
+              </w:rPr>
+              <w:t>SÁ, Maria Cecília de et al. Saúde em prisões: representações e práticas dos agentes de segurança penitenciária no Rio de Janeiro, Brasil. Cadernos de Saúde Pública, v. 24, n. 8, 2008.</w:t>
             </w:r>
           </w:p>
         </w:tc>

--- a/entregas/projeto-escrito.docx
+++ b/entregas/projeto-escrito.docx
@@ -889,7 +889,7 @@
                 <w:i w:val="0"/>
                 <w:color w:val="444444"/>
               </w:rPr>
-              <w:t>O sistema carcerário brasileiro atravessa uma crise estrutural reconhecida pelo Supremo Tribunal Federal, no julgamento da ADPF 347, como um "estado de coisas inconstitucional". A Lei de Execução Penal (Lei nº 7.210/1984) assegura à pessoa presa assistência material e assistência à saúde de caráter preventivo e curativo (arts. 12, 14 e 41). A literatura científica, contudo, documenta escassez crônica de insumos básicos de higiene nas unidades prisionais, o que submete os custodiados a condições degradantes de habitação e convivência (SÁ et al., 2008; MINAYO; RIBEIRO, 2016; LÔBO et al., 2022). Diante dessa insuficiência, os familiares frequentemente assumem o custo dos itens de higiene e dos medicamentos de uso rotineiro (SÁ et al., 2008; MINAYO; RIBEIRO, 2016).</w:t>
+              <w:t>O sistema carcerário brasileiro atravessa uma crise estrutural reconhecida pelo Supremo Tribunal Federal, no julgamento da ADPF 347, como um "estado de coisas inconstitucional". A Lei de Execução Penal (Lei nº 7.210/1984) assegura à pessoa presa assistência material e assistência à saúde de caráter preventivo e curativo (arts. 12, 14 e 41). A literatura científica, contudo, documenta escassez crônica de insumos básicos de higiene nas unidades prisionais, o que submete os custodiados a condições degradantes de habitação e convivência (DIUANA et al., 2008; MINAYO; RIBEIRO, 2016; LÔBO et al., 2022). Diante dessa insuficiência, os familiares frequentemente assumem o custo dos itens de higiene e dos medicamentos de uso rotineiro (DIUANA et al., 2008; MINAYO; RIBEIRO, 2016).</w:t>
             </w:r>
           </w:p>
           <w:p>
@@ -903,7 +903,7 @@
                 <w:i w:val="0"/>
                 <w:color w:val="444444"/>
               </w:rPr>
-              <w:t>Os estudos indicam que a higiene precária mantém associação multifatorial com o adoecimento no cárcere, atuando em conjunto com a superlotação, a ventilação inadequada e a alimentação deficiente (GOIS et al., 2012; MINAYO; RIBEIRO, 2016). Em inquérito com 1.573 presos do Rio de Janeiro, Minayo e Ribeiro (2016) registraram elevada prevalência autorreferida de doenças de pele, com destaque para alergias e dermatites (43,4%). Quando o preso adoece, o Estado mobiliza atendimento interno, medicamentos, exames, agentes prisionais, escoltas e a rede externa do SUS; em unidades paulistas, a falta de escolta foi o problema mais citado nos encaminhamentos de saúde, relatado por 76,8% das penitenciárias masculinas (FERNANDES et al., 2014). Esses estudos, porém, não apresentam valores em reais nem comparam o custo da prevenção com o do tratamento; por isso, o projeto trata a relação entre prevenção e redução de custos como hipótese, e não como fato comprovado.</w:t>
+              <w:t>Os estudos indicam que a higiene precária mantém associação multifatorial com o adoecimento no cárcere, atuando em conjunto com a superlotação, a ventilação inadequada e a alimentação deficiente (GOIS et al., 2012; MINAYO; RIBEIRO, 2016). Em inquérito com 1.573 presos do Rio de Janeiro, Minayo e Ribeiro (2016) registraram elevada prevalência autorreferida de doenças de pele, com destaque para alergias e dermatites (43,4%). Quando o preso adoece, o Estado mobiliza atendimento interno, medicamentos, exames, agentes prisionais, escoltas e a rede externa do SUS; em unidades paulistas, a falta de escolta foi o problema mais citado nos encaminhamentos de saúde, relatado por 53 das 69 penitenciárias masculinas pesquisadas (FERNANDES et al., 2014). Esses estudos, porém, não apresentam valores em reais nem comparam o custo da prevenção com o do tratamento; por isso, o projeto trata a relação entre prevenção e redução de custos como hipótese, e não como fato comprovado.</w:t>
             </w:r>
           </w:p>
           <w:p>
@@ -918,6 +918,20 @@
                 <w:color w:val="444444"/>
               </w:rPr>
               <w:t>Nesse contexto, o projeto utiliza a expressão "efeito rebote" como categoria de análise para compreender o encadeamento de consequências decorrentes da insuficiência da assistência material: a ausência de itens básicos de higiene pode contribuir para o agravamento das condições sanitárias, gerando demandas posteriores de maior complexidade que retornam ao próprio Estado (atendimentos, deslocamentos e escoltas) e que alcançam também as famílias, sobre as quais recai parte dos custos, com prejuízo à manutenção dos vínculos durante o cumprimento da pena.</w:t>
+            </w:r>
+          </w:p>
+          <w:p>
+            <w:pPr>
+              <w:spacing w:before="80"/>
+              <w:jc w:val="both"/>
+            </w:pPr>
+            <w:r>
+              <w:rPr>
+                <w:b w:val="0"/>
+                <w:i w:val="0"/>
+                <w:color w:val="444444"/>
+              </w:rPr>
+              <w:t>A realidade de Maringá confirma a pertinência do recorte. Relatórios de inspeção da Defensoria Pública do Paraná registraram, em 2025, ocupação acima da capacidade nas três unidades: 1.198 presos para 960 vagas na CCM (março), 423 para 330 na CPIM e 523 para 360 na PEM (maio). Os mesmos relatórios apontam falta de creme dental e escova na CCM; falta de pasta de dente, aparelho de barbear e escova na PEM; e, na CPIM, que o kit de higiene não vinha sendo enviado completo, sendo os itens em falta supridos pelo Conselho da Comunidade (PARANÁ, 2025a; 2025b; 2025c). Trata-se de dados declarados pelas direções e referentes a um único dia de inspeção, mas que indicam, no próprio território do projeto, a carência dos itens que a campanha pretende arrecadar.</w:t>
             </w:r>
           </w:p>
           <w:p>
@@ -1606,6 +1620,20 @@
                 <w:i w:val="0"/>
                 <w:color w:val="444444"/>
               </w:rPr>
+              <w:t>DIUANA, Vilma et al. Saúde em prisões: representações e práticas dos agentes de segurança penitenciária no Rio de Janeiro, Brasil. Cadernos de Saúde Pública, v. 24, n. 8, p. 1887-1896, 2008.</w:t>
+            </w:r>
+          </w:p>
+          <w:p>
+            <w:pPr>
+              <w:spacing w:before="80"/>
+              <w:jc w:val="both"/>
+            </w:pPr>
+            <w:r>
+              <w:rPr>
+                <w:b w:val="0"/>
+                <w:i w:val="0"/>
+                <w:color w:val="444444"/>
+              </w:rPr>
               <w:t>FERNANDES, Luiz Henrique et al. Necessidade de aprimoramento do atendimento à saúde no sistema carcerário. Revista de Saúde Pública, v. 48, n. 2, p. 275-283, 2014.</w:t>
             </w:r>
           </w:p>
@@ -1662,7 +1690,35 @@
                 <w:i w:val="0"/>
                 <w:color w:val="444444"/>
               </w:rPr>
-              <w:t>SÁ, Maria Cecília de et al. Saúde em prisões: representações e práticas dos agentes de segurança penitenciária no Rio de Janeiro, Brasil. Cadernos de Saúde Pública, v. 24, n. 8, 2008.</w:t>
+              <w:t>PARANÁ. Defensoria Pública do Estado do Paraná. Núcleo da Política Criminal e da Execução Penal (NUPEP). Relatório de inspeção na Casa de Custódia de Maringá (CCM). Curitiba, 2025a. Disponível em: https://www.defensoriapublica.pr.def.br/sites/default/arquivos_restritos/files/documento/2025-03/relatorio_inspecao_ccm_1.pdf. Acesso em: 2 out. 2026.</w:t>
+            </w:r>
+          </w:p>
+          <w:p>
+            <w:pPr>
+              <w:spacing w:before="80"/>
+              <w:jc w:val="both"/>
+            </w:pPr>
+            <w:r>
+              <w:rPr>
+                <w:b w:val="0"/>
+                <w:i w:val="0"/>
+                <w:color w:val="444444"/>
+              </w:rPr>
+              <w:t>PARANÁ. Defensoria Pública do Estado do Paraná. Núcleo da Política Criminal e da Execução Penal (NUPEP). Relatório de inspeção na Colônia Penal Industrial de Maringá (CPIM). Curitiba, 2025b. Disponível em: https://www.defensoriapublica.pr.def.br/sites/default/arquivos_restritos/files/documento/2025-09/relatorio_inspecao_cpim_final.pdf. Acesso em: 2 out. 2026.</w:t>
+            </w:r>
+          </w:p>
+          <w:p>
+            <w:pPr>
+              <w:spacing w:before="80"/>
+              <w:jc w:val="both"/>
+            </w:pPr>
+            <w:r>
+              <w:rPr>
+                <w:b w:val="0"/>
+                <w:i w:val="0"/>
+                <w:color w:val="444444"/>
+              </w:rPr>
+              <w:t>PARANÁ. Defensoria Pública do Estado do Paraná. Núcleo da Política Criminal e da Execução Penal (NUPEP). Relatório de inspeção na Penitenciária Estadual de Maringá (PEM). Curitiba, 2025c. Disponível em: https://www.defensoriapublica.pr.def.br/sites/default/arquivos_restritos/files/documento/2025-10/relatorio_inspecao_pem.pdf. Acesso em: 2 out. 2026.</w:t>
             </w:r>
           </w:p>
         </w:tc>

--- a/entregas/projeto-escrito.docx
+++ b/entregas/projeto-escrito.docx
@@ -875,7 +875,49 @@
                 <w:i w:val="0"/>
                 <w:color w:val="444444"/>
               </w:rPr>
-              <w:t>A extensão universitária integra, ao lado do ensino e da pesquisa, o tripé da educação superior brasileira: a Constituição Federal, em seu art. 207, estabelece a indissociabilidade entre ensino, pesquisa e extensão. A Resolução CNE/CES nº 7/2018, que regulamenta a Meta 12.7 do Plano Nacional de Educação (Lei nº 13.005/2014), determina que as atividades de extensão componham no mínimo 10% da carga horária curricular dos cursos de graduação e orienta que sejam dirigidas prioritariamente a áreas de grande pertinência social. No curso de Direito, essa vivência permite ao acadêmico compreender a aplicação prática das normas jurídicas e os efeitos que delas decorrem sobre a vida das pessoas.</w:t>
+              <w:t>A extensão universitária integra, ao lado do ensino e da pesquisa, o tripé que sustenta a educação superior brasileira. A Constituição Federal de 1988, em seu art. 207, estabelece que as universidades obedecerão ao princípio da indissociabilidade entre ensino, pesquisa e extensão (BRASIL, 1988), o que evidencia que a formação acadêmica não deve se restringir ao ambiente da sala de aula, mas alcançar também o contato com a realidade social. Nesse sentido, a Resolução CNE/CES nº 7, de 18 de dezembro de 2018, estabelece as Diretrizes para a Extensão na Educação Superior Brasileira, editada para regulamentar a Meta 12.7 do Plano Nacional de Educação então vigente (Lei nº 13.005/2014), determinando que as atividades de extensão componham, no mínimo, 10% do total da carga horária curricular dos cursos de graduação, devendo integrar a matriz curricular (BRASIL, 2014; BRASIL, 2018).</w:t>
+            </w:r>
+          </w:p>
+          <w:p>
+            <w:pPr>
+              <w:spacing w:before="80"/>
+              <w:jc w:val="both"/>
+            </w:pPr>
+            <w:r>
+              <w:rPr>
+                <w:b w:val="0"/>
+                <w:i w:val="0"/>
+                <w:color w:val="444444"/>
+              </w:rPr>
+              <w:t>Para além de uma exigência normativa, a extensão aproxima o estudante das demandas concretas da sociedade. As diretrizes nacionais orientam que tais ações sejam direcionadas, prioritariamente, a áreas de grande pertinência social (BRASIL, 2018), permitindo que o conhecimento produzido no ambiente universitário retorne à comunidade sob a forma de reflexão, orientação e proposição de soluções. No âmbito do curso de Direito, essa vivência revela-se especialmente relevante, uma vez que possibilita ao acadêmico compreender a aplicação prática das normas jurídicas e os efeitos que delas decorrem sobre a vida dos indivíduos.</w:t>
+            </w:r>
+          </w:p>
+          <w:p>
+            <w:pPr>
+              <w:spacing w:before="80"/>
+              <w:jc w:val="both"/>
+            </w:pPr>
+            <w:r>
+              <w:rPr>
+                <w:b w:val="0"/>
+                <w:i w:val="0"/>
+                <w:color w:val="444444"/>
+              </w:rPr>
+              <w:t>O projeto "Efeito Rebote: o custo da reincidência" insere-se nessa proposta ao abordar o sistema prisional brasileiro sob a perspectiva da reincidência criminal e de seus reflexos sociais e econômicos. Ao tratar desse tema, os acadêmicos são conduzidos a relacionar os conteúdos estudados em disciplinas como Direito Penal, Direito Processual Penal e Execução Penal a uma questão que repercute diretamente na segurança pública e na destinação dos recursos estatais. Dessa forma, o projeto busca contribuir para o desenvolvimento do senso crítico, da responsabilidade social e da capacidade de análise técnico-jurídica de seus participantes.</w:t>
+            </w:r>
+          </w:p>
+          <w:p>
+            <w:pPr>
+              <w:spacing w:before="80"/>
+              <w:jc w:val="both"/>
+            </w:pPr>
+            <w:r>
+              <w:rPr>
+                <w:b w:val="0"/>
+                <w:i w:val="0"/>
+                <w:color w:val="444444"/>
+              </w:rPr>
+              <w:t>Além do aprendizado teórico, a experiência extensionista favorece o desenvolvimento de competências práticas, tais como o trabalho em equipe, a organização de atividades, a comunicação com o público e a gestão de recursos, habilidades igualmente exigidas no exercício profissional. Assim, o projeto de extensão cumpre dupla função: contribui para a formação de acadêmicos mais preparados para a atuação jurídica e reafirma o compromisso da instituição de ensino superior com a transformação da realidade social.</w:t>
             </w:r>
           </w:p>
           <w:p>
@@ -945,7 +987,7 @@
                 <w:i w:val="0"/>
                 <w:color w:val="444444"/>
               </w:rPr>
-              <w:t>A intervenção proposta não pretende solucionar o problema estrutural da assistência material no sistema prisional nem substituir a responsabilidade estatal pela garantia desses direitos. A arrecadação e a entrega de materiais de higiene constituem uma intervenção pontual, voltada à mitigação de uma das consequências concretas dessa insuficiência, que permite aos acadêmicos observar na prática os efeitos sociais e institucionais do problema estudado e relacioná-los aos conteúdos de Direito Penal, Direito Processual Penal e Execução Penal.</w:t>
+              <w:t>A intervenção proposta não pretende solucionar o problema estrutural da assistência material no sistema prisional nem substituir a responsabilidade estatal pela garantia desses direitos. A arrecadação e a entrega de materiais de higiene constituem uma intervenção pontual, voltada à mitigação de uma das consequências concretas dessa insuficiência, que permite aos acadêmicos observar na prática os efeitos sociais e institucionais do problema estudado.</w:t>
             </w:r>
           </w:p>
         </w:tc>
@@ -1550,7 +1592,7 @@
                 <w:i w:val="0"/>
                 <w:color w:val="444444"/>
               </w:rPr>
-              <w:t>BRASIL. Constituição (1988). Constituição da República Federativa do Brasil. Brasília, DF: Presidência da República, 1988.</w:t>
+              <w:t>BRASIL. [Constituição (1988)]. Constituição da República Federativa do Brasil de 1988. Brasília, DF: Presidência da República, 1988.</w:t>
             </w:r>
           </w:p>
           <w:p>
@@ -1578,7 +1620,7 @@
                 <w:i w:val="0"/>
                 <w:color w:val="444444"/>
               </w:rPr>
-              <w:t>BRASIL. Lei nº 13.005, de 25 de junho de 2014. Aprova o Plano Nacional de Educação - PNE e dá outras providências. Brasília, DF: Presidência da República, 2014.</w:t>
+              <w:t>BRASIL. Lei nº 13.005, de 25 de junho de 2014. Aprova o Plano Nacional de Educação – PNE e dá outras providências. Brasília, DF: Presidência da República, 2014.</w:t>
             </w:r>
           </w:p>
           <w:p>
@@ -1592,7 +1634,7 @@
                 <w:i w:val="0"/>
                 <w:color w:val="444444"/>
               </w:rPr>
-              <w:t>BRASIL. Ministério da Educação. Conselho Nacional de Educação. Câmara de Educação Superior. Resolução nº 7, de 18 de dezembro de 2018. Estabelece as Diretrizes para a Extensão na Educação Superior Brasileira. Brasília, DF: MEC, 2018.</w:t>
+              <w:t>BRASIL. Ministério da Educação. Conselho Nacional de Educação. Câmara de Educação Superior. Resolução nº 7, de 18 de dezembro de 2018. Estabelece as Diretrizes para a Extensão na Educação Superior Brasileira e regimenta o disposto na Meta 12.7 da Lei nº 13.005/2014. Brasília, DF: MEC, 2018.</w:t>
             </w:r>
           </w:p>
           <w:p>

--- a/entregas/projeto-escrito.docx
+++ b/entregas/projeto-escrito.docx
@@ -1036,7 +1036,7 @@
                 <w:i w:val="0"/>
                 <w:color w:val="444444"/>
               </w:rPr>
-              <w:t>Objetivos específicos: (1) avaliar condições que coloquem apenados em situação de risco; (2) promover o acolhimento às famílias daqueles em reclusão; (3) realizar busca e arrecadação de insumos conforme a necessidade das instituições PEM, CCM e CPIM; (4) promover campanhas de doação para as instituições PEM, CCM e CPIM; (5) estimular nos acadêmicos de Direito o pensamento crítico, humanístico e de cidadania; e (6) promover na sociedade em geral a responsabilidade social.</w:t>
+              <w:t>Objetivos específicos: (1) identificar a ocorrência do fenômeno "efeito rebote" como problema social; (2) observar, nas visitas técnicas, as condições de assistência material nas unidades; (3) promover o acolhimento às famílias daqueles em reclusão, por meio de roda de conversa; (4) realizar busca, arrecadação e campanhas de doação de insumos conforme a necessidade da PEM, da CCM e da CPIM; (5) estimular nos acadêmicos de Direito o pensamento crítico, humanístico e de cidadania; e (6) promover a responsabilidade social na comunidade por meio das redes sociais e das ações de mobilização.</w:t>
             </w:r>
           </w:p>
         </w:tc>
@@ -1515,6 +1515,20 @@
                 <w:i w:val="0"/>
                 <w:color w:val="444444"/>
               </w:rPr>
+              <w:t>Acolhimento às famílias. Será realizada uma roda de conversa com familiares de pessoas privadas de liberdade, conduzida pelos acadêmicos sob mediação da professora responsável, em [PENDENTE: data e local; sugestão: dependências da UniCesumar], com divulgação feita em parceria com [PENDENTE: instituição que fará a ponte com as famílias, como o Conselho da Comunidade ou a Defensoria Pública] e mediante autorização das instâncias envolvidas. O encontro terá caráter de escuta e acolhimento e abordará, em linguagem acessível, os direitos da pessoa presa e de seus familiares (assistência material e à saúde, regras de visita) e os canais públicos de apoio. Regras: participação voluntária; sigilo sobre os relatos; nenhum registro de imagem ou dado que identifique os participantes, sendo a presença registrada apenas em número; e vedação de orientação jurídica individual pelos acadêmicos, com encaminhamento dos casos concretos à Defensoria Pública.</w:t>
+            </w:r>
+          </w:p>
+          <w:p>
+            <w:pPr>
+              <w:spacing w:before="80"/>
+              <w:jc w:val="both"/>
+            </w:pPr>
+            <w:r>
+              <w:rPr>
+                <w:b w:val="0"/>
+                <w:i w:val="0"/>
+                <w:color w:val="444444"/>
+              </w:rPr>
               <w:t>Proteção de dados. O nome e o telefone dos compradores são coletados exclusivamente para identificação dos bilhetes e contato com o ganhador, ficam acessíveis apenas ao vendedor e à comissão financeira, não são divulgados e serão eliminados após a entrega do prêmio, em observância à Lei Geral de Proteção de Dados (Lei nº 13.709/2018).</w:t>
             </w:r>
           </w:p>
@@ -1557,7 +1571,7 @@
                 <w:i w:val="0"/>
                 <w:color w:val="444444"/>
               </w:rPr>
-              <w:t>Ajustes em relação ao pré-projeto aprovado. Esta versão mantém a fundamentação, os objetivos e a meta de referência de mais de 8.000 itens do pré-projeto (Anexo 3) e incorpora: (1) a lista atualizada de itens, que acrescenta o sabão em pó e define o limite de cada produto; como o pré-projeto especificava creme dental branco, a lista final — tipo, cor, embalagem e forma de entrega — será validada com a PEM, a CCM e a CPIM antes de qualquer aquisição; (2) a rifa solidária como fonte complementar de recursos: a divulgação permanece de custo zero, e a receita da rifa, deduzido o prêmio, destina-se exclusivamente à compra de itens; (3) as ações de mobilização e junto à sociedade; (4) o sistema on-line de controle de vendas e prestação de contas; e (5) a reformulação dos objetivos específicos e o tratamento do "efeito rebote" como categoria de análise fundamentada na literatura, sem pretensão de comprovar a relação entre prevenção e custos públicos, o que exigiria levantamento de dados alheio ao escopo da ação extensionista. O quantitativo arrecadado será acompanhado semanalmente em relação à meta.</w:t>
+              <w:t>Ajustes em relação ao pré-projeto aprovado. Esta versão mantém a fundamentação, os objetivos e a meta de referência de mais de 8.000 itens do pré-projeto (Anexo 3) e incorpora: (1) a lista atualizada de itens, que acrescenta o sabão em pó e define o limite de cada produto; como o pré-projeto especificava creme dental branco, a lista final — tipo, cor, embalagem e forma de entrega — será validada com a PEM, a CCM e a CPIM antes de qualquer aquisição; (2) a rifa solidária como fonte complementar de recursos: a divulgação permanece de custo zero, e a receita da rifa, deduzido o prêmio, destina-se exclusivamente à compra de itens; (3) as ações de mobilização e junto à sociedade, incluindo a roda de conversa com familiares; (4) o sistema on-line de controle de vendas e prestação de contas; e (5) a reformulação dos objetivos específicos e o tratamento do "efeito rebote" como categoria de análise fundamentada na literatura, sem pretensão de comprovar a relação entre prevenção e custos públicos, o que exigiria levantamento de dados alheio ao escopo da ação extensionista. O quantitativo arrecadado será acompanhado semanalmente em relação à meta.</w:t>
             </w:r>
           </w:p>
         </w:tc>
@@ -2624,7 +2638,7 @@
                 <w:i w:val="0"/>
                 <w:color w:val="444444"/>
               </w:rPr>
-              <w:t>Pesquisa de dados (SENAPPEN, CNJ, Defensoria Pública do Paraná); produção de carrosséis e vídeos curtos; organização do calendário de três publicações semanais e envio prévio para aprovação.</w:t>
+              <w:t>Pesquisa de dados (SENAPPEN, CNJ, Defensoria Pública do Paraná); produção de carrosséis e vídeos curtos; organização do calendário de três publicações semanais e envio prévio para aprovação; elaboração do roteiro da roda de conversa com familiares e contato com a instituição parceira para a divulgação.</w:t>
             </w:r>
           </w:p>
           <w:p>
@@ -2835,7 +2849,7 @@
                 <w:i w:val="0"/>
                 <w:color w:val="444444"/>
               </w:rPr>
-              <w:t>ENCONTRO 8 – Triagem e Conferência dos Itens</w:t>
+              <w:t>ENCONTRO 8 – Triagem, Conferência e Consolidação dos Itens</w:t>
             </w:r>
           </w:p>
           <w:p>
@@ -2877,7 +2891,7 @@
                 <w:i w:val="0"/>
                 <w:color w:val="444444"/>
               </w:rPr>
-              <w:t>Assegurar que os itens arrecadados atendam às especificações exigidas pelas unidades prisionais.</w:t>
+              <w:t>Assegurar que os itens atendam às especificações das unidades e consolidar o quantitativo arrecadado.</w:t>
             </w:r>
           </w:p>
           <w:p>
@@ -2898,7 +2912,7 @@
                 <w:i w:val="0"/>
                 <w:color w:val="444444"/>
               </w:rPr>
-              <w:t>Conferência item a item (tipo, peso, volume e embalagem); separação dos itens fora do padrão para destinação a outras instituições; contabilização parcial por tipo de item.</w:t>
+              <w:t>Conferência item a item (tipo, peso, volume e embalagem); separação dos itens fora do padrão para destinação a outras instituições; contagem por tipo de item; separação dos lotes por unidade (PEM, CCM e CPIM), conforme a orientação das unidades; atualização do relatório de transparência.</w:t>
             </w:r>
           </w:p>
           <w:p>
@@ -2919,7 +2933,7 @@
                 <w:i w:val="0"/>
                 <w:color w:val="444444"/>
               </w:rPr>
-              <w:t>Registro da triagem realizada pela equipe.</w:t>
+              <w:t>Registro da triagem e da consolidação realizadas pela equipe.</w:t>
             </w:r>
           </w:p>
           <w:p/>
@@ -3109,7 +3123,7 @@
                 <w:i w:val="0"/>
                 <w:color w:val="444444"/>
               </w:rPr>
-              <w:t>ENCONTRO 10 – Consolidação da Arrecadação</w:t>
+              <w:t>ENCONTRO 10 – Roda de Conversa com Familiares</w:t>
             </w:r>
           </w:p>
           <w:p>
@@ -3151,7 +3165,7 @@
                 <w:i w:val="0"/>
                 <w:color w:val="444444"/>
               </w:rPr>
-              <w:t>Consolidar o quantitativo total arrecadado e organizar os itens para a entrega.</w:t>
+              <w:t>Acolher familiares de pessoas privadas de liberdade e compartilhar informações sobre direitos e canais públicos de apoio.</w:t>
             </w:r>
           </w:p>
           <w:p>
@@ -3172,7 +3186,7 @@
                 <w:i w:val="0"/>
                 <w:color w:val="444444"/>
               </w:rPr>
-              <w:t>Contagem final por tipo de item; separação dos lotes por unidade (PEM, CCM e CPIM), conforme a orientação das unidades; atualização do relatório de transparência.</w:t>
+              <w:t>Recepção e escuta dos familiares; apresentação, em linguagem acessível, dos direitos relativos à assistência material, à saúde e às visitas; indicação dos canais de apoio (Defensoria Pública, Conselho da Comunidade); registro apenas do número de participantes, sem identificação.</w:t>
             </w:r>
           </w:p>
           <w:p>
@@ -3193,7 +3207,7 @@
                 <w:i w:val="0"/>
                 <w:color w:val="444444"/>
               </w:rPr>
-              <w:t>Relatório descritivo da etapa de consolidação.</w:t>
+              <w:t>Relatório reflexivo sobre a escuta das famílias e a relação com o efeito rebote.</w:t>
             </w:r>
           </w:p>
           <w:p/>

--- a/entregas/projeto-escrito.docx
+++ b/entregas/projeto-escrito.docx
@@ -875,7 +875,7 @@
                 <w:i w:val="0"/>
                 <w:color w:val="444444"/>
               </w:rPr>
-              <w:t>A extensão universitária integra, ao lado do ensino e da pesquisa, o tripé que sustenta a educação superior brasileira. A Constituição Federal de 1988, em seu art. 207, estabelece que as universidades obedecerão ao princípio da indissociabilidade entre ensino, pesquisa e extensão (BRASIL, 1988), o que evidencia que a formação acadêmica não deve se restringir ao ambiente da sala de aula, mas alcançar também o contato com a realidade social. Nesse sentido, a Resolução CNE/CES nº 7, de 18 de dezembro de 2018, estabelece as Diretrizes para a Extensão na Educação Superior Brasileira, editada para regulamentar a Meta 12.7 do Plano Nacional de Educação então vigente (Lei nº 13.005/2014), determinando que as atividades de extensão componham, no mínimo, 10% do total da carga horária curricular dos cursos de graduação, devendo integrar a matriz curricular (BRASIL, 2014; BRASIL, 2018).</w:t>
+              <w:t>A extensão universitária integra, ao lado do ensino e da pesquisa, o tripé que sustenta a educação superior brasileira. A Constituição Federal de 1988, em seu art. 207, estabelece que as universidades obedecerão ao princípio da indissociabilidade entre ensino, pesquisa e extensão (BRASIL, 1988), o que evidencia que a formação acadêmica não deve se restringir ao ambiente da sala de aula, mas alcançar também o contato com a realidade social. Nesse sentido, a Resolução CNE/CES nº 7, de 18 de dezembro de 2018, estabelece as Diretrizes para a Extensão na Educação Superior Brasileira, editada para regulamentar a Meta 12.7 do Plano Nacional de Educação então vigente (Lei nº 13.005/2014), determinando que as atividades de extensão componham, no mínimo, 10% do total da carga horária curricular dos cursos de graduação, devendo integrar a matriz curricular (BRASIL, 2014; BRASIL, 2018b).</w:t>
             </w:r>
           </w:p>
           <w:p>
@@ -889,7 +889,7 @@
                 <w:i w:val="0"/>
                 <w:color w:val="444444"/>
               </w:rPr>
-              <w:t>Para além de uma exigência normativa, a extensão aproxima o estudante das demandas concretas da sociedade. As diretrizes nacionais orientam que tais ações sejam direcionadas, prioritariamente, a áreas de grande pertinência social (BRASIL, 2018), permitindo que o conhecimento produzido no ambiente universitário retorne à comunidade sob a forma de reflexão, orientação e proposição de soluções. No âmbito do curso de Direito, essa vivência revela-se especialmente relevante, uma vez que possibilita ao acadêmico compreender a aplicação prática das normas jurídicas e os efeitos que delas decorrem sobre a vida dos indivíduos.</w:t>
+              <w:t>Para além de uma exigência normativa, a extensão aproxima o estudante das demandas concretas da sociedade. As diretrizes nacionais orientam que tais ações sejam direcionadas, prioritariamente, a áreas de grande pertinência social (BRASIL, 2018b), permitindo que o conhecimento produzido no ambiente universitário retorne à comunidade sob a forma de reflexão, orientação e proposição de soluções. No âmbito do curso de Direito, essa vivência revela-se especialmente relevante, uma vez que possibilita ao acadêmico compreender a aplicação prática das normas jurídicas e os efeitos que delas decorrem sobre a vida dos indivíduos.</w:t>
             </w:r>
           </w:p>
           <w:p>
@@ -931,7 +931,7 @@
                 <w:i w:val="0"/>
                 <w:color w:val="444444"/>
               </w:rPr>
-              <w:t>O sistema carcerário brasileiro atravessa uma crise estrutural reconhecida pelo Supremo Tribunal Federal, no julgamento da ADPF 347, como um "estado de coisas inconstitucional". A Lei de Execução Penal (Lei nº 7.210/1984) assegura à pessoa presa assistência material e assistência à saúde de caráter preventivo e curativo (arts. 12, 14 e 41). A literatura científica, contudo, documenta escassez crônica de insumos básicos de higiene nas unidades prisionais, o que submete os custodiados a condições degradantes de habitação e convivência (DIUANA et al., 2008; MINAYO; RIBEIRO, 2016; LÔBO et al., 2022). Diante dessa insuficiência, os familiares frequentemente assumem o custo dos itens de higiene e dos medicamentos de uso rotineiro (DIUANA et al., 2008; MINAYO; RIBEIRO, 2016).</w:t>
+              <w:t>O sistema carcerário brasileiro atravessa uma crise estrutural reconhecida pelo Supremo Tribunal Federal, no julgamento da ADPF 347, como um "estado de coisas inconstitucional" (BRASIL, 2023). A Lei de Execução Penal (Lei nº 7.210/1984) assegura à pessoa presa assistência material e assistência à saúde de caráter preventivo e curativo (BRASIL, 1984, arts. 12, 14 e 41). A literatura científica, contudo, documenta escassez crônica de insumos básicos de higiene nas unidades prisionais, o que submete os custodiados a condições degradantes de habitação e convivência (DIUANA et al., 2008; MINAYO; RIBEIRO, 2016; LÔBO et al., 2022). Diante dessa insuficiência, os familiares frequentemente assumem o custo dos itens de higiene e dos medicamentos de uso rotineiro (DIUANA et al., 2008; MINAYO; RIBEIRO, 2016).</w:t>
             </w:r>
           </w:p>
           <w:p>
@@ -945,7 +945,7 @@
                 <w:i w:val="0"/>
                 <w:color w:val="444444"/>
               </w:rPr>
-              <w:t>Os estudos indicam que a higiene precária mantém associação multifatorial com o adoecimento no cárcere, atuando em conjunto com a superlotação, a ventilação inadequada e a alimentação deficiente (GOIS et al., 2012; MINAYO; RIBEIRO, 2016). Em inquérito com 1.573 presos do Rio de Janeiro, Minayo e Ribeiro (2016) registraram elevada prevalência autorreferida de doenças de pele, com destaque para alergias e dermatites (43,4%). Quando o preso adoece, o Estado mobiliza atendimento interno, medicamentos, exames, agentes prisionais, escoltas e a rede externa do SUS; em unidades paulistas, a falta de escolta foi o problema mais citado nos encaminhamentos de saúde, relatado por 53 das 69 penitenciárias masculinas pesquisadas (FERNANDES et al., 2014). Esses estudos, porém, não apresentam valores em reais nem comparam o custo da prevenção com o do tratamento; por isso, o projeto trata a relação entre prevenção e redução de custos como hipótese, e não como fato comprovado.</w:t>
+              <w:t>Os estudos indicam que a higiene precária mantém associação multifatorial com o adoecimento no cárcere, atuando em conjunto com a superlotação, a ventilação inadequada e a alimentação deficiente (GOIS et al., 2012; MINAYO; RIBEIRO, 2016). Em inquérito com 1.573 presos do Rio de Janeiro, Minayo e Ribeiro (2016) registraram elevada prevalência autorreferida de doenças de pele, com destaque para alergias e dermatites (43,4%). Quando a pessoa presa adoece, o Estado mobiliza atendimento interno, medicamentos, exames, agentes prisionais, escoltas e a rede externa do SUS; em unidades paulistas, a falta de escolta foi o problema mais citado nos encaminhamentos de saúde, relatado por 53 das 69 penitenciárias masculinas pesquisadas (FERNANDES et al., 2014). Esses estudos, porém, não apresentam valores em reais nem comparam o custo da prevenção com o do tratamento; por isso, o projeto trata a relação entre prevenção e redução de custos como hipótese, e não como fato comprovado.</w:t>
             </w:r>
           </w:p>
           <w:p>
@@ -1071,7 +1071,7 @@
                 <w:i w:val="0"/>
                 <w:color w:val="444444"/>
               </w:rPr>
-              <w:t>Conhecimentos: execução penal e direitos da pessoa presa (LEP, Constituição Federal, Regras de Mandela); estrutura e finalidade dos estabelecimentos prisionais de Maringá; impactos sociais, econômicos e sanitários da insuficiência da assistência material; noções de gestão de campanhas e de prestação de contas.</w:t>
+              <w:t>Conhecimentos: execução penal e direitos da pessoa presa (LEP, Constituição Federal e Regras de Mandela, ORGANIZAÇÃO DAS NAÇÕES UNIDAS, 2015); estrutura e finalidade dos estabelecimentos prisionais de Maringá; impactos sociais, econômicos e sanitários da insuficiência da assistência material; noções de gestão de campanhas e de prestação de contas.</w:t>
             </w:r>
           </w:p>
           <w:p>
@@ -1389,7 +1389,7 @@
                 <w:i w:val="0"/>
                 <w:color w:val="444444"/>
               </w:rPr>
-              <w:t>Os encontros ocorrem semanalmente, às segundas-feiras, às 18h15, com acompanhamento da professora responsável e registro de frequência, totalizando 15 encontros: o 1º e o 2º destinam-se à construção do projeto; do 3º ao 13º, ao desenvolvimento das atividades conforme os encaminhamentos da turma; o 14º, às visitas técnicas; e o 15º, à discussão dos resultados e à elaboração do relatório final. O conteúdo de cada encontro está detalhado no cronograma.</w:t>
+              <w:t>Os encontros ocorrem semanalmente, às segundas-feiras, às 18h15, com acompanhamento da professora responsável e registro de frequência, totalizando 15 encontros: o 1º e o 2º destinam-se à construção do projeto; do 3º ao 13º, ao desenvolvimento das atividades conforme os encaminhamentos da turma; o 14º, às visitas técnicas; e o 15º, à discussão dos resultados e à elaboração do relatório final. O conteúdo de cada encontro está detalhado no cronograma. Algumas ações ocorrem fora do horário dos encontros, em datas próprias: o encerramento das vendas da rifa (30/10), a publicação da lista de números (01/11), o sorteio transmitido ao vivo (02/11) e as visitas técnicas (04 e 05/11); os encontros correspondentes preparam e avaliam essas ações.</w:t>
             </w:r>
           </w:p>
           <w:p>
@@ -1403,7 +1403,7 @@
                 <w:i w:val="0"/>
                 <w:color w:val="444444"/>
               </w:rPr>
-              <w:t>A metodologia fundamenta-se na Aprendizagem Baseada em Projetos (PjBL), organizada em seis etapas integradas: (1) imersão e identificação do problema, com estudo da realidade prisional de Maringá; (2) seleção e delimitação do problema prioritário — a insuficiência de itens de higiene e o "efeito rebote"; (3) análise do problema e levantamento das necessidades de aprendizagem; (4) estudo e investigação, com aprofundamento teórico e normativo; (5) planejamento e execução da intervenção — campanha de conscientização, arrecadação, rifa solidária e visitas técnicas com entrega dos itens; e (6) sistematização dos resultados, reflexão e elaboração do relatório final. Os estudantes organizam-se em quatro equipes — Apresentação e Visitas, Criação e Audiovisual, Pesquisa e Escrita, e Logística e Arrecadação —, e todo o conteúdo produzido é encaminhado à professora responsável para análise e aprovação antes da execução ou publicação.</w:t>
+              <w:t>A metodologia fundamenta-se na Aprendizagem Baseada em Projetos (PjBL), organizada em seis etapas integradas: (1) imersão e identificação do problema, com estudo da realidade prisional de Maringá; (2) seleção e delimitação do problema prioritário: a insuficiência de itens de higiene e o "efeito rebote"; (3) análise do problema e levantamento das necessidades de aprendizagem; (4) estudo e investigação, com aprofundamento teórico e normativo; (5) planejamento e execução da intervenção: campanha de conscientização, arrecadação, rifa solidária e visitas técnicas com entrega dos itens; e (6) sistematização dos resultados, reflexão e elaboração do relatório final. Os estudantes organizam-se em quatro equipes (Apresentação e Visitas, Criação e Audiovisual, Pesquisa e Escrita, e Logística e Arrecadação), e todo o conteúdo produzido é encaminhado à professora responsável para análise e aprovação antes da execução ou publicação.</w:t>
             </w:r>
           </w:p>
           <w:p>
@@ -1445,7 +1445,7 @@
                 <w:i w:val="0"/>
                 <w:color w:val="444444"/>
               </w:rPr>
-              <w:t>Ações junto à sociedade. Para que o projeto alcance a comunidade externa e não apenas o ambiente acadêmico, a rifa funcionará também como instrumento de conscientização, pois cada bilhete leva o perfil @efeitorebote.oficial e um QR Code de acesso ao conteúdo informativo do projeto, e os acadêmicos atuarão como multiplicadores, explicando o projeto a familiares, amigos e colegas de trabalho no momento da venda. A instituição parceira é a UniCesumar, que cede os espaços do campus para os pontos de coleta, o local de armazenamento, o transporte institucional e a cota de impressão. Outras instituições da comunidade de Maringá, como igrejas, delegacias e estabelecimentos comerciais, poderão receber pontos de coleta externos e material informativo sobre o "efeito rebote", mediante aprovação da professora responsável e autorização do responsável pelo local, seguindo as mesmas regras de identificação, recolhimento, triagem e registro dos pontos do campus.</w:t>
+              <w:t>Ações junto à sociedade. Para que o projeto alcance a comunidade externa e não apenas o ambiente acadêmico, a rifa funcionará também como instrumento de conscientização, pois cada bilhete leva o perfil @efeitorebote.oficial e um QR Code de acesso ao conteúdo informativo do projeto, e os acadêmicos atuarão como multiplicadores, explicando o projeto a familiares, amigos e colegas de trabalho no momento da venda. A instituição parceira é a UniCesumar, que, mediante autorização, poderá ceder os espaços do campus para os pontos de coleta, o local de armazenamento, o transporte institucional e a cota de impressão. Outras instituições da comunidade de Maringá, como igrejas, delegacias e estabelecimentos comerciais, poderão receber pontos de coleta externos e material informativo sobre o "efeito rebote", mediante aprovação da professora responsável e autorização do responsável pelo local, seguindo as mesmas regras de identificação, recolhimento, triagem e registro dos pontos do campus.</w:t>
             </w:r>
           </w:p>
           <w:p>
@@ -1459,7 +1459,7 @@
                 <w:i w:val="0"/>
                 <w:color w:val="444444"/>
               </w:rPr>
-              <w:t>Ações de mobilização para a arrecadação. Para chamar a atenção da comunidade e ampliar as doações, serão realizadas: (1) intervenção visual no pátio do campus, com cenário temático montado com a identidade visual do projeto, exposição dos cinco itens aceitos, informações sobre o "efeito rebote" e caixa de coleta, com acadêmicos em escala para explicar o projeto ao público; (2) caixas de coleta personalizadas em comércios locais de Maringá, instaladas com autorização do responsável por cada estabelecimento e recolhidas semanalmente pela equipe de Logística e Arrecadação; e (3) peças de grande formato, como banners e faixas no campus, produzidas com a cota de impressão institucional — a veiculação em outdoor somente ocorrerá se houver cessão gratuita do espaço, preservando a estratégia de custo zero. Todas as ações dependem de autorização prévia da professora responsável e da instituição, e o cenário evitará qualquer representação sensacionalista ou estigmatizante das pessoas privadas de liberdade.</w:t>
+              <w:t>Ações de mobilização para a arrecadação. Para chamar a atenção da comunidade e ampliar as doações, serão realizadas: (1) intervenção visual no pátio do campus, com cenário temático montado com a identidade visual do projeto, exposição dos cinco itens aceitos, informações sobre o "efeito rebote" e caixa de coleta, com acadêmicos em escala para explicar o projeto ao público; (2) caixas de coleta personalizadas em comércios locais de Maringá, instaladas com autorização do responsável por cada estabelecimento e recolhidas semanalmente pela equipe de Logística e Arrecadação; e (3) peças de grande formato, como banners e faixas no campus, produzidas com a cota de impressão institucional; a veiculação em outdoor somente ocorrerá se houver cessão gratuita do espaço, preservando a estratégia de custo zero. Todas as ações dependem de autorização prévia da professora responsável e da instituição, e o cenário evitará qualquer representação sensacionalista ou estigmatizante das pessoas privadas de liberdade.</w:t>
             </w:r>
           </w:p>
           <w:p>
@@ -1473,7 +1473,7 @@
                 <w:i w:val="0"/>
                 <w:color w:val="444444"/>
               </w:rPr>
-              <w:t>Rifa solidária. Como forma complementar de arrecadação, será realizada uma rifa com bilhetes numerados de 0001 a 2400, ao valor de R$ 5,00 cada. Cada acadêmico receberá um bloco de 30 bilhetes numerados em sequência, vendidos em sua rede de contatos, o que distribui a responsabilidade de forma igualitária e dispensa a organização de eventos. Para que a rifa também cumpra função de conscientização, cada bilhete trará o perfil do projeto no Instagram (@efeitorebote.oficial) e um QR Code de acesso a ele, de modo que o comprador, ao guardar o bilhete, tenha acesso ao conteúdo informativo do projeto. Como cada acadêmico vende de forma independente, o controle é centralizado no sistema on-line de vendas desenvolvido pela turma (aplicativo web acessado pelo celular com o e-mail cadastrado do acadêmico): a cada venda, o vendedor preenche o canhoto e registra no sistema, no mesmo dia, os números vendidos, o nome e o telefone do comprador e a forma de pagamento; o sistema só permite registrar números do bloco do próprio acadêmico, impede que um número seja vendido duas vezes e constitui o registro oficial da rifa. Para pagamentos por PIX, o sistema gera o código com o valor exato e a identificação do pedido, e o pagamento cai diretamente na conta de recebimento da comissão financeira — conta de uso exclusivo da rifa, indicada pela comissão e aprovada pela professora responsável —, de modo que o dinheiro não fique com o vendedor; valores em espécie são entregues à comissão nos acertos semanais, realizados às segundas-feiras nos encontros, quando o registro é conferido com os extratos. Somente participam do sorteio os bilhetes registrados e pagos até 30/10/2026, às 23h59; a lista dos números participantes, sem dados pessoais, é publicada no perfil do projeto em 01/11/2026. O prêmio será um tablet Samsung Galaxy Tab A11+ (11 polegadas, Wi-Fi) ou modelo equivalente. O sorteio ocorrerá em 02/11/2026, às [PENDENTE: horário], com transmissão ao vivo no @efeitorebote.oficial: os números da lista oficial são impressos, dobrados e depositados em urna, e um número é retirado na presença da professora responsável e de duas testemunhas, com lavratura de ata; por ser transmitido on-line, o sorteio independe do funcionamento do campus. Os valores arrecadados, deduzido o custo de aquisição do prêmio, serão destinados exclusivamente à compra dos itens listados, com comprovação por nota fiscal e prestação de contas à professora responsável e à turma. A realização da rifa está condicionada à autorização da instituição, observadas as normas institucionais e a legislação aplicável; o regulamento completo consta do Anexo 1.</w:t>
+              <w:t>Rifa solidária. Como forma complementar de arrecadação, será realizada uma rifa com bilhetes numerados de 0001 a 2400, ao valor de R$ 5,00 cada. Cada acadêmico receberá um bloco de 30 bilhetes numerados em sequência, vendidos em sua rede de contatos, o que distribui a responsabilidade de forma igualitária e dispensa a organização de eventos. Para que a rifa também cumpra função de conscientização, cada bilhete trará o perfil do projeto no Instagram (@efeitorebote.oficial) e um QR Code de acesso a ele, de modo que o comprador, ao guardar o bilhete, tenha acesso ao conteúdo informativo do projeto. Como cada acadêmico vende de forma independente, o controle é centralizado no sistema on-line de vendas desenvolvido pela turma (aplicativo web acessado pelo celular com o e-mail cadastrado do acadêmico): a cada venda, o vendedor preenche o canhoto e registra no sistema, no mesmo dia, os números vendidos, o nome e o telefone do comprador e a forma de pagamento; o sistema só permite registrar números do bloco do próprio acadêmico, impede que um número seja vendido duas vezes e constitui o registro oficial da rifa. Para pagamentos por PIX, o sistema gera o código com o valor exato e a identificação do pedido, e o pagamento cai diretamente na conta de recebimento da comissão financeira (conta de uso exclusivo da rifa, indicada pela comissão e aprovada pela professora responsável), de modo que o dinheiro não fique com o vendedor; valores em espécie são entregues à comissão nos acertos semanais, realizados às segundas-feiras nos encontros, quando o registro é conferido com os extratos. Somente participam do sorteio os bilhetes registrados e pagos até 30/10/2026, às 23h59; a lista dos números participantes, sem dados pessoais, é publicada no perfil do projeto em 01/11/2026. O prêmio será um tablet Samsung Galaxy Tab A11+ (11 polegadas, Wi-Fi) ou modelo equivalente. O sorteio ocorrerá em 02/11/2026, às [PENDENTE: horário], com transmissão ao vivo no @efeitorebote.oficial: os números da lista oficial são impressos, dobrados e depositados em urna, e um número é retirado na presença da professora responsável e de duas testemunhas, com lavratura de ata; por ser transmitido on-line, o sorteio independe do funcionamento do campus. Para que a compra dos itens ocorra entre o fim das vendas (30/10) e a entrega (04/11), a lista validada pelas unidades e as cotações serão preparadas antes do fim das vendas. O prêmio será adquirido somente quando a arrecadação cobrir seu custo com margem; se as vendas forem insuficientes, a comissão financeira e a professora responsável buscarão doação ou desconto do prêmio, que permanece garantido aos compradores. Os valores arrecadados, deduzido o custo de aquisição do prêmio, serão destinados exclusivamente à compra dos itens listados, com comprovação por nota fiscal e prestação de contas à professora responsável e à turma. A realização da rifa está condicionada à autorização da instituição e da professora responsável, observadas as normas institucionais e a legislação federal sobre distribuição de prêmios mediante sorteio (BRASIL, 1944; BRASIL, 1971); sem essa autorização, a rifa não será iniciada e a arrecadação seguirá apenas por doações diretas; o regulamento completo consta do Anexo 1.</w:t>
             </w:r>
           </w:p>
           <w:p>
@@ -1529,7 +1529,7 @@
                 <w:i w:val="0"/>
                 <w:color w:val="444444"/>
               </w:rPr>
-              <w:t>Proteção de dados. O nome e o telefone dos compradores são coletados exclusivamente para identificação dos bilhetes e contato com o ganhador, ficam acessíveis apenas ao vendedor e à comissão financeira, não são divulgados e serão eliminados após a entrega do prêmio, em observância à Lei Geral de Proteção de Dados (Lei nº 13.709/2018).</w:t>
+              <w:t>Proteção de dados. O nome e o telefone dos compradores são coletados exclusivamente para identificação dos bilhetes e contato com o ganhador, ficam acessíveis apenas ao vendedor e à comissão financeira, não são divulgados e serão eliminados após a entrega do prêmio, em observância à Lei Geral de Proteção de Dados Pessoais (BRASIL, 2018a).</w:t>
             </w:r>
           </w:p>
           <w:p>
@@ -1571,7 +1571,7 @@
                 <w:i w:val="0"/>
                 <w:color w:val="444444"/>
               </w:rPr>
-              <w:t>Ajustes em relação ao pré-projeto aprovado. Esta versão mantém a fundamentação, os objetivos e a meta de referência de mais de 8.000 itens do pré-projeto (Anexo 3) e incorpora: (1) a lista atualizada de itens, que acrescenta o sabão em pó e define o limite de cada produto; como o pré-projeto especificava creme dental branco, a lista final — tipo, cor, embalagem e forma de entrega — será validada com a PEM, a CCM e a CPIM antes de qualquer aquisição; (2) a rifa solidária como fonte complementar de recursos: a divulgação permanece de custo zero, e a receita da rifa, deduzido o prêmio, destina-se exclusivamente à compra de itens; (3) as ações de mobilização e junto à sociedade, incluindo a roda de conversa com familiares; (4) o sistema on-line de controle de vendas e prestação de contas; e (5) a reformulação dos objetivos específicos e o tratamento do "efeito rebote" como categoria de análise fundamentada na literatura, sem pretensão de comprovar a relação entre prevenção e custos públicos, o que exigiria levantamento de dados alheio ao escopo da ação extensionista. O quantitativo arrecadado será acompanhado semanalmente em relação à meta.</w:t>
+              <w:t>Ajustes em relação ao pré-projeto aprovado. Esta versão mantém a fundamentação, os objetivos e a meta de referência de mais de 8.000 itens do pré-projeto (Anexo 3) e incorpora: (1) a lista atualizada de itens, que acrescenta o sabão em pó e define o limite de cada produto; como o pré-projeto especificava creme dental branco, a lista final (tipo, cor, embalagem e forma de entrega) será validada com a PEM, a CCM e a CPIM antes de qualquer aquisição; (2) a rifa solidária como fonte complementar de recursos: a divulgação permanece de custo zero, e a receita da rifa, deduzido o prêmio, destina-se exclusivamente à compra de itens; (3) as ações de mobilização e junto à sociedade, incluindo a roda de conversa com familiares; (4) o sistema on-line de controle de vendas e prestação de contas; e (5) a reformulação dos objetivos específicos e o tratamento do "efeito rebote" como categoria de análise fundamentada na literatura, sem pretensão de comprovar a relação entre prevenção e custos públicos, o que exigiria levantamento de dados alheio ao escopo da ação extensionista. O quantitativo arrecadado será acompanhado semanalmente em relação à meta, que depende principalmente das doações diretas; a receita da rifa, deduzido o prêmio, tem caráter complementar.</w:t>
             </w:r>
           </w:p>
         </w:tc>
@@ -1606,7 +1606,21 @@
                 <w:i w:val="0"/>
                 <w:color w:val="444444"/>
               </w:rPr>
-              <w:t>BRASIL. [Constituição (1988)]. Constituição da República Federativa do Brasil de 1988. Brasília, DF: Presidência da República, 1988.</w:t>
+              <w:t>BRASIL. Decreto-Lei nº 6.259, de 10 de fevereiro de 1944. Dispõe sobre o serviço de loterias, e dá outras providências. Rio de Janeiro: Presidência da República, 1944.</w:t>
+            </w:r>
+          </w:p>
+          <w:p>
+            <w:pPr>
+              <w:spacing w:before="80"/>
+              <w:jc w:val="both"/>
+            </w:pPr>
+            <w:r>
+              <w:rPr>
+                <w:b w:val="0"/>
+                <w:i w:val="0"/>
+                <w:color w:val="444444"/>
+              </w:rPr>
+              <w:t>BRASIL. Lei nº 5.768, de 20 de dezembro de 1971. Altera a legislação sobre distribuição gratuita de prêmios, mediante sorteio, vale-brinde ou concurso, a título de propaganda, estabelece normas de proteção à poupança popular, e dá outras providências. Brasília, DF: Presidência da República, 1971.</w:t>
             </w:r>
           </w:p>
           <w:p>
@@ -1634,6 +1648,20 @@
                 <w:i w:val="0"/>
                 <w:color w:val="444444"/>
               </w:rPr>
+              <w:t>BRASIL. [Constituição (1988)]. Constituição da República Federativa do Brasil de 1988. Brasília, DF: Presidência da República, 1988.</w:t>
+            </w:r>
+          </w:p>
+          <w:p>
+            <w:pPr>
+              <w:spacing w:before="80"/>
+              <w:jc w:val="both"/>
+            </w:pPr>
+            <w:r>
+              <w:rPr>
+                <w:b w:val="0"/>
+                <w:i w:val="0"/>
+                <w:color w:val="444444"/>
+              </w:rPr>
               <w:t>BRASIL. Lei nº 13.005, de 25 de junho de 2014. Aprova o Plano Nacional de Educação – PNE e dá outras providências. Brasília, DF: Presidência da República, 2014.</w:t>
             </w:r>
           </w:p>
@@ -1648,7 +1676,21 @@
                 <w:i w:val="0"/>
                 <w:color w:val="444444"/>
               </w:rPr>
-              <w:t>BRASIL. Ministério da Educação. Conselho Nacional de Educação. Câmara de Educação Superior. Resolução nº 7, de 18 de dezembro de 2018. Estabelece as Diretrizes para a Extensão na Educação Superior Brasileira e regimenta o disposto na Meta 12.7 da Lei nº 13.005/2014. Brasília, DF: MEC, 2018.</w:t>
+              <w:t>BRASIL. Lei nº 13.709, de 14 de agosto de 2018. Lei Geral de Proteção de Dados Pessoais (LGPD). Brasília, DF: Presidência da República, 2018a.</w:t>
+            </w:r>
+          </w:p>
+          <w:p>
+            <w:pPr>
+              <w:spacing w:before="80"/>
+              <w:jc w:val="both"/>
+            </w:pPr>
+            <w:r>
+              <w:rPr>
+                <w:b w:val="0"/>
+                <w:i w:val="0"/>
+                <w:color w:val="444444"/>
+              </w:rPr>
+              <w:t>BRASIL. Ministério da Educação. Conselho Nacional de Educação. Câmara de Educação Superior. Resolução nº 7, de 18 de dezembro de 2018. Estabelece as Diretrizes para a Extensão na Educação Superior Brasileira e regimenta o disposto na Meta 12.7 da Lei nº 13.005/2014. Brasília, DF: MEC, 2018b.</w:t>
             </w:r>
           </w:p>
           <w:p>
@@ -1733,6 +1775,20 @@
                 <w:color w:val="444444"/>
               </w:rPr>
               <w:t>MINAYO, Maria Cecília de Souza; RIBEIRO, Adalgisa Peixoto. Condições de saúde dos presos do estado do Rio de Janeiro, Brasil. Ciência &amp; Saúde Coletiva, v. 21, n. 7, p. 2031-2040, 2016.</w:t>
+            </w:r>
+          </w:p>
+          <w:p>
+            <w:pPr>
+              <w:spacing w:before="80"/>
+              <w:jc w:val="both"/>
+            </w:pPr>
+            <w:r>
+              <w:rPr>
+                <w:b w:val="0"/>
+                <w:i w:val="0"/>
+                <w:color w:val="444444"/>
+              </w:rPr>
+              <w:t>ORGANIZAÇÃO DAS NAÇÕES UNIDAS. Regras mínimas das Nações Unidas para o tratamento de reclusos (Regras de Nelson Mandela). Nova York: ONU, 2015.</w:t>
             </w:r>
           </w:p>
           <w:p>
@@ -3049,7 +3105,7 @@
                 <w:i w:val="0"/>
                 <w:color w:val="444444"/>
               </w:rPr>
-              <w:t>Conferência dos registros do sistema de vendas com os extratos da conta da comissão financeira; balanço por acadêmico; cotação em três lojas e aquisição do tablet com nota fiscal; reforço da divulgação junto aos acadêmicos com menos vendas.</w:t>
+              <w:t>Conferência dos registros do sistema de vendas com os extratos da conta da comissão financeira; balanço por acadêmico; cotação em três lojas e aquisição do tablet com nota fiscal quando a arrecadação cobrir seu custo com margem; preparação da lista de compras e das cotações dos itens; reforço da divulgação junto aos acadêmicos com menos vendas.</w:t>
             </w:r>
           </w:p>
           <w:p>

--- a/entregas/projeto-escrito.docx
+++ b/entregas/projeto-escrito.docx
@@ -973,7 +973,7 @@
                 <w:i w:val="0"/>
                 <w:color w:val="444444"/>
               </w:rPr>
-              <w:t>A realidade de Maringá confirma a pertinência do recorte. Relatórios de inspeção da Defensoria Pública do Paraná registraram, em 2025, ocupação acima da capacidade nas três unidades: 1.198 presos para 960 vagas na CCM (março), 423 para 330 na CPIM e 523 para 360 na PEM (maio). Os mesmos relatórios apontam falta de creme dental e escova na CCM; falta de pasta de dente, aparelho de barbear e escova na PEM; e, na CPIM, que o kit de higiene não vinha sendo enviado completo, sendo os itens em falta supridos pelo Conselho da Comunidade (PARANÁ, 2025a; 2025b; 2025c). Trata-se de dados declarados pelas direções e referentes a um único dia de inspeção, mas que indicam, no próprio território do projeto, a carência dos itens que a campanha pretende arrecadar.</w:t>
+              <w:t>A realidade de Maringá confirma a pertinência do recorte. Relatórios de inspeção da Defensoria Pública do Paraná registraram, em 2025, ocupação acima da capacidade nas três unidades: 1.198 presos para 960 vagas na CCM (março), 423 para 330 na CPIM (agosto) e 523 para 360 na PEM (maio). Os mesmos relatórios apontam falta de creme dental e escova na CCM; falta de pasta de dente, aparelho de barbear e escova na PEM; e, na CPIM, que o kit de higiene não vinha sendo enviado completo, sendo os itens em falta supridos pelo Conselho da Comunidade (PARANÁ, 2025a; 2025b; 2025c). Trata-se de dados declarados pelas direções e referentes a um único dia de inspeção, mas que indicam, no próprio território do projeto, a carência dos itens que a campanha pretende arrecadar.</w:t>
             </w:r>
           </w:p>
           <w:p>
@@ -1473,7 +1473,7 @@
                 <w:i w:val="0"/>
                 <w:color w:val="444444"/>
               </w:rPr>
-              <w:t>Rifa solidária. Como forma complementar de arrecadação, será realizada uma rifa com bilhetes numerados de 0001 a 2400, ao valor de R$ 5,00 cada. Cada acadêmico receberá um bloco de 30 bilhetes numerados em sequência, vendidos em sua rede de contatos, o que distribui a responsabilidade de forma igualitária e dispensa a organização de eventos. Para que a rifa também cumpra função de conscientização, cada bilhete trará o perfil do projeto no Instagram (@efeitorebote.oficial) e um QR Code de acesso a ele, de modo que o comprador, ao guardar o bilhete, tenha acesso ao conteúdo informativo do projeto. Como cada acadêmico vende de forma independente, o controle é centralizado no sistema on-line de vendas desenvolvido pela turma (aplicativo web acessado pelo celular com o e-mail cadastrado do acadêmico): a cada venda, o vendedor preenche o canhoto e registra no sistema, no mesmo dia, os números vendidos, o nome e o telefone do comprador e a forma de pagamento; o sistema só permite registrar números do bloco do próprio acadêmico, impede que um número seja vendido duas vezes e constitui o registro oficial da rifa. Para pagamentos por PIX, o sistema gera o código com o valor exato e a identificação do pedido, e o pagamento cai diretamente na conta de recebimento da comissão financeira (conta de uso exclusivo da rifa, indicada pela comissão e aprovada pela professora responsável), de modo que o dinheiro não fique com o vendedor; valores em espécie são entregues à comissão nos acertos semanais, realizados às segundas-feiras nos encontros, quando o registro é conferido com os extratos. Somente participam do sorteio os bilhetes registrados e pagos até 30/10/2026, às 23h59; a lista dos números participantes, sem dados pessoais, é publicada no perfil do projeto em 01/11/2026. O prêmio será um tablet Samsung Galaxy Tab A11+ (11 polegadas, Wi-Fi) ou modelo equivalente. O sorteio ocorrerá em 02/11/2026, às [PENDENTE: horário], com transmissão ao vivo no @efeitorebote.oficial: os números da lista oficial são impressos, dobrados e depositados em urna, e um número é retirado na presença da professora responsável e de duas testemunhas, com lavratura de ata; por ser transmitido on-line, o sorteio independe do funcionamento do campus. Para que a compra dos itens ocorra entre o fim das vendas (30/10) e a entrega (04/11), a lista validada pelas unidades e as cotações serão preparadas antes do fim das vendas. O prêmio será adquirido somente quando a arrecadação cobrir seu custo com margem; se as vendas forem insuficientes, a comissão financeira e a professora responsável buscarão doação ou desconto do prêmio, que permanece garantido aos compradores. Os valores arrecadados, deduzido o custo de aquisição do prêmio, serão destinados exclusivamente à compra dos itens listados, com comprovação por nota fiscal e prestação de contas à professora responsável e à turma. A realização da rifa está condicionada à autorização da instituição e da professora responsável, observadas as normas institucionais e a legislação federal sobre distribuição de prêmios mediante sorteio (BRASIL, 1944; BRASIL, 1971); sem essa autorização, a rifa não será iniciada e a arrecadação seguirá apenas por doações diretas; o regulamento completo consta do Anexo 1.</w:t>
+              <w:t>Rifa solidária. Como forma complementar de arrecadação, será realizada uma rifa com bilhetes numerados de 0001 a 2400, ao valor de R$ 5,00 cada. Cada acadêmico receberá um bloco de 30 bilhetes numerados em sequência, vendidos em sua rede de contatos, o que distribui a responsabilidade de forma igualitária e dispensa a organização de eventos. Para que a rifa também cumpra função de conscientização, cada bilhete trará o perfil do projeto no Instagram (@efeitorebote.oficial) e um QR Code de acesso a ele, de modo que o comprador, ao guardar o bilhete, tenha acesso ao conteúdo informativo do projeto. Como cada acadêmico vende de forma independente, o controle é centralizado no sistema on-line de vendas desenvolvido pela turma (aplicativo web acessado pelo celular com o e-mail cadastrado do acadêmico): a cada venda, o vendedor preenche o canhoto e registra no sistema, no mesmo dia, os números vendidos, o nome e o telefone do comprador e a forma de pagamento; o sistema só permite registrar números do bloco do próprio acadêmico, impede que um número seja vendido duas vezes e constitui o registro oficial da rifa. Para pagamentos por PIX, o sistema gera o código com o valor exato e a identificação do pedido, e o pagamento cai diretamente na conta de recebimento da comissão financeira (conta de uso exclusivo da rifa, indicada pela comissão e aprovada pela professora responsável), de modo que o dinheiro não fique com o vendedor; valores em espécie são entregues à comissão nos acertos semanais, realizados às segundas-feiras nos encontros, quando o registro é conferido com os extratos. Somente participam do sorteio os bilhetes registrados e pagos até 30/10/2026, às 23h59; a lista dos números participantes, sem dados pessoais, é publicada no perfil do projeto em 01/11/2026. O prêmio será um tablet Samsung Galaxy Tab A11+ (11 polegadas, Wi-Fi) ou modelo equivalente. O sorteio ocorrerá em 02/11/2026, às [PENDENTE: horário], com transmissão ao vivo no @efeitorebote.oficial: os números da lista oficial são impressos, dobrados e depositados em urna, e um número é retirado na presença da professora responsável e de duas testemunhas, com lavratura de ata; por ser transmitido on-line, o sorteio independe do funcionamento do campus. Para que a compra dos itens ocorra entre o fim das vendas (30/10) e a entrega (04/11), a lista validada pelas unidades e as cotações serão preparadas antes do fim das vendas. O prêmio será adquirido somente quando a arrecadação cobrir seu custo com margem; se as vendas forem insuficientes, a comissão financeira e a professora responsável buscarão doação ou desconto do prêmio; não sendo possível, a rifa será cancelada e os valores devolvidos integralmente aos compradores, conforme o Anexo 1. Os valores arrecadados, deduzido o custo de aquisição do prêmio, serão destinados exclusivamente à compra dos itens listados, com comprovação por nota fiscal e prestação de contas à professora responsável e à turma. A realização da rifa está condicionada à autorização da instituição e da professora responsável, observadas as normas institucionais e a legislação federal sobre distribuição de prêmios mediante sorteio (BRASIL, 1944; BRASIL, 1971); sem essa autorização, a rifa não será iniciada e a arrecadação seguirá apenas por doações diretas; o regulamento completo consta do Anexo 1.</w:t>
             </w:r>
           </w:p>
           <w:p>
@@ -1487,7 +1487,7 @@
                 <w:i w:val="0"/>
                 <w:color w:val="444444"/>
               </w:rPr>
-              <w:t>Divulgação e redes sociais. A divulgação adotará estratégias de custo zero: avisos nos murais e telões do campus, representantes de turma como multiplicadores e perfis do projeto nas redes sociais. A primeira publicação terá caráter exclusivamente informativo, apresentando e explicando o projeto, sem pedido de arrecadação. As redes terão três publicações semanais (carrosséis informativos, vídeos curtos e conteúdos sobre a realidade prisional e os direitos da pessoa presa), todas previamente aprovadas pela professora responsável e em conformidade com as regras institucionais. Não serão publicadas imagens ou dados que identifiquem pessoas privadas de liberdade.</w:t>
+              <w:t>Divulgação e redes sociais. A divulgação adotará estratégias de custo zero: avisos nos murais e telões do campus, representantes de turma como multiplicadores e perfis do projeto nas redes sociais. A primeira publicação terá caráter exclusivamente informativo, apresentando e explicando o projeto, sem pedido de arrecadação (texto-base no Anexo 2). As redes terão três publicações semanais (carrosséis informativos, vídeos curtos e conteúdos sobre a realidade prisional e os direitos da pessoa presa), com acompanhamento do número de publicações, do alcance e dos acessos ao QR Code dos bilhetes, todas previamente aprovadas pela professora responsável e em conformidade com as regras institucionais. Não serão publicadas imagens ou dados que identifiquem pessoas privadas de liberdade.</w:t>
             </w:r>
           </w:p>
           <w:p>
@@ -1501,7 +1501,7 @@
                 <w:i w:val="0"/>
                 <w:color w:val="444444"/>
               </w:rPr>
-              <w:t>Visitas técnicas e entrega. As visitas à PEM, à CCM e à CPIM estão previstas para 04 e 05 de novembro, em grupos de até 50 alunos, com acompanhamento docente obrigatório e transporte institucional, observadas as normas de segurança das unidades. A entrega dos itens arrecadados será integrada às visitas e registrada em termo de entrega com os quantitativos por unidade.</w:t>
+              <w:t>Visitas técnicas e entrega. As visitas à PEM, à CCM e à CPIM estão previstas para 04 e 05 de novembro, em grupos de até 50 alunos, conforme previsto no pré-projeto, com acompanhamento docente obrigatório, mediante autorização das unidades prisionais e da instituição, que também deverá autorizar o transporte institucional, observadas as normas de segurança das unidades. A entrega dos itens arrecadados será integrada às visitas e registrada em termo de entrega com os quantitativos por unidade.</w:t>
             </w:r>
           </w:p>
           <w:p>
@@ -1515,7 +1515,7 @@
                 <w:i w:val="0"/>
                 <w:color w:val="444444"/>
               </w:rPr>
-              <w:t>Acolhimento às famílias. Será realizada uma roda de conversa com familiares de pessoas privadas de liberdade, conduzida pelos acadêmicos sob mediação da professora responsável, em [PENDENTE: data e local; sugestão: dependências da UniCesumar], com divulgação feita em parceria com [PENDENTE: instituição que fará a ponte com as famílias, como o Conselho da Comunidade ou a Defensoria Pública] e mediante autorização das instâncias envolvidas. O encontro terá caráter de escuta e acolhimento e abordará, em linguagem acessível, os direitos da pessoa presa e de seus familiares (assistência material e à saúde, regras de visita) e os canais públicos de apoio. Regras: participação voluntária; sigilo sobre os relatos; nenhum registro de imagem ou dado que identifique os participantes, sendo a presença registrada apenas em número; e vedação de orientação jurídica individual pelos acadêmicos, com encaminhamento dos casos concretos à Defensoria Pública.</w:t>
+              <w:t>Acolhimento às famílias. Será realizada uma roda de conversa com familiares de pessoas privadas de liberdade, conduzida pelos acadêmicos, com organização da acadêmica Francieli Araújo e mediação da professora responsável, em [PENDENTE: data e local; sugestão: dependências da UniCesumar], com divulgação feita em parceria com [PENDENTE: instituição que fará a ponte com as famílias, como o Conselho da Comunidade ou a Defensoria Pública] e mediante autorização das instâncias envolvidas. O encontro terá caráter de escuta e acolhimento e abordará, em linguagem acessível, os direitos da pessoa presa e de seus familiares (assistência material e à saúde, regras de visita) e os canais públicos de apoio. Regras: participação voluntária; sigilo sobre os relatos; nenhum registro de imagem ou dado que identifique os participantes, sendo a presença registrada apenas em número; e vedação de orientação jurídica individual pelos acadêmicos, com encaminhamento dos casos concretos à Defensoria Pública.</w:t>
             </w:r>
           </w:p>
           <w:p>
@@ -1704,7 +1704,7 @@
                 <w:i w:val="0"/>
                 <w:color w:val="444444"/>
               </w:rPr>
-              <w:t>BRASIL. Supremo Tribunal Federal. Arguição de Descumprimento de Preceito Fundamental 347. Brasília, DF: STF, 2023.</w:t>
+              <w:t>BRASIL. Supremo Tribunal Federal. Arguição de Descumprimento de Preceito Fundamental 347. Relator: Min. Marco Aurélio. Brasília, DF: STF, 2023.</w:t>
             </w:r>
           </w:p>
           <w:p>
@@ -4134,20 +4134,6 @@
         </w:tc>
       </w:tr>
     </w:tbl>
-    <w:p>
-      <w:pPr>
-        <w:spacing w:before="80"/>
-      </w:pPr>
-      <w:r>
-        <w:rPr>
-          <w:b w:val="0"/>
-          <w:i w:val="0"/>
-          <w:color w:val="666666"/>
-          <w:sz w:val="16"/>
-        </w:rPr>
-        <w:t>Obs.: por padrão, este relatório lista os anexos.</w:t>
-      </w:r>
-    </w:p>
     <w:sectPr>
       <w:pgSz w:w="11906" w:h="16838"/>
       <w:pgMar w:top="794" w:right="850" w:bottom="1020" w:left="850" w:header="720" w:footer="720" w:gutter="0"/>

--- a/entregas/projeto-escrito.docx
+++ b/entregas/projeto-escrito.docx
@@ -1389,7 +1389,7 @@
                 <w:i w:val="0"/>
                 <w:color w:val="444444"/>
               </w:rPr>
-              <w:t>Os encontros ocorrem semanalmente, às segundas-feiras, às 18h15, com acompanhamento da professora responsável e registro de frequência, totalizando 15 encontros: o 1º e o 2º destinam-se à construção do projeto; do 3º ao 13º, ao desenvolvimento das atividades conforme os encaminhamentos da turma; o 14º, às visitas técnicas; e o 15º, à discussão dos resultados e à elaboração do relatório final. O conteúdo de cada encontro está detalhado no cronograma. Algumas ações ocorrem fora do horário dos encontros, em datas próprias: o encerramento das vendas da rifa (30/10), a publicação da lista de números (01/11), o sorteio transmitido ao vivo (02/11) e as visitas técnicas (04 e 05/11); os encontros correspondentes preparam e avaliam essas ações.</w:t>
+              <w:t>Os encontros ocorrem semanalmente, às segundas-feiras, às 18h15, com acompanhamento da professora responsável e registro de frequência, totalizando 15 encontros: o 1º e o 2º destinam-se à construção do projeto; do 3º ao 13º, ao desenvolvimento das atividades conforme os encaminhamentos da turma; o 14º, às visitas técnicas; e o 15º, à discussão dos resultados e à elaboração do relatório final. O conteúdo de cada encontro está detalhado no cronograma. Algumas ações ocorrem fora do horário dos encontros, em datas próprias: o encerramento das vendas da ação de arrecadação (30/10), a publicação da lista de números (01/11), o sorteio transmitido ao vivo (02/11) e as visitas técnicas (04 e 05/11); os encontros correspondentes preparam e avaliam essas ações.</w:t>
             </w:r>
           </w:p>
           <w:p>
@@ -1403,7 +1403,7 @@
                 <w:i w:val="0"/>
                 <w:color w:val="444444"/>
               </w:rPr>
-              <w:t>A metodologia fundamenta-se na Aprendizagem Baseada em Projetos (PjBL), organizada em seis etapas integradas: (1) imersão e identificação do problema, com estudo da realidade prisional de Maringá; (2) seleção e delimitação do problema prioritário: a insuficiência de itens de higiene e o "efeito rebote"; (3) análise do problema e levantamento das necessidades de aprendizagem; (4) estudo e investigação, com aprofundamento teórico e normativo; (5) planejamento e execução da intervenção: campanha de conscientização, arrecadação, rifa solidária e visitas técnicas com entrega dos itens; e (6) sistematização dos resultados, reflexão e elaboração do relatório final. Os estudantes organizam-se em quatro equipes (Apresentação e Visitas, Criação e Audiovisual, Pesquisa e Escrita, e Logística e Arrecadação), e todo o conteúdo produzido é encaminhado à professora responsável para análise e aprovação antes da execução ou publicação.</w:t>
+              <w:t>A metodologia fundamenta-se na Aprendizagem Baseada em Projetos (PjBL), organizada em seis etapas integradas: (1) imersão e identificação do problema, com estudo da realidade prisional de Maringá; (2) seleção e delimitação do problema prioritário: a insuficiência de itens de higiene e o "efeito rebote"; (3) análise do problema e levantamento das necessidades de aprendizagem; (4) estudo e investigação, com aprofundamento teórico e normativo; (5) planejamento e execução da intervenção: campanha de conscientização, doação de itens, ação de arrecadação solidária e visitas técnicas com entrega dos itens; e (6) sistematização dos resultados, reflexão e elaboração do relatório final. Os estudantes organizam-se em quatro equipes (Apresentação e Visitas, Criação e Audiovisual, Pesquisa e Escrita, e Logística e Arrecadação), e todo o conteúdo produzido é encaminhado à professora responsável para análise e aprovação antes da execução ou publicação.</w:t>
             </w:r>
           </w:p>
           <w:p>
@@ -1445,7 +1445,7 @@
                 <w:i w:val="0"/>
                 <w:color w:val="444444"/>
               </w:rPr>
-              <w:t>Ações junto à sociedade. Para que o projeto alcance a comunidade externa e não apenas o ambiente acadêmico, a rifa funcionará também como instrumento de conscientização, pois cada bilhete leva o perfil @efeitorebote.oficial e um QR Code de acesso ao conteúdo informativo do projeto, e os acadêmicos atuarão como multiplicadores, explicando o projeto a familiares, amigos e colegas de trabalho no momento da venda. A instituição parceira é a UniCesumar, que, mediante autorização, poderá ceder os espaços do campus para os pontos de coleta, o local de armazenamento, o transporte institucional e a cota de impressão. Outras instituições da comunidade de Maringá, como igrejas, delegacias e estabelecimentos comerciais, poderão receber pontos de coleta externos e material informativo sobre o "efeito rebote", mediante aprovação da professora responsável e autorização do responsável pelo local, seguindo as mesmas regras de identificação, recolhimento, triagem e registro dos pontos do campus.</w:t>
+              <w:t>Ações junto à sociedade. Para que o projeto alcance a comunidade externa e não apenas o ambiente acadêmico, a ação de arrecadação funcionará também como instrumento de conscientização, pois cada bilhete leva o perfil @efeitorebote.oficial e um QR Code de acesso ao conteúdo informativo do projeto, e os acadêmicos atuarão como multiplicadores, explicando o projeto a familiares, amigos e colegas de trabalho no momento da venda. A instituição parceira é a UniCesumar, que, mediante autorização, poderá ceder os espaços do campus para os pontos de coleta, o local de armazenamento, o transporte institucional e a cota de impressão. Outras instituições da comunidade de Maringá, como igrejas, delegacias e estabelecimentos comerciais, poderão receber pontos de coleta externos e material informativo sobre o "efeito rebote", mediante aprovação da professora responsável e autorização do responsável pelo local, seguindo as mesmas regras de identificação, recolhimento, triagem e registro dos pontos do campus.</w:t>
             </w:r>
           </w:p>
           <w:p>
@@ -1473,7 +1473,7 @@
                 <w:i w:val="0"/>
                 <w:color w:val="444444"/>
               </w:rPr>
-              <w:t>Rifa solidária. Como forma complementar de arrecadação, será realizada uma rifa com bilhetes numerados de 0001 a 2400, ao valor de R$ 5,00 cada. Cada acadêmico receberá um bloco de 30 bilhetes numerados em sequência, vendidos em sua rede de contatos, o que distribui a responsabilidade de forma igualitária e dispensa a organização de eventos. Para que a rifa também cumpra função de conscientização, cada bilhete trará o perfil do projeto no Instagram (@efeitorebote.oficial) e um QR Code de acesso a ele, de modo que o comprador, ao guardar o bilhete, tenha acesso ao conteúdo informativo do projeto. Como cada acadêmico vende de forma independente, o controle é centralizado no sistema on-line de vendas desenvolvido pela turma (aplicativo web acessado pelo celular com o e-mail cadastrado do acadêmico): a cada venda, o vendedor preenche o canhoto e registra no sistema, no mesmo dia, os números vendidos, o nome e o telefone do comprador e a forma de pagamento; o sistema só permite registrar números do bloco do próprio acadêmico, impede que um número seja vendido duas vezes e constitui o registro oficial da rifa. Para pagamentos por PIX, o sistema gera o código com o valor exato e a identificação do pedido, e o pagamento cai diretamente na conta de recebimento da comissão financeira (conta de uso exclusivo da rifa, indicada pela comissão e aprovada pela professora responsável), de modo que o dinheiro não fique com o vendedor; valores em espécie são entregues à comissão nos acertos semanais, realizados às segundas-feiras nos encontros, quando o registro é conferido com os extratos. Somente participam do sorteio os bilhetes registrados e pagos até 30/10/2026, às 23h59; a lista dos números participantes, sem dados pessoais, é publicada no perfil do projeto em 01/11/2026. O prêmio será um tablet Samsung Galaxy Tab A11+ (11 polegadas, Wi-Fi) ou modelo equivalente. O sorteio ocorrerá em 02/11/2026, às [PENDENTE: horário], com transmissão ao vivo no @efeitorebote.oficial: os números da lista oficial são impressos, dobrados e depositados em urna, e um número é retirado na presença da professora responsável e de duas testemunhas, com lavratura de ata; por ser transmitido on-line, o sorteio independe do funcionamento do campus. Para que a compra dos itens ocorra entre o fim das vendas (30/10) e a entrega (04/11), a lista validada pelas unidades e as cotações serão preparadas antes do fim das vendas. O prêmio será adquirido somente quando a arrecadação cobrir seu custo com margem; se as vendas forem insuficientes, a comissão financeira e a professora responsável buscarão doação ou desconto do prêmio; não sendo possível, a rifa será cancelada e os valores devolvidos integralmente aos compradores, conforme o Anexo 1. Os valores arrecadados, deduzido o custo de aquisição do prêmio, serão destinados exclusivamente à compra dos itens listados, com comprovação por nota fiscal e prestação de contas à professora responsável e à turma. A realização da rifa está condicionada à autorização da instituição e da professora responsável, observadas as normas institucionais e a legislação federal sobre distribuição de prêmios mediante sorteio (BRASIL, 1944; BRASIL, 1971); sem essa autorização, a rifa não será iniciada e a arrecadação seguirá apenas por doações diretas; o regulamento completo consta do Anexo 1.</w:t>
+              <w:t>Ação de arrecadação solidária. Como forma complementar de obtenção de recursos, será realizada uma ação de arrecadação com bilhetes numerados de 0001 a 2400, ao valor de R$ 5,00 cada. Cada acadêmico receberá um bloco de 30 bilhetes numerados em sequência, vendidos em sua rede de contatos, o que distribui a responsabilidade de forma igualitária e dispensa a organização de eventos. Para que a ação de arrecadação também cumpra função de conscientização, cada bilhete trará o perfil do projeto no Instagram (@efeitorebote.oficial) e um QR Code de acesso a ele, de modo que o comprador, ao guardar o bilhete, tenha acesso ao conteúdo informativo do projeto. Como cada acadêmico vende de forma independente, o controle é centralizado no sistema on-line de vendas desenvolvido pela turma (aplicativo web acessado pelo celular com o e-mail cadastrado do acadêmico): a cada venda, o vendedor preenche o canhoto e registra no sistema, no mesmo dia, os números vendidos, o nome e o telefone do comprador e a forma de pagamento; o sistema só permite registrar números do bloco do próprio acadêmico, impede que um número seja vendido duas vezes e constitui o registro oficial da ação de arrecadação. Para pagamentos por PIX, o sistema gera o código com o valor exato e a identificação do pedido, e o pagamento cai diretamente na conta de recebimento da comissão financeira (conta de uso exclusivo da ação de arrecadação, indicada pela comissão e aprovada pela professora responsável), de modo que o dinheiro não fique com o vendedor; valores em espécie são entregues à comissão nos acertos semanais, realizados às segundas-feiras nos encontros, quando o registro é conferido com os extratos. Somente participam do sorteio os bilhetes registrados e pagos até 30/10/2026, às 23h59; a lista dos números participantes, sem dados pessoais, é publicada no perfil do projeto em 01/11/2026. O prêmio será um tablet Samsung Galaxy Tab A11+ (11 polegadas, Wi-Fi) ou modelo equivalente. O sorteio ocorrerá em 02/11/2026, às [PENDENTE: horário], com transmissão ao vivo no @efeitorebote.oficial: os números da lista oficial são impressos, dobrados e depositados em urna, e um número é retirado na presença da professora responsável e de duas testemunhas, com lavratura de ata; por ser transmitido on-line, o sorteio independe do funcionamento do campus. Para que a compra dos itens ocorra entre o fim das vendas (30/10) e a entrega (04/11), a lista validada pelas unidades e as cotações serão preparadas antes do fim das vendas. O prêmio será adquirido somente quando a arrecadação cobrir seu custo com margem; se as vendas forem insuficientes, a comissão financeira e a professora responsável buscarão doação ou desconto do prêmio; não sendo possível, a ação de arrecadação será cancelada e os valores devolvidos integralmente aos compradores, conforme o Anexo 1. Os valores arrecadados, deduzido o custo de aquisição do prêmio, serão destinados exclusivamente à compra dos itens listados, com comprovação por nota fiscal e prestação de contas à professora responsável e à turma. A realização da ação de arrecadação está condicionada à autorização da instituição e da professora responsável, observadas as normas institucionais e a legislação federal sobre distribuição de prêmios mediante sorteio (BRASIL, 1944; BRASIL, 1971); sem essa autorização, a ação de arrecadação não será iniciada e a arrecadação seguirá apenas por doações diretas; o regulamento completo consta do Anexo 1.</w:t>
             </w:r>
           </w:p>
           <w:p>
@@ -1557,7 +1557,7 @@
                 <w:i w:val="0"/>
                 <w:color w:val="444444"/>
               </w:rPr>
-              <w:t>Prestação de contas e frequência. A comissão financeira confirma cada pagamento no sistema após conferir o extrato ou receber o valor em espécie; cada confirmação gera automaticamente o lançamento correspondente em livro-caixa que não admite edição nem exclusão (correções apenas por estorno), e toda despesa exige número e imagem da nota fiscal. O sistema verifica continuamente se as entradas correspondem aos bilhetes confirmados e se o saldo confere, e uma página pública de transparência, divulgada no perfil do projeto, apresenta os números participantes e os valores arrecadados e gastos, sem dados pessoais, levando à sociedade o acompanhamento da ação. Ao final, será elaborado relatório de transparência com o quantitativo arrecadado e entregue por tipo de item e por unidade, o valor obtido com a rifa e os comprovantes de compra. A frequência dos acadêmicos é registrada em cada encontro, e as entregas individuais descritas no cronograma compõem o relatório final do projeto.</w:t>
+              <w:t>Prestação de contas e frequência. A comissão financeira confirma cada pagamento no sistema após conferir o extrato ou receber o valor em espécie; cada confirmação gera automaticamente o lançamento correspondente em livro-caixa que não admite edição nem exclusão (correções apenas por estorno), e toda despesa exige número e imagem da nota fiscal. O sistema verifica continuamente se as entradas correspondem aos bilhetes confirmados e se o saldo confere, e uma página pública de transparência, divulgada no perfil do projeto, apresenta os números participantes e os valores arrecadados e gastos, sem dados pessoais, levando à sociedade o acompanhamento da ação. Ao final, será elaborado relatório de transparência com o quantitativo arrecadado e entregue por tipo de item e por unidade, o valor obtido com a ação de arrecadação e os comprovantes de compra. A frequência dos acadêmicos é registrada em cada encontro, e as entregas individuais descritas no cronograma compõem o relatório final do projeto.</w:t>
             </w:r>
           </w:p>
           <w:p>
@@ -1571,7 +1571,7 @@
                 <w:i w:val="0"/>
                 <w:color w:val="444444"/>
               </w:rPr>
-              <w:t>Ajustes em relação ao pré-projeto aprovado. Esta versão mantém a fundamentação, os objetivos e a meta de referência de mais de 8.000 itens do pré-projeto (Anexo 3) e incorpora: (1) a lista atualizada de itens, que acrescenta o sabão em pó e define o limite de cada produto; como o pré-projeto especificava creme dental branco, a lista final (tipo, cor, embalagem e forma de entrega) será validada com a PEM, a CCM e a CPIM antes de qualquer aquisição; (2) a rifa solidária como fonte complementar de recursos: a divulgação permanece de custo zero, e a receita da rifa, deduzido o prêmio, destina-se exclusivamente à compra de itens; (3) as ações de mobilização e junto à sociedade, incluindo a roda de conversa com familiares; (4) o sistema on-line de controle de vendas e prestação de contas; e (5) a reformulação dos objetivos específicos e o tratamento do "efeito rebote" como categoria de análise fundamentada na literatura, sem pretensão de comprovar a relação entre prevenção e custos públicos, o que exigiria levantamento de dados alheio ao escopo da ação extensionista. O quantitativo arrecadado será acompanhado semanalmente em relação à meta, que depende principalmente das doações diretas; a receita da rifa, deduzido o prêmio, tem caráter complementar.</w:t>
+              <w:t>Ajustes em relação ao pré-projeto aprovado. Esta versão mantém a fundamentação, os objetivos e a meta de referência de mais de 8.000 itens do pré-projeto (Anexo 3) e incorpora: (1) a lista atualizada de itens, que acrescenta o sabão em pó e define o limite de cada produto; como o pré-projeto especificava creme dental branco, a lista final (tipo, cor, embalagem e forma de entrega) será validada com a PEM, a CCM e a CPIM antes de qualquer aquisição; (2) a ação de arrecadação solidária como fonte complementar de recursos: a divulgação permanece de custo zero, e a receita da ação de arrecadação, deduzido o prêmio, destina-se exclusivamente à compra de itens; (3) as ações de mobilização e junto à sociedade, incluindo a roda de conversa com familiares; (4) o sistema on-line de controle de vendas e prestação de contas; e (5) a reformulação dos objetivos específicos e o tratamento do "efeito rebote" como categoria de análise fundamentada na literatura, sem pretensão de comprovar a relação entre prevenção e custos públicos, o que exigiria levantamento de dados alheio ao escopo da ação extensionista. O quantitativo arrecadado será acompanhado semanalmente em relação à meta, que depende principalmente das doações diretas; a receita da ação de arrecadação, deduzido o prêmio, tem caráter complementar.</w:t>
             </w:r>
           </w:p>
         </w:tc>
@@ -2146,7 +2146,7 @@
                 <w:i w:val="0"/>
                 <w:color w:val="444444"/>
               </w:rPr>
-              <w:t>Adaptação do projeto ao modelo institucional; definição dos itens aceitos e de suas especificações; deliberação sobre a rifa solidária e as regras de execução; elaboração do material de apresentação para as redes sociais e envio para aprovação.</w:t>
+              <w:t>Adaptação do projeto ao modelo institucional; definição dos itens aceitos e de suas especificações; deliberação sobre a ação de arrecadação solidária e as regras de execução; elaboração do material de apresentação para as redes sociais e envio para aprovação.</w:t>
             </w:r>
           </w:p>
           <w:p>
@@ -2357,7 +2357,7 @@
                 <w:i w:val="0"/>
                 <w:color w:val="444444"/>
               </w:rPr>
-              <w:t>ENCONTRO 4 – Lançamento da Campanha e Distribuição da Rifa</w:t>
+              <w:t>ENCONTRO 4 – Lançamento da Campanha e Distribuição dos Bilhetes</w:t>
             </w:r>
           </w:p>
           <w:p>
@@ -2399,7 +2399,7 @@
                 <w:i w:val="0"/>
                 <w:color w:val="444444"/>
               </w:rPr>
-              <w:t>Iniciar a campanha de conscientização e organizar a rifa solidária, mediante as aprovações necessárias.</w:t>
+              <w:t>Iniciar a campanha de conscientização e organizar a ação de arrecadação solidária, mediante as aprovações necessárias.</w:t>
             </w:r>
           </w:p>
           <w:p>
@@ -2810,7 +2810,7 @@
                 <w:i w:val="0"/>
                 <w:color w:val="444444"/>
               </w:rPr>
-              <w:t>Dar visibilidade à campanha no campus e monitorar o andamento da arrecadação e da rifa.</w:t>
+              <w:t>Dar visibilidade à campanha no campus e monitorar o andamento da doação de itens e da ação de arrecadação.</w:t>
             </w:r>
           </w:p>
           <w:p>
@@ -2831,7 +2831,7 @@
                 <w:i w:val="0"/>
                 <w:color w:val="444444"/>
               </w:rPr>
-              <w:t>Montagem do cenário temático no pátio do campus, com exposição dos itens aceitos, caixa de coleta e escala de acadêmicos para atendimento ao público; recolhimento e triagem semanal dos itens do campus e dos comércios parceiros; acerto semanal da rifa com a comissão financeira.</w:t>
+              <w:t>Montagem do cenário temático no pátio do campus, com exposição dos itens aceitos, caixa de coleta e escala de acadêmicos para atendimento ao público; recolhimento e triagem semanal dos itens do campus e dos comércios parceiros; acerto semanal da ação de arrecadação com a comissão financeira.</w:t>
             </w:r>
           </w:p>
           <w:p>
@@ -3042,7 +3042,7 @@
                 <w:i w:val="0"/>
                 <w:color w:val="444444"/>
               </w:rPr>
-              <w:t>ENCONTRO 9 – Balanço da Rifa e Aquisição do Prêmio</w:t>
+              <w:t>ENCONTRO 9 – Balanço da Ação de Arrecadação e Aquisição do Prêmio</w:t>
             </w:r>
           </w:p>
           <w:p>
@@ -3126,7 +3126,7 @@
                 <w:i w:val="0"/>
                 <w:color w:val="444444"/>
               </w:rPr>
-              <w:t>Relatório descritivo da participação no balanço da rifa ou na aquisição do prêmio.</w:t>
+              <w:t>Relatório descritivo da participação no balanço da ação de arrecadação ou na aquisição do prêmio.</w:t>
             </w:r>
           </w:p>
           <w:p/>
@@ -3590,7 +3590,7 @@
                 <w:i w:val="0"/>
                 <w:color w:val="444444"/>
               </w:rPr>
-              <w:t>ENCONTRO 13 – Encerramento da Rifa e Comunicação dos Resultados Parciais</w:t>
+              <w:t>ENCONTRO 13 – Encerramento da Ação de Arrecadação e Comunicação dos Resultados Parciais</w:t>
             </w:r>
           </w:p>
           <w:p>
@@ -3632,7 +3632,7 @@
                 <w:i w:val="0"/>
                 <w:color w:val="444444"/>
               </w:rPr>
-              <w:t>Encerrar a rifa com transparência e preparar a aquisição dos itens com os valores arrecadados.</w:t>
+              <w:t>Encerrar a ação de arrecadação com transparência e preparar a aquisição dos itens com os valores arrecadados.</w:t>
             </w:r>
           </w:p>
           <w:p>
@@ -3674,7 +3674,7 @@
                 <w:i w:val="0"/>
                 <w:color w:val="444444"/>
               </w:rPr>
-              <w:t>Relatório descritivo da participação no encerramento da rifa ou na comunicação dos resultados.</w:t>
+              <w:t>Relatório descritivo da participação no encerramento da ação de arrecadação ou na comunicação dos resultados.</w:t>
             </w:r>
           </w:p>
           <w:p/>
@@ -4049,7 +4049,7 @@
                 <w:i w:val="0"/>
                 <w:color w:val="444444"/>
               </w:rPr>
-              <w:t>Anexo 1 - Regulamento da campanha de arrecadação e da rifa solidária</w:t>
+              <w:t>Anexo 1 - Regulamento da campanha de doação de itens e da ação de arrecadação solidária</w:t>
             </w:r>
           </w:p>
         </w:tc>

--- a/entregas/projeto-escrito.docx
+++ b/entregas/projeto-escrito.docx
@@ -1036,7 +1036,7 @@
                 <w:i w:val="0"/>
                 <w:color w:val="444444"/>
               </w:rPr>
-              <w:t>Objetivos específicos: (1) identificar a ocorrência do fenômeno "efeito rebote" como problema social; (2) observar, nas visitas técnicas, as condições de assistência material nas unidades; (3) promover o acolhimento às famílias daqueles em reclusão, por meio de roda de conversa; (4) realizar busca, arrecadação e campanhas de doação de insumos conforme a necessidade da PEM, da CCM e da CPIM; (5) estimular nos acadêmicos de Direito o pensamento crítico, humanístico e de cidadania; e (6) promover a responsabilidade social na comunidade por meio das redes sociais e das ações de mobilização.</w:t>
+              <w:t>Objetivos específicos: (1) identificar a ocorrência do fenômeno "efeito rebote" como problema social; (2) observar, nas visitas técnicas, as condições de assistência material nas unidades; (3) promover o acolhimento às famílias daqueles em reclusão, por meio de café da manhã de acolhimento realizado na unidade prisional em dia de visitação, com atenção às crianças; (4) realizar busca, arrecadação e campanhas de doação de insumos conforme a necessidade da PEM, da CCM e da CPIM; (5) estimular nos acadêmicos de Direito o pensamento crítico, humanístico e de cidadania; e (6) promover a responsabilidade social na comunidade por meio das redes sociais e das ações de mobilização.</w:t>
             </w:r>
           </w:p>
         </w:tc>
@@ -1389,7 +1389,7 @@
                 <w:i w:val="0"/>
                 <w:color w:val="444444"/>
               </w:rPr>
-              <w:t>Os encontros ocorrem semanalmente, às segundas-feiras, às 18h15, com acompanhamento da professora responsável e registro de frequência, totalizando 15 encontros: o 1º e o 2º destinam-se à construção do projeto; do 3º ao 13º, ao desenvolvimento das atividades conforme os encaminhamentos da turma; o 14º, às visitas técnicas; e o 15º, à discussão dos resultados e à elaboração do relatório final. O conteúdo de cada encontro está detalhado no cronograma. Algumas ações ocorrem fora do horário dos encontros, em datas próprias: o encerramento das vendas da ação de arrecadação (30/10), a publicação da lista de números (01/11), o sorteio transmitido ao vivo (02/11) e as visitas técnicas (04 e 05/11); os encontros correspondentes preparam e avaliam essas ações.</w:t>
+              <w:t>Os encontros ocorrem semanalmente, às segundas-feiras, às 18h15, com acompanhamento da professora responsável e registro de frequência, totalizando 15 encontros: o 1º e o 2º destinam-se à construção do projeto; do 3º ao 13º, ao desenvolvimento das atividades conforme os encaminhamentos da turma; o 14º, às visitas técnicas; e o 15º, à discussão dos resultados e à elaboração do relatório final. O conteúdo de cada encontro está detalhado no cronograma. Algumas ações ocorrem fora do horário dos encontros, em datas próprias: o encerramento das vendas da ação de arrecadação (30/10), a publicação da lista de números (01/11), o sorteio transmitido ao vivo (02/11), as visitas técnicas (04 e 05/11) e o café da manhã de acolhimento às famílias, em data a definir com a direção da unidade; os encontros correspondentes preparam e avaliam essas ações.</w:t>
             </w:r>
           </w:p>
           <w:p>
@@ -1515,7 +1515,7 @@
                 <w:i w:val="0"/>
                 <w:color w:val="444444"/>
               </w:rPr>
-              <w:t>Acolhimento às famílias. Será realizada uma roda de conversa com familiares de pessoas privadas de liberdade, conduzida pelos acadêmicos, com organização da acadêmica Francieli Araújo e mediação da professora responsável, em [PENDENTE: data e local; sugestão: dependências da UniCesumar], com divulgação feita em parceria com [PENDENTE: instituição que fará a ponte com as famílias, como o Conselho da Comunidade ou a Defensoria Pública] e mediante autorização das instâncias envolvidas. O encontro terá caráter de escuta e acolhimento e abordará, em linguagem acessível, os direitos da pessoa presa e de seus familiares (assistência material e à saúde, regras de visita) e os canais públicos de apoio. Regras: participação voluntária; sigilo sobre os relatos; nenhum registro de imagem ou dado que identifique os participantes, sendo a presença registrada apenas em número; e vedação de orientação jurídica individual pelos acadêmicos, com encaminhamento dos casos concretos à Defensoria Pública.</w:t>
+              <w:t>Acolhimento às famílias. Será realizado um café da manhã de acolhimento às famílias de pessoas privadas de liberdade, na própria unidade prisional e em dia de visitação, com atenção especial às crianças que visitam os pais nessa data. A ação será organizada pela acadêmica Francieli Araújo, com acompanhamento da professora responsável, em [PENDENTE: unidade e data, conforme o calendário de visitação definido pela direção da unidade], e depende de autorização prévia da direção da unidade e da instituição. Os alimentos serão obtidos por doações específicas, sem uso dos recursos da ação de arrecadação, que permanecem destinados exclusivamente aos itens de higiene, e seguirão as regras da unidade quanto aos produtos permitidos, às embalagens e à revista. O momento terá caráter de acolhimento e convivência: recepção das famílias, oferta do café da manhã, atenção às crianças e informação, em linguagem acessível, sobre os canais públicos de apoio aos familiares. Regras: participação voluntária; nenhum registro de imagem ou de dado que identifique familiares, crianças ou pessoas privadas de liberdade, em respeito à proteção integral da criança e do adolescente (BRASIL, 1990), sendo a presença registrada apenas em número; observância das normas de segurança e de conduta da unidade; e vedação de orientação jurídica individual pelos acadêmicos, com encaminhamento dos casos concretos à Defensoria Pública.</w:t>
             </w:r>
           </w:p>
           <w:p>
@@ -1571,7 +1571,7 @@
                 <w:i w:val="0"/>
                 <w:color w:val="444444"/>
               </w:rPr>
-              <w:t>Ajustes em relação ao pré-projeto aprovado. Esta versão mantém a fundamentação, os objetivos e a meta de referência de mais de 8.000 itens do pré-projeto (Anexo 3) e incorpora: (1) a lista atualizada de itens, que acrescenta o sabão em pó e define o limite de cada produto; como o pré-projeto especificava creme dental branco, a lista final (tipo, cor, embalagem e forma de entrega) será validada com a PEM, a CCM e a CPIM antes de qualquer aquisição; (2) a ação de arrecadação solidária como fonte complementar de recursos: a divulgação permanece de custo zero, e a receita da ação de arrecadação, deduzido o prêmio, destina-se exclusivamente à compra de itens; (3) as ações de mobilização e junto à sociedade, incluindo a roda de conversa com familiares; (4) o sistema on-line de controle de vendas e prestação de contas; e (5) a reformulação dos objetivos específicos e o tratamento do "efeito rebote" como categoria de análise fundamentada na literatura, sem pretensão de comprovar a relação entre prevenção e custos públicos, o que exigiria levantamento de dados alheio ao escopo da ação extensionista. O quantitativo arrecadado será acompanhado semanalmente em relação à meta, que depende principalmente das doações diretas; a receita da ação de arrecadação, deduzido o prêmio, tem caráter complementar.</w:t>
+              <w:t>Ajustes em relação ao pré-projeto aprovado. Esta versão mantém a fundamentação, os objetivos e a meta de referência de mais de 8.000 itens do pré-projeto (Anexo 3) e incorpora: (1) a lista atualizada de itens, que acrescenta o sabão em pó e define o limite de cada produto; como o pré-projeto especificava creme dental branco, a lista final (tipo, cor, embalagem e forma de entrega) será validada com a PEM, a CCM e a CPIM antes de qualquer aquisição; (2) a ação de arrecadação solidária como fonte complementar de recursos: a divulgação permanece de custo zero, e a receita da ação de arrecadação, deduzido o prêmio, destina-se exclusivamente à compra de itens; (3) as ações de mobilização e junto à sociedade, incluindo o café da manhã de acolhimento às famílias; (4) o sistema on-line de controle de vendas e prestação de contas; e (5) a reformulação dos objetivos específicos e o tratamento do "efeito rebote" como categoria de análise fundamentada na literatura, sem pretensão de comprovar a relação entre prevenção e custos públicos, o que exigiria levantamento de dados alheio ao escopo da ação extensionista. O quantitativo arrecadado será acompanhado semanalmente em relação à meta, que depende principalmente das doações diretas; a receita da ação de arrecadação, deduzido o prêmio, tem caráter complementar.</w:t>
             </w:r>
           </w:p>
         </w:tc>
@@ -1649,6 +1649,20 @@
                 <w:color w:val="444444"/>
               </w:rPr>
               <w:t>BRASIL. [Constituição (1988)]. Constituição da República Federativa do Brasil de 1988. Brasília, DF: Presidência da República, 1988.</w:t>
+            </w:r>
+          </w:p>
+          <w:p>
+            <w:pPr>
+              <w:spacing w:before="80"/>
+              <w:jc w:val="both"/>
+            </w:pPr>
+            <w:r>
+              <w:rPr>
+                <w:b w:val="0"/>
+                <w:i w:val="0"/>
+                <w:color w:val="444444"/>
+              </w:rPr>
+              <w:t>BRASIL. Lei nº 8.069, de 13 de julho de 1990. Dispõe sobre o Estatuto da Criança e do Adolescente e dá outras providências. Brasília, DF: Presidência da República, 1990.</w:t>
             </w:r>
           </w:p>
           <w:p>
@@ -2694,7 +2708,7 @@
                 <w:i w:val="0"/>
                 <w:color w:val="444444"/>
               </w:rPr>
-              <w:t>Pesquisa de dados (SENAPPEN, CNJ, Defensoria Pública do Paraná); produção de carrosséis e vídeos curtos; organização do calendário de três publicações semanais e envio prévio para aprovação; elaboração do roteiro da roda de conversa com familiares e contato com a instituição parceira para a divulgação.</w:t>
+              <w:t>Pesquisa de dados (SENAPPEN, CNJ, Defensoria Pública do Paraná); produção de carrosséis e vídeos curtos; organização do calendário de três publicações semanais e envio prévio para aprovação; início do planejamento do café da manhã de acolhimento às famílias e contato com a direção da unidade para autorização e definição da data.</w:t>
             </w:r>
           </w:p>
           <w:p>
@@ -3179,7 +3193,7 @@
                 <w:i w:val="0"/>
                 <w:color w:val="444444"/>
               </w:rPr>
-              <w:t>ENCONTRO 10 – Roda de Conversa com Familiares</w:t>
+              <w:t>ENCONTRO 10 – Preparação do Café da Manhã de Acolhimento às Famílias</w:t>
             </w:r>
           </w:p>
           <w:p>
@@ -3221,7 +3235,7 @@
                 <w:i w:val="0"/>
                 <w:color w:val="444444"/>
               </w:rPr>
-              <w:t>Acolher familiares de pessoas privadas de liberdade e compartilhar informações sobre direitos e canais públicos de apoio.</w:t>
+              <w:t>Organizar o café da manhã de acolhimento às famílias e às crianças que visitam os pais na unidade, conforme as regras da unidade.</w:t>
             </w:r>
           </w:p>
           <w:p>
@@ -3242,7 +3256,7 @@
                 <w:i w:val="0"/>
                 <w:color w:val="444444"/>
               </w:rPr>
-              <w:t>Recepção e escuta dos familiares; apresentação, em linguagem acessível, dos direitos relativos à assistência material, à saúde e às visitas; indicação dos canais de apoio (Defensoria Pública, Conselho da Comunidade); registro apenas do número de participantes, sem identificação.</w:t>
+              <w:t>Confirmação da autorização, da data e das regras da unidade (alimentos permitidos, embalagens, revista e número de acadêmicos); organização das doações de alimentos; divisão das tarefas; orientação da equipe sobre a conduta no acolhimento das famílias e das crianças e sobre a vedação de registros de imagem; após a ação, registro apenas do número de famílias e de crianças acolhidas.</w:t>
             </w:r>
           </w:p>
           <w:p>
@@ -3263,7 +3277,7 @@
                 <w:i w:val="0"/>
                 <w:color w:val="444444"/>
               </w:rPr>
-              <w:t>Relatório reflexivo sobre a escuta das famílias e a relação com o efeito rebote.</w:t>
+              <w:t>Relatório reflexivo sobre o acolhimento das famílias e a relação com o efeito rebote.</w:t>
             </w:r>
           </w:p>
           <w:p/>

--- a/entregas/projeto-escrito.docx
+++ b/entregas/projeto-escrito.docx
@@ -1473,7 +1473,7 @@
                 <w:i w:val="0"/>
                 <w:color w:val="444444"/>
               </w:rPr>
-              <w:t>Ação de arrecadação solidária. Como forma complementar de obtenção de recursos, será realizada uma ação de arrecadação com bilhetes numerados de 0001 a 2400, ao valor de R$ 5,00 cada. Cada acadêmico receberá um bloco de 30 bilhetes numerados em sequência, vendidos em sua rede de contatos, o que distribui a responsabilidade de forma igualitária e dispensa a organização de eventos. Para que a ação de arrecadação também cumpra função de conscientização, cada bilhete trará o perfil do projeto no Instagram (@efeitorebote.oficial) e um QR Code de acesso a ele, de modo que o comprador, ao guardar o bilhete, tenha acesso ao conteúdo informativo do projeto. Como cada acadêmico vende de forma independente, o controle é centralizado no sistema on-line de vendas desenvolvido pela turma (aplicativo web acessado pelo celular com o e-mail cadastrado do acadêmico): a cada venda, o vendedor preenche o canhoto e registra no sistema, no mesmo dia, os números vendidos, o nome e o telefone do comprador e a forma de pagamento; o sistema só permite registrar números do bloco do próprio acadêmico, impede que um número seja vendido duas vezes e constitui o registro oficial da ação de arrecadação. Para pagamentos por PIX, o sistema gera o código com o valor exato e a identificação do pedido, e o pagamento cai diretamente na conta de recebimento da comissão financeira (conta de uso exclusivo da ação de arrecadação, indicada pela comissão e aprovada pela professora responsável), de modo que o dinheiro não fique com o vendedor; valores em espécie são entregues à comissão nos acertos semanais, realizados às segundas-feiras nos encontros, quando o registro é conferido com os extratos. Somente participam do sorteio os bilhetes registrados e pagos até 30/10/2026, às 23h59; a lista dos números participantes, sem dados pessoais, é publicada no perfil do projeto em 01/11/2026. O prêmio será um tablet Samsung Galaxy Tab A11+ (11 polegadas, Wi-Fi) ou modelo equivalente. O sorteio ocorrerá em 02/11/2026, às [PENDENTE: horário], com transmissão ao vivo no @efeitorebote.oficial: os números da lista oficial são impressos, dobrados e depositados em urna, e um número é retirado na presença da professora responsável e de duas testemunhas, com lavratura de ata; por ser transmitido on-line, o sorteio independe do funcionamento do campus. Para que a compra dos itens ocorra entre o fim das vendas (30/10) e a entrega (04/11), a lista validada pelas unidades e as cotações serão preparadas antes do fim das vendas. O prêmio será adquirido somente quando a arrecadação cobrir seu custo com margem; se as vendas forem insuficientes, a comissão financeira e a professora responsável buscarão doação ou desconto do prêmio; não sendo possível, a ação de arrecadação será cancelada e os valores devolvidos integralmente aos compradores, conforme o Anexo 1. Os valores arrecadados, deduzido o custo de aquisição do prêmio, serão destinados exclusivamente à compra dos itens listados, com comprovação por nota fiscal e prestação de contas à professora responsável e à turma. A realização da ação de arrecadação está condicionada à autorização da instituição e da professora responsável, observadas as normas institucionais e a legislação federal sobre distribuição de prêmios mediante sorteio (BRASIL, 1944; BRASIL, 1971); sem essa autorização, a ação de arrecadação não será iniciada e a arrecadação seguirá apenas por doações diretas; o regulamento completo consta do Anexo 1.</w:t>
+              <w:t>Ação de arrecadação solidária. Como forma complementar de obtenção de recursos, será realizada uma ação de arrecadação com bilhetes numerados de 0001 a 2400, ao valor de R$ 5,00 cada. Cada acadêmico receberá um bloco de 30 bilhetes numerados em sequência, vendidos em sua rede de contatos, o que distribui a responsabilidade de forma igualitária e dispensa a organização de eventos. Para que a ação de arrecadação também cumpra função de conscientização, cada bilhete trará o perfil do projeto no Instagram (@efeitorebote.oficial) e um QR Code de acesso a ele, de modo que o comprador, ao guardar o bilhete, tenha acesso ao conteúdo informativo do projeto. Como cada acadêmico vende de forma independente, o controle é feito por bloco: a cada venda, o acadêmico preenche o canhoto (nome e telefone do comprador) e recebe o valor diretamente; até 30/10/2026, às 23h59, repassa o valor integral do bloco, R$ 150,00 (30 bilhetes de R$ 5,00), por PIX, à conta de recebimento de uso exclusivo da ação de arrecadação (chave aleatória fe5450d9-8b9e-470e-8b46-0d07e4a86d0d), sob a responsabilidade de Edgar [PENDENTE: nome completo], indicado pela turma e aprovado pela professora responsável. O repasse deve partir de conta do próprio acadêmico ou trazer seu nome na mensagem do PIX, e é acompanhado da entrega dos canhotos à comissão financeira. Os bilhetes não vendidos são completados pelo próprio acadêmico, com recursos próprios, e concorrem em seu nome. O bloco é considerado quitado quando o repasse de R$ 150,00 é identificado no extrato e os canhotos são conferidos, o que é registrado em planilha de controle; o acadêmico responde, perante os compradores, pelos bilhetes que vendeu. Somente participam do sorteio os bilhetes de blocos quitados até 30/10/2026, às 23h59; a lista dos números participantes, sem dados pessoais, é publicada no perfil do projeto em 01/11/2026. O prêmio será um tablet Samsung Galaxy Tab A11+ (11 polegadas, Wi-Fi) ou modelo equivalente. O sorteio ocorrerá em 02/11/2026, às [PENDENTE: horário], com transmissão ao vivo no @efeitorebote.oficial: os números da lista oficial são impressos, dobrados e depositados em urna, e um número é retirado na presença da professora responsável e de duas testemunhas, com lavratura de ata; por ser transmitido on-line, o sorteio independe do funcionamento do campus. Para que a compra dos itens ocorra entre o fim das vendas (30/10) e a entrega (04/11), a lista validada pelas unidades e as cotações serão preparadas antes do fim das vendas. O prêmio será adquirido somente quando a arrecadação cobrir seu custo com margem; se as vendas forem insuficientes, a comissão financeira e a professora responsável buscarão doação ou desconto do prêmio; não sendo possível, a ação de arrecadação será cancelada e os valores devolvidos integralmente aos compradores, conforme o Anexo 1. Os valores arrecadados, deduzido o custo de aquisição do prêmio, serão destinados exclusivamente à compra dos itens listados, com comprovação por nota fiscal e prestação de contas à professora responsável e à turma. A realização da ação de arrecadação está condicionada à autorização da instituição e da professora responsável, observadas as normas institucionais e a legislação federal sobre distribuição de prêmios mediante sorteio (BRASIL, 1944; BRASIL, 1971); sem essa autorização, a ação de arrecadação não será iniciada e a arrecadação seguirá apenas por doações diretas; o regulamento completo consta do Anexo 1.</w:t>
             </w:r>
           </w:p>
           <w:p>
@@ -1557,7 +1557,7 @@
                 <w:i w:val="0"/>
                 <w:color w:val="444444"/>
               </w:rPr>
-              <w:t>Prestação de contas e frequência. A comissão financeira confirma cada pagamento no sistema após conferir o extrato ou receber o valor em espécie; cada confirmação gera automaticamente o lançamento correspondente em livro-caixa que não admite edição nem exclusão (correções apenas por estorno), e toda despesa exige número e imagem da nota fiscal. O sistema verifica continuamente se as entradas correspondem aos bilhetes confirmados e se o saldo confere, e uma página pública de transparência, divulgada no perfil do projeto, apresenta os números participantes e os valores arrecadados e gastos, sem dados pessoais, levando à sociedade o acompanhamento da ação. Ao final, será elaborado relatório de transparência com o quantitativo arrecadado e entregue por tipo de item e por unidade, o valor obtido com a ação de arrecadação e os comprovantes de compra. A frequência dos acadêmicos é registrada em cada encontro, e as entregas individuais descritas no cronograma compõem o relatório final do projeto.</w:t>
+              <w:t>Prestação de contas e frequência. A comissão financeira registra em planilha de controle, para cada acadêmico, a data e o valor do repasse identificado no extrato e a entrega dos canhotos; o saldo da conta deve corresponder ao número de blocos quitados multiplicado por R$ 150,00, deduzidas as despesas, e toda despesa exige nota fiscal. O extrato da conta de uso exclusivo e a planilha compõem a prestação de contas, e um resumo dos valores arrecadados e gastos, sem dados pessoais, será divulgado no perfil do projeto, levando à sociedade o acompanhamento da ação. Ao final, será elaborado relatório de transparência com o quantitativo arrecadado e entregue por tipo de item e por unidade, o valor obtido com a ação de arrecadação e os comprovantes de compra. A frequência dos acadêmicos é registrada em cada encontro, e as entregas individuais descritas no cronograma compõem o relatório final do projeto.</w:t>
             </w:r>
           </w:p>
           <w:p>
@@ -1571,7 +1571,7 @@
                 <w:i w:val="0"/>
                 <w:color w:val="444444"/>
               </w:rPr>
-              <w:t>Ajustes em relação ao pré-projeto aprovado. Esta versão mantém a fundamentação, os objetivos e a meta de referência de mais de 8.000 itens do pré-projeto (Anexo 3) e incorpora: (1) a lista atualizada de itens, que acrescenta o sabão em pó e define o limite de cada produto; como o pré-projeto especificava creme dental branco, a lista final (tipo, cor, embalagem e forma de entrega) será validada com a PEM, a CCM e a CPIM antes de qualquer aquisição; (2) a ação de arrecadação solidária como fonte complementar de recursos: a divulgação permanece de custo zero, e a receita da ação de arrecadação, deduzido o prêmio, destina-se exclusivamente à compra de itens; (3) as ações de mobilização e junto à sociedade, incluindo o café da manhã de acolhimento às famílias; (4) o sistema on-line de controle de vendas e prestação de contas; e (5) a reformulação dos objetivos específicos e o tratamento do "efeito rebote" como categoria de análise fundamentada na literatura, sem pretensão de comprovar a relação entre prevenção e custos públicos, o que exigiria levantamento de dados alheio ao escopo da ação extensionista. O quantitativo arrecadado será acompanhado semanalmente em relação à meta, que depende principalmente das doações diretas; a receita da ação de arrecadação, deduzido o prêmio, tem caráter complementar.</w:t>
+              <w:t>Ajustes em relação ao pré-projeto aprovado. Esta versão mantém a fundamentação, os objetivos e a meta de referência de mais de 8.000 itens do pré-projeto (Anexo 3) e incorpora: (1) a lista atualizada de itens, que acrescenta o sabão em pó e define o limite de cada produto; como o pré-projeto especificava creme dental branco, a lista final (tipo, cor, embalagem e forma de entrega) será validada com a PEM, a CCM e a CPIM antes de qualquer aquisição; (2) a ação de arrecadação solidária como fonte complementar de recursos: a divulgação permanece de custo zero, e a receita da ação de arrecadação, deduzido o prêmio, destina-se exclusivamente à compra de itens; (3) as ações de mobilização e junto à sociedade, incluindo o café da manhã de acolhimento às famílias; (4) o controle financeiro por bloco, com repasse individual de cada acadêmico à conta de uso exclusivo; e (5) a reformulação dos objetivos específicos e o tratamento do "efeito rebote" como categoria de análise fundamentada na literatura, sem pretensão de comprovar a relação entre prevenção e custos públicos, o que exigiria levantamento de dados alheio ao escopo da ação extensionista. O quantitativo arrecadado será acompanhado semanalmente em relação à meta, que depende principalmente das doações diretas; a receita da ação de arrecadação, deduzido o prêmio, tem caráter complementar.</w:t>
             </w:r>
           </w:p>
         </w:tc>
@@ -2434,7 +2434,7 @@
                 <w:i w:val="0"/>
                 <w:color w:val="444444"/>
               </w:rPr>
-              <w:t>Publicação do conteúdo de apresentação aprovado; distribuição dos blocos de 30 bilhetes por acadêmico, com registro em planilha; orientação sobre as regras de venda, registro nos canhotos e acertos com a comissão financeira.</w:t>
+              <w:t>Publicação do conteúdo de apresentação aprovado; distribuição dos blocos de 30 bilhetes por acadêmico, com registro em planilha; orientação sobre as regras de venda, o preenchimento dos canhotos e o repasse de R$ 150,00 por bloco até 30/10.</w:t>
             </w:r>
           </w:p>
           <w:p>
@@ -2845,7 +2845,7 @@
                 <w:i w:val="0"/>
                 <w:color w:val="444444"/>
               </w:rPr>
-              <w:t>Montagem do cenário temático no pátio do campus, com exposição dos itens aceitos, caixa de coleta e escala de acadêmicos para atendimento ao público; recolhimento e triagem semanal dos itens do campus e dos comércios parceiros; acerto semanal da ação de arrecadação com a comissão financeira.</w:t>
+              <w:t>Montagem do cenário temático no pátio do campus, com exposição dos itens aceitos, caixa de coleta e escala de acadêmicos para atendimento ao público; recolhimento e triagem semanal dos itens do campus e dos comércios parceiros; acompanhamento, pela comissão financeira, dos blocos já quitados.</w:t>
             </w:r>
           </w:p>
           <w:p>
@@ -3119,7 +3119,7 @@
                 <w:i w:val="0"/>
                 <w:color w:val="444444"/>
               </w:rPr>
-              <w:t>Conferência dos registros do sistema de vendas com os extratos da conta da comissão financeira; balanço por acadêmico; cotação em três lojas e aquisição do tablet com nota fiscal quando a arrecadação cobrir seu custo com margem; preparação da lista de compras e das cotações dos itens; reforço da divulgação junto aos acadêmicos com menos vendas.</w:t>
+              <w:t>Conferência dos repasses recebidos com o extrato da conta de uso exclusivo e a planilha de controle; balanço dos blocos quitados e pendentes; cotação em três lojas e aquisição do tablet com nota fiscal quando a arrecadação cobrir seu custo com margem; preparação da lista de compras e das cotações dos itens; reforço da divulgação junto aos acadêmicos com blocos pendentes.</w:t>
             </w:r>
           </w:p>
           <w:p>
@@ -3667,7 +3667,7 @@
                 <w:i w:val="0"/>
                 <w:color w:val="444444"/>
               </w:rPr>
-              <w:t>Acerto final de valores (prazo de vendas: 30/10); publicação da lista de números participantes (01/11); organização do sorteio transmitido ao vivo no @efeitorebote.oficial em 02/11, com ata e testemunhas; compra dos itens validados pelas unidades, com nota fiscal; produção de conteúdo, previamente aprovado, sobre o quantitativo arrecadado.</w:t>
+              <w:t>Conferência final dos repasses de R$ 150,00 e dos canhotos (prazo: 30/10); publicação da lista de números participantes (01/11); organização do sorteio transmitido ao vivo no @efeitorebote.oficial em 02/11, com ata e testemunhas; compra dos itens validados pelas unidades, com nota fiscal; produção de conteúdo, previamente aprovado, sobre o quantitativo arrecadado.</w:t>
             </w:r>
           </w:p>
           <w:p>

--- a/entregas/projeto-escrito.docx
+++ b/entregas/projeto-escrito.docx
@@ -577,7 +577,7 @@
                 <w:i w:val="0"/>
                 <w:color w:val="444444"/>
               </w:rPr>
-              <w:t>[PENDENTE: semestres das turmas participantes]</w:t>
+              <w:t>A preencher pela professora responsável</w:t>
             </w:r>
           </w:p>
         </w:tc>
@@ -649,7 +649,7 @@
                 <w:i w:val="0"/>
                 <w:color w:val="444444"/>
               </w:rPr>
-              <w:t>[PENDENTE: data de início] — [PENDENTE: data do último encontro]</w:t>
+              <w:t>Encontros semanais às segundas-feiras; datas de início e de término a preencher pela professora responsável</w:t>
             </w:r>
           </w:p>
         </w:tc>
@@ -719,7 +719,7 @@
                 <w:i w:val="0"/>
                 <w:color w:val="444444"/>
               </w:rPr>
-              <w:t>[PENDENTE: carga horária total definida pela coordenação]</w:t>
+              <w:t>40 ou 60 horas, conforme definição da instituição</w:t>
             </w:r>
           </w:p>
         </w:tc>
@@ -1473,7 +1473,21 @@
                 <w:i w:val="0"/>
                 <w:color w:val="444444"/>
               </w:rPr>
-              <w:t>Ação de arrecadação solidária. Como forma complementar de obtenção de recursos, será realizada uma ação de arrecadação com bilhetes numerados de 0001 a 2400, ao valor de R$ 5,00 cada. Cada acadêmico receberá um bloco de 30 bilhetes numerados em sequência, vendidos em sua rede de contatos, o que distribui a responsabilidade de forma igualitária e dispensa a organização de eventos. Para que a ação de arrecadação também cumpra função de conscientização, cada bilhete trará o perfil do projeto no Instagram (@efeitorebote.oficial) e um QR Code de acesso a ele, de modo que o comprador, ao guardar o bilhete, tenha acesso ao conteúdo informativo do projeto. Como cada acadêmico vende de forma independente, o controle é feito por bloco: a cada venda, o acadêmico preenche o canhoto (nome e telefone do comprador) e recebe o valor diretamente; até 30/10/2026, às 23h59, repassa o valor integral do bloco, R$ 150,00 (30 bilhetes de R$ 5,00), por PIX, à conta de recebimento de uso exclusivo da ação de arrecadação (chave aleatória fe5450d9-8b9e-470e-8b46-0d07e4a86d0d), sob a responsabilidade de Edgar [PENDENTE: nome completo], indicado pela turma e aprovado pela professora responsável. O repasse deve partir de conta do próprio acadêmico ou trazer seu nome na mensagem do PIX, e é acompanhado da entrega dos canhotos à comissão financeira. Os bilhetes não vendidos são completados pelo próprio acadêmico, com recursos próprios, e concorrem em seu nome. O bloco é considerado quitado quando o repasse de R$ 150,00 é identificado no extrato e os canhotos são conferidos, o que é registrado em planilha de controle; o acadêmico responde, perante os compradores, pelos bilhetes que vendeu. Somente participam do sorteio os bilhetes de blocos quitados até 30/10/2026, às 23h59; a lista dos números participantes, sem dados pessoais, é publicada no perfil do projeto em 01/11/2026. O prêmio será um tablet Samsung Galaxy Tab A11+ (11 polegadas, Wi-Fi) ou modelo equivalente. O sorteio ocorrerá em 02/11/2026, às [PENDENTE: horário], com transmissão ao vivo no @efeitorebote.oficial: os números da lista oficial são impressos, dobrados e depositados em urna, e um número é retirado na presença da professora responsável e de duas testemunhas, com lavratura de ata; por ser transmitido on-line, o sorteio independe do funcionamento do campus. Para que a compra dos itens ocorra entre o fim das vendas (30/10) e a entrega (04/11), a lista validada pelas unidades e as cotações serão preparadas antes do fim das vendas. O prêmio será adquirido somente quando a arrecadação cobrir seu custo com margem; se as vendas forem insuficientes, a comissão financeira e a professora responsável buscarão doação ou desconto do prêmio; não sendo possível, a ação de arrecadação será cancelada e os valores devolvidos integralmente aos compradores, conforme o Anexo 1. Os valores arrecadados, deduzido o custo de aquisição do prêmio, serão destinados exclusivamente à compra dos itens listados, com comprovação por nota fiscal e prestação de contas à professora responsável e à turma. A realização da ação de arrecadação está condicionada à autorização da instituição e da professora responsável, observadas as normas institucionais e a legislação federal sobre distribuição de prêmios mediante sorteio (BRASIL, 1944; BRASIL, 1971); sem essa autorização, a ação de arrecadação não será iniciada e a arrecadação seguirá apenas por doações diretas; o regulamento completo consta do Anexo 1.</w:t>
+              <w:t>Ação de arrecadação solidária. Como forma complementar de obtenção de recursos, será realizada uma ação de arrecadação com bilhetes numerados de 0001 a 2400, ao valor de R$ 5,00 cada. Cada acadêmico receberá um bloco de 30 bilhetes numerados em sequência, vendidos em sua rede de contatos, o que distribui a responsabilidade de forma igualitária e dispensa a organização de eventos. Para que a ação de arrecadação também cumpra função de conscientização, cada bilhete trará o perfil do projeto no Instagram (@efeitorebote.oficial) e um QR Code de acesso a ele, de modo que o comprador, ao guardar o bilhete, tenha acesso ao conteúdo informativo do projeto. Como cada acadêmico vende de forma independente, o controle é feito por bloco: a cada venda, o acadêmico preenche o canhoto (nome e telefone do comprador) e recebe o valor diretamente; até 30/10/2026, às 23h59, repassa o valor integral do bloco, R$ 150,00 (30 bilhetes de R$ 5,00), por PIX, à conta de recebimento de uso exclusivo da ação de arrecadação (chave aleatória fe5450d9-8b9e-470e-8b46-0d07e4a86d0d), sob a responsabilidade de Edgar Gabriel Castro Rocha, titular da conta, indicado pela turma e aprovado pela professora responsável. O repasse deve partir de conta do próprio acadêmico ou trazer seu nome na mensagem do PIX, e é acompanhado da entrega dos canhotos à comissão financeira. Os bilhetes não vendidos são completados pelo próprio acadêmico, com recursos próprios, e concorrem em seu nome. O bloco é considerado quitado quando o repasse de R$ 150,00 é identificado no extrato e os canhotos são conferidos, o que é registrado em planilha de controle; o acadêmico responde, perante os compradores, pelos bilhetes que vendeu. Somente participam do sorteio os bilhetes de blocos quitados até 30/10/2026, às 23h59; a lista dos números participantes, sem dados pessoais, é publicada no perfil do projeto em 01/11/2026. O prêmio será um tablet Samsung Galaxy Tab A11+ (11 polegadas, Wi-Fi) ou modelo equivalente. O sorteio ocorrerá em 02/11/2026, às [PENDENTE: horário], com transmissão ao vivo no @efeitorebote.oficial: os números da lista oficial são impressos, dobrados e depositados em urna, e um número é retirado na presença da professora responsável e de duas testemunhas, com lavratura de ata; por ser transmitido on-line, o sorteio independe do funcionamento do campus. Para que a compra dos itens ocorra entre o fim das vendas (30/10) e a entrega (04/11), a lista validada pelas unidades e as cotações serão preparadas antes do fim das vendas. O prêmio será adquirido somente quando a arrecadação cobrir seu custo com margem; se as vendas forem insuficientes, a comissão financeira e a professora responsável buscarão doação ou desconto do prêmio; não sendo possível, a ação de arrecadação será cancelada e os valores devolvidos integralmente aos compradores, conforme o Anexo 1. Os valores arrecadados, deduzido o custo de aquisição do prêmio, serão destinados exclusivamente à compra dos itens listados, com comprovação por nota fiscal e prestação de contas à professora responsável e à turma. A realização da ação de arrecadação está condicionada à autorização da instituição e da professora responsável, observadas as normas institucionais e a legislação federal sobre distribuição de prêmios mediante sorteio (BRASIL, 1944; BRASIL, 1971); sem essa autorização, a ação de arrecadação não será iniciada e a arrecadação seguirá apenas por doações diretas; o regulamento completo consta do Anexo 1.</w:t>
+            </w:r>
+          </w:p>
+          <w:p>
+            <w:pPr>
+              <w:spacing w:before="80"/>
+              <w:jc w:val="both"/>
+            </w:pPr>
+            <w:r>
+              <w:rPr>
+                <w:b w:val="0"/>
+                <w:i w:val="0"/>
+                <w:color w:val="444444"/>
+              </w:rPr>
+              <w:t>Doações em dinheiro. Também serão aceitas doações em dinheiro de pessoas da comunidade, exclusivamente por PIX à mesma conta de recebimento de uso exclusivo, com a identificação do doador ou a indicação "doação" na mensagem do PIX; não será recebido dinheiro em espécie pelos acadêmicos. A divulgação dessa modalidade depende de liberação da professora responsável. Cada doação é registrada pela comissão financeira em planilha própria, separada dos repasses dos bilhetes, com data, valor e identificação conforme o extrato, e o valor é destinado exclusivamente à compra dos itens listados, mediante nota fiscal.</w:t>
             </w:r>
           </w:p>
           <w:p>
@@ -1557,7 +1571,7 @@
                 <w:i w:val="0"/>
                 <w:color w:val="444444"/>
               </w:rPr>
-              <w:t>Prestação de contas e frequência. A comissão financeira registra em planilha de controle, para cada acadêmico, a data e o valor do repasse identificado no extrato e a entrega dos canhotos; o saldo da conta deve corresponder ao número de blocos quitados multiplicado por R$ 150,00, deduzidas as despesas, e toda despesa exige nota fiscal. O extrato da conta de uso exclusivo e a planilha compõem a prestação de contas, e um resumo dos valores arrecadados e gastos, sem dados pessoais, será divulgado no perfil do projeto, levando à sociedade o acompanhamento da ação. Ao final, será elaborado relatório de transparência com o quantitativo arrecadado e entregue por tipo de item e por unidade, o valor obtido com a ação de arrecadação e os comprovantes de compra. A frequência dos acadêmicos é registrada em cada encontro, e as entregas individuais descritas no cronograma compõem o relatório final do projeto.</w:t>
+              <w:t>Prestação de contas e frequência. A comissão financeira registra em planilha de controle, para cada acadêmico, a data e o valor do repasse identificado no extrato e a entrega dos canhotos; o saldo da conta deve corresponder ao número de blocos quitados multiplicado por R$ 150,00, somadas as doações em dinheiro e deduzidas as despesas, e toda despesa exige nota fiscal. O extrato da conta de uso exclusivo e a planilha compõem a prestação de contas, e um resumo dos valores arrecadados e gastos, sem dados pessoais, será divulgado no perfil do projeto, levando à sociedade o acompanhamento da ação. Ao final, será elaborado relatório de transparência com o quantitativo arrecadado e entregue por tipo de item e por unidade, o valor obtido com a ação de arrecadação, o total das doações em dinheiro e os comprovantes de compra. A frequência dos acadêmicos é registrada em cada encontro, e as entregas individuais descritas no cronograma compõem o relatório final do projeto.</w:t>
             </w:r>
           </w:p>
           <w:p>

--- a/entregas/projeto-escrito.docx
+++ b/entregas/projeto-escrito.docx
@@ -1571,7 +1571,21 @@
                 <w:i w:val="0"/>
                 <w:color w:val="444444"/>
               </w:rPr>
-              <w:t>Prestação de contas e frequência. A comissão financeira registra em planilha de controle, para cada acadêmico, a data e o valor do repasse identificado no extrato e a entrega dos canhotos; o saldo da conta deve corresponder ao número de blocos quitados multiplicado por R$ 150,00, somadas as doações em dinheiro e deduzidas as despesas, e toda despesa exige nota fiscal. O extrato da conta de uso exclusivo e a planilha compõem a prestação de contas, e um resumo dos valores arrecadados e gastos, sem dados pessoais, será divulgado no perfil do projeto, levando à sociedade o acompanhamento da ação. Ao final, será elaborado relatório de transparência com o quantitativo arrecadado e entregue por tipo de item e por unidade, o valor obtido com a ação de arrecadação, o total das doações em dinheiro e os comprovantes de compra. A frequência dos acadêmicos é registrada em cada encontro, e as entregas individuais descritas no cronograma compõem o relatório final do projeto.</w:t>
+              <w:t>Prestação de contas. Haverá prestação de contas de todas as frentes do projeto, e não apenas do valor financeiro, em quatro componentes: (1) ação de arrecadação: a comissão financeira registra em planilha de controle, para cada acadêmico, a data e o valor do repasse identificado no extrato e a entrega dos canhotos; (2) doações em dinheiro: registradas em planilha própria, com data, valor e identificação conforme o extrato; (3) compras: toda despesa exige nota fiscal, e a planilha relaciona cada compra aos itens adquiridos e às respectivas quantidades; e (4) itens arrecadados: a quantidade de cada item recebido nas caixas de coleta, registrada na triagem semanal, e a quantidade entregue a cada unidade, comprovada pelo termo de entrega. O saldo da conta deve corresponder ao número de blocos quitados multiplicado por R$ 150,00, somadas as doações em dinheiro e deduzidas as despesas. O extrato da conta de uso exclusivo, as planilhas, as notas fiscais e os termos de entrega compõem a prestação de contas, e um resumo dos valores arrecadados e gastos e dos itens arrecadados e entregues, sem dados pessoais, será divulgado no perfil do projeto, levando à sociedade o acompanhamento da ação. Ao final, será elaborado relatório de transparência, apresentado à professora responsável e à turma, com o quantitativo arrecadado e entregue por tipo de item e por unidade, o valor obtido com a ação de arrecadação, o total das doações em dinheiro e os comprovantes de compra.</w:t>
+            </w:r>
+          </w:p>
+          <w:p>
+            <w:pPr>
+              <w:spacing w:before="80"/>
+              <w:jc w:val="both"/>
+            </w:pPr>
+            <w:r>
+              <w:rPr>
+                <w:b w:val="0"/>
+                <w:i w:val="0"/>
+                <w:color w:val="444444"/>
+              </w:rPr>
+              <w:t>Frequência. A frequência dos acadêmicos é registrada em cada encontro, e as entregas individuais descritas no cronograma compõem o relatório final do projeto.</w:t>
             </w:r>
           </w:p>
           <w:p>
